--- a/Documents/Fundamentals_CI_CD_Dev/Fundamentals of CI_CD Pipeline Development_HomeWork3.docx
+++ b/Documents/Fundamentals_CI_CD_Dev/Fundamentals of CI_CD Pipeline Development_HomeWork3.docx
@@ -27,13 +27,19 @@
         </w:rPr>
         <w:t xml:space="preserve">. </w:t>
       </w:r>
+      <w:r>
+        <w:rPr>
+          <w:lang w:val="ru-RU"/>
+        </w:rPr>
+        <w:t>Автоматиз</w:t>
+      </w:r>
       <w:bookmarkStart w:id="0" w:name="_GoBack"/>
       <w:bookmarkEnd w:id="0"/>
       <w:r>
         <w:rPr>
           <w:lang w:val="ru-RU"/>
         </w:rPr>
-        <w:t>Автоматизированное развертывание Nginx + Apache при помощи СУК Ansible</w:t>
+        <w:t>ированное развертывание Nginx + Apache при помощи СУК Ansible</w:t>
       </w:r>
     </w:p>
     <w:p>
@@ -93,7 +99,7 @@
           <w:r>
             <w:fldChar w:fldCharType="separate"/>
           </w:r>
-          <w:hyperlink w:anchor="_Toc215522491" w:history="1">
+          <w:hyperlink w:anchor="_Toc215559896" w:history="1">
             <w:r>
               <w:rPr>
                 <w:rStyle w:val="Hyperlink"/>
@@ -121,7 +127,7 @@
                 <w:noProof/>
                 <w:webHidden/>
               </w:rPr>
-              <w:instrText xml:space="preserve"> PAGEREF _Toc215522491 \h </w:instrText>
+              <w:instrText xml:space="preserve"> PAGEREF _Toc215559896 \h </w:instrText>
             </w:r>
             <w:r>
               <w:rPr>
@@ -163,7 +169,7 @@
               <w:noProof/>
             </w:rPr>
           </w:pPr>
-          <w:hyperlink w:anchor="_Toc215522492" w:history="1">
+          <w:hyperlink w:anchor="_Toc215559897" w:history="1">
             <w:r>
               <w:rPr>
                 <w:rStyle w:val="Hyperlink"/>
@@ -213,7 +219,7 @@
                 <w:noProof/>
                 <w:webHidden/>
               </w:rPr>
-              <w:instrText xml:space="preserve"> PAGEREF _Toc215522492 \h </w:instrText>
+              <w:instrText xml:space="preserve"> PAGEREF _Toc215559897 \h </w:instrText>
             </w:r>
             <w:r>
               <w:rPr>
@@ -255,7 +261,7 @@
               <w:noProof/>
             </w:rPr>
           </w:pPr>
-          <w:hyperlink w:anchor="_Toc215522493" w:history="1">
+          <w:hyperlink w:anchor="_Toc215559898" w:history="1">
             <w:r>
               <w:rPr>
                 <w:rStyle w:val="Hyperlink"/>
@@ -313,7 +319,7 @@
                 <w:noProof/>
                 <w:webHidden/>
               </w:rPr>
-              <w:instrText xml:space="preserve"> PAGEREF _Toc215522493 \h </w:instrText>
+              <w:instrText xml:space="preserve"> PAGEREF _Toc215559898 \h </w:instrText>
             </w:r>
             <w:r>
               <w:rPr>
@@ -355,7 +361,7 @@
               <w:noProof/>
             </w:rPr>
           </w:pPr>
-          <w:hyperlink w:anchor="_Toc215522494" w:history="1">
+          <w:hyperlink w:anchor="_Toc215559899" w:history="1">
             <w:r>
               <w:rPr>
                 <w:rStyle w:val="Hyperlink"/>
@@ -390,7 +396,7 @@
                 <w:noProof/>
                 <w:webHidden/>
               </w:rPr>
-              <w:instrText xml:space="preserve"> PAGEREF _Toc215522494 \h </w:instrText>
+              <w:instrText xml:space="preserve"> PAGEREF _Toc215559899 \h </w:instrText>
             </w:r>
             <w:r>
               <w:rPr>
@@ -432,7 +438,7 @@
               <w:noProof/>
             </w:rPr>
           </w:pPr>
-          <w:hyperlink w:anchor="_Toc215522495" w:history="1">
+          <w:hyperlink w:anchor="_Toc215559900" w:history="1">
             <w:r>
               <w:rPr>
                 <w:rStyle w:val="Hyperlink"/>
@@ -497,7 +503,7 @@
                 <w:noProof/>
                 <w:webHidden/>
               </w:rPr>
-              <w:instrText xml:space="preserve"> PAGEREF _Toc215522495 \h </w:instrText>
+              <w:instrText xml:space="preserve"> PAGEREF _Toc215559900 \h </w:instrText>
             </w:r>
             <w:r>
               <w:rPr>
@@ -539,7 +545,7 @@
               <w:noProof/>
             </w:rPr>
           </w:pPr>
-          <w:hyperlink w:anchor="_Toc215522496" w:history="1">
+          <w:hyperlink w:anchor="_Toc215559901" w:history="1">
             <w:r>
               <w:rPr>
                 <w:rStyle w:val="Hyperlink"/>
@@ -567,7 +573,7 @@
                 <w:noProof/>
                 <w:webHidden/>
               </w:rPr>
-              <w:instrText xml:space="preserve"> PAGEREF _Toc215522496 \h </w:instrText>
+              <w:instrText xml:space="preserve"> PAGEREF _Toc215559901 \h </w:instrText>
             </w:r>
             <w:r>
               <w:rPr>
@@ -609,7 +615,7 @@
               <w:noProof/>
             </w:rPr>
           </w:pPr>
-          <w:hyperlink w:anchor="_Toc215522497" w:history="1">
+          <w:hyperlink w:anchor="_Toc215559902" w:history="1">
             <w:r>
               <w:rPr>
                 <w:rStyle w:val="Hyperlink"/>
@@ -637,7 +643,7 @@
                 <w:noProof/>
                 <w:webHidden/>
               </w:rPr>
-              <w:instrText xml:space="preserve"> PAGEREF _Toc215522497 \h </w:instrText>
+              <w:instrText xml:space="preserve"> PAGEREF _Toc215559902 \h </w:instrText>
             </w:r>
             <w:r>
               <w:rPr>
@@ -657,7 +663,145 @@
                 <w:noProof/>
                 <w:webHidden/>
               </w:rPr>
-              <w:t>5</w:t>
+              <w:t>6</w:t>
+            </w:r>
+            <w:r>
+              <w:rPr>
+                <w:noProof/>
+                <w:webHidden/>
+              </w:rPr>
+              <w:fldChar w:fldCharType="end"/>
+            </w:r>
+          </w:hyperlink>
+        </w:p>
+        <w:p>
+          <w:pPr>
+            <w:pStyle w:val="TOC3"/>
+            <w:tabs>
+              <w:tab w:val="right" w:leader="dot" w:pos="9350"/>
+            </w:tabs>
+            <w:rPr>
+              <w:rFonts w:eastAsiaTheme="minorEastAsia"/>
+              <w:noProof/>
+            </w:rPr>
+          </w:pPr>
+          <w:hyperlink w:anchor="_Toc215559903" w:history="1">
+            <w:r>
+              <w:rPr>
+                <w:rStyle w:val="Hyperlink"/>
+                <w:noProof/>
+              </w:rPr>
+              <w:t>Ngnix</w:t>
+            </w:r>
+            <w:r>
+              <w:rPr>
+                <w:noProof/>
+                <w:webHidden/>
+              </w:rPr>
+              <w:tab/>
+            </w:r>
+            <w:r>
+              <w:rPr>
+                <w:noProof/>
+                <w:webHidden/>
+              </w:rPr>
+              <w:fldChar w:fldCharType="begin"/>
+            </w:r>
+            <w:r>
+              <w:rPr>
+                <w:noProof/>
+                <w:webHidden/>
+              </w:rPr>
+              <w:instrText xml:space="preserve"> PAGEREF _Toc215559903 \h </w:instrText>
+            </w:r>
+            <w:r>
+              <w:rPr>
+                <w:noProof/>
+                <w:webHidden/>
+              </w:rPr>
+            </w:r>
+            <w:r>
+              <w:rPr>
+                <w:noProof/>
+                <w:webHidden/>
+              </w:rPr>
+              <w:fldChar w:fldCharType="separate"/>
+            </w:r>
+            <w:r>
+              <w:rPr>
+                <w:noProof/>
+                <w:webHidden/>
+              </w:rPr>
+              <w:t>6</w:t>
+            </w:r>
+            <w:r>
+              <w:rPr>
+                <w:noProof/>
+                <w:webHidden/>
+              </w:rPr>
+              <w:fldChar w:fldCharType="end"/>
+            </w:r>
+          </w:hyperlink>
+        </w:p>
+        <w:p>
+          <w:pPr>
+            <w:pStyle w:val="TOC3"/>
+            <w:tabs>
+              <w:tab w:val="right" w:leader="dot" w:pos="9350"/>
+            </w:tabs>
+            <w:rPr>
+              <w:rFonts w:eastAsiaTheme="minorEastAsia"/>
+              <w:noProof/>
+            </w:rPr>
+          </w:pPr>
+          <w:hyperlink w:anchor="_Toc215559904" w:history="1">
+            <w:r>
+              <w:rPr>
+                <w:rStyle w:val="Hyperlink"/>
+                <w:noProof/>
+              </w:rPr>
+              <w:t>Apache</w:t>
+            </w:r>
+            <w:r>
+              <w:rPr>
+                <w:noProof/>
+                <w:webHidden/>
+              </w:rPr>
+              <w:tab/>
+            </w:r>
+            <w:r>
+              <w:rPr>
+                <w:noProof/>
+                <w:webHidden/>
+              </w:rPr>
+              <w:fldChar w:fldCharType="begin"/>
+            </w:r>
+            <w:r>
+              <w:rPr>
+                <w:noProof/>
+                <w:webHidden/>
+              </w:rPr>
+              <w:instrText xml:space="preserve"> PAGEREF _Toc215559904 \h </w:instrText>
+            </w:r>
+            <w:r>
+              <w:rPr>
+                <w:noProof/>
+                <w:webHidden/>
+              </w:rPr>
+            </w:r>
+            <w:r>
+              <w:rPr>
+                <w:noProof/>
+                <w:webHidden/>
+              </w:rPr>
+              <w:fldChar w:fldCharType="separate"/>
+            </w:r>
+            <w:r>
+              <w:rPr>
+                <w:noProof/>
+                <w:webHidden/>
+              </w:rPr>
+              <w:t>6</w:t>
             </w:r>
             <w:r>
               <w:rPr>
@@ -679,7 +823,7 @@
               <w:noProof/>
             </w:rPr>
           </w:pPr>
-          <w:hyperlink w:anchor="_Toc215522498" w:history="1">
+          <w:hyperlink w:anchor="_Toc215559905" w:history="1">
             <w:r>
               <w:rPr>
                 <w:rStyle w:val="Hyperlink"/>
@@ -729,7 +873,7 @@
                 <w:noProof/>
                 <w:webHidden/>
               </w:rPr>
-              <w:instrText xml:space="preserve"> PAGEREF _Toc215522498 \h </w:instrText>
+              <w:instrText xml:space="preserve"> PAGEREF _Toc215559905 \h </w:instrText>
             </w:r>
             <w:r>
               <w:rPr>
@@ -771,7 +915,7 @@
               <w:noProof/>
             </w:rPr>
           </w:pPr>
-          <w:hyperlink w:anchor="_Toc215522499" w:history="1">
+          <w:hyperlink w:anchor="_Toc215559906" w:history="1">
             <w:r>
               <w:rPr>
                 <w:rStyle w:val="Hyperlink"/>
@@ -799,7 +943,7 @@
                 <w:noProof/>
                 <w:webHidden/>
               </w:rPr>
-              <w:instrText xml:space="preserve"> PAGEREF _Toc215522499 \h </w:instrText>
+              <w:instrText xml:space="preserve"> PAGEREF _Toc215559906 \h </w:instrText>
             </w:r>
             <w:r>
               <w:rPr>
@@ -841,7 +985,7 @@
               <w:noProof/>
             </w:rPr>
           </w:pPr>
-          <w:hyperlink w:anchor="_Toc215522500" w:history="1">
+          <w:hyperlink w:anchor="_Toc215559907" w:history="1">
             <w:r>
               <w:rPr>
                 <w:rStyle w:val="Hyperlink"/>
@@ -868,7 +1012,7 @@
                 <w:noProof/>
                 <w:webHidden/>
               </w:rPr>
-              <w:instrText xml:space="preserve"> PAGEREF _Toc215522500 \h </w:instrText>
+              <w:instrText xml:space="preserve"> PAGEREF _Toc215559907 \h </w:instrText>
             </w:r>
             <w:r>
               <w:rPr>
@@ -910,7 +1054,7 @@
               <w:noProof/>
             </w:rPr>
           </w:pPr>
-          <w:hyperlink w:anchor="_Toc215522501" w:history="1">
+          <w:hyperlink w:anchor="_Toc215559908" w:history="1">
             <w:r>
               <w:rPr>
                 <w:rStyle w:val="Hyperlink"/>
@@ -937,7 +1081,7 @@
                 <w:noProof/>
                 <w:webHidden/>
               </w:rPr>
-              <w:instrText xml:space="preserve"> PAGEREF _Toc215522501 \h </w:instrText>
+              <w:instrText xml:space="preserve"> PAGEREF _Toc215559908 \h </w:instrText>
             </w:r>
             <w:r>
               <w:rPr>
@@ -979,7 +1123,7 @@
               <w:noProof/>
             </w:rPr>
           </w:pPr>
-          <w:hyperlink w:anchor="_Toc215522502" w:history="1">
+          <w:hyperlink w:anchor="_Toc215559909" w:history="1">
             <w:r>
               <w:rPr>
                 <w:rStyle w:val="Hyperlink"/>
@@ -1006,7 +1150,7 @@
                 <w:noProof/>
                 <w:webHidden/>
               </w:rPr>
-              <w:instrText xml:space="preserve"> PAGEREF _Toc215522502 \h </w:instrText>
+              <w:instrText xml:space="preserve"> PAGEREF _Toc215559909 \h </w:instrText>
             </w:r>
             <w:r>
               <w:rPr>
@@ -1026,7 +1170,7 @@
                 <w:noProof/>
                 <w:webHidden/>
               </w:rPr>
-              <w:t>6</w:t>
+              <w:t>7</w:t>
             </w:r>
             <w:r>
               <w:rPr>
@@ -1048,7 +1192,7 @@
               <w:noProof/>
             </w:rPr>
           </w:pPr>
-          <w:hyperlink w:anchor="_Toc215522503" w:history="1">
+          <w:hyperlink w:anchor="_Toc215559910" w:history="1">
             <w:r>
               <w:rPr>
                 <w:rStyle w:val="Hyperlink"/>
@@ -1083,7 +1227,7 @@
                 <w:noProof/>
                 <w:webHidden/>
               </w:rPr>
-              <w:instrText xml:space="preserve"> PAGEREF _Toc215522503 \h </w:instrText>
+              <w:instrText xml:space="preserve"> PAGEREF _Toc215559910 \h </w:instrText>
             </w:r>
             <w:r>
               <w:rPr>
@@ -1125,7 +1269,7 @@
               <w:noProof/>
             </w:rPr>
           </w:pPr>
-          <w:hyperlink w:anchor="_Toc215522504" w:history="1">
+          <w:hyperlink w:anchor="_Toc215559911" w:history="1">
             <w:r>
               <w:rPr>
                 <w:rStyle w:val="Hyperlink"/>
@@ -1152,7 +1296,7 @@
                 <w:noProof/>
                 <w:webHidden/>
               </w:rPr>
-              <w:instrText xml:space="preserve"> PAGEREF _Toc215522504 \h </w:instrText>
+              <w:instrText xml:space="preserve"> PAGEREF _Toc215559911 \h </w:instrText>
             </w:r>
             <w:r>
               <w:rPr>
@@ -1194,7 +1338,7 @@
               <w:noProof/>
             </w:rPr>
           </w:pPr>
-          <w:hyperlink w:anchor="_Toc215522505" w:history="1">
+          <w:hyperlink w:anchor="_Toc215559912" w:history="1">
             <w:r>
               <w:rPr>
                 <w:rStyle w:val="Hyperlink"/>
@@ -1221,7 +1365,7 @@
                 <w:noProof/>
                 <w:webHidden/>
               </w:rPr>
-              <w:instrText xml:space="preserve"> PAGEREF _Toc215522505 \h </w:instrText>
+              <w:instrText xml:space="preserve"> PAGEREF _Toc215559912 \h </w:instrText>
             </w:r>
             <w:r>
               <w:rPr>
@@ -1241,7 +1385,7 @@
                 <w:noProof/>
                 <w:webHidden/>
               </w:rPr>
-              <w:t>7</w:t>
+              <w:t>8</w:t>
             </w:r>
             <w:r>
               <w:rPr>
@@ -1263,7 +1407,7 @@
               <w:noProof/>
             </w:rPr>
           </w:pPr>
-          <w:hyperlink w:anchor="_Toc215522506" w:history="1">
+          <w:hyperlink w:anchor="_Toc215559913" w:history="1">
             <w:r>
               <w:rPr>
                 <w:rStyle w:val="Hyperlink"/>
@@ -1290,7 +1434,7 @@
                 <w:noProof/>
                 <w:webHidden/>
               </w:rPr>
-              <w:instrText xml:space="preserve"> PAGEREF _Toc215522506 \h </w:instrText>
+              <w:instrText xml:space="preserve"> PAGEREF _Toc215559913 \h </w:instrText>
             </w:r>
             <w:r>
               <w:rPr>
@@ -1310,7 +1454,7 @@
                 <w:noProof/>
                 <w:webHidden/>
               </w:rPr>
-              <w:t>7</w:t>
+              <w:t>8</w:t>
             </w:r>
             <w:r>
               <w:rPr>
@@ -1332,7 +1476,7 @@
               <w:noProof/>
             </w:rPr>
           </w:pPr>
-          <w:hyperlink w:anchor="_Toc215522507" w:history="1">
+          <w:hyperlink w:anchor="_Toc215559914" w:history="1">
             <w:r>
               <w:rPr>
                 <w:rStyle w:val="Hyperlink"/>
@@ -1360,7 +1504,7 @@
                 <w:noProof/>
                 <w:webHidden/>
               </w:rPr>
-              <w:instrText xml:space="preserve"> PAGEREF _Toc215522507 \h </w:instrText>
+              <w:instrText xml:space="preserve"> PAGEREF _Toc215559914 \h </w:instrText>
             </w:r>
             <w:r>
               <w:rPr>
@@ -1402,7 +1546,7 @@
               <w:noProof/>
             </w:rPr>
           </w:pPr>
-          <w:hyperlink w:anchor="_Toc215522508" w:history="1">
+          <w:hyperlink w:anchor="_Toc215559915" w:history="1">
             <w:r>
               <w:rPr>
                 <w:rStyle w:val="Hyperlink"/>
@@ -1429,7 +1573,7 @@
                 <w:noProof/>
                 <w:webHidden/>
               </w:rPr>
-              <w:instrText xml:space="preserve"> PAGEREF _Toc215522508 \h </w:instrText>
+              <w:instrText xml:space="preserve"> PAGEREF _Toc215559915 \h </w:instrText>
             </w:r>
             <w:r>
               <w:rPr>
@@ -1471,7 +1615,7 @@
               <w:noProof/>
             </w:rPr>
           </w:pPr>
-          <w:hyperlink w:anchor="_Toc215522509" w:history="1">
+          <w:hyperlink w:anchor="_Toc215559916" w:history="1">
             <w:r>
               <w:rPr>
                 <w:rStyle w:val="Hyperlink"/>
@@ -1498,7 +1642,7 @@
                 <w:noProof/>
                 <w:webHidden/>
               </w:rPr>
-              <w:instrText xml:space="preserve"> PAGEREF _Toc215522509 \h </w:instrText>
+              <w:instrText xml:space="preserve"> PAGEREF _Toc215559916 \h </w:instrText>
             </w:r>
             <w:r>
               <w:rPr>
@@ -1518,7 +1662,7 @@
                 <w:noProof/>
                 <w:webHidden/>
               </w:rPr>
-              <w:t>8</w:t>
+              <w:t>9</w:t>
             </w:r>
             <w:r>
               <w:rPr>
@@ -1540,7 +1684,7 @@
               <w:noProof/>
             </w:rPr>
           </w:pPr>
-          <w:hyperlink w:anchor="_Toc215522510" w:history="1">
+          <w:hyperlink w:anchor="_Toc215559917" w:history="1">
             <w:r>
               <w:rPr>
                 <w:rStyle w:val="Hyperlink"/>
@@ -1568,7 +1712,7 @@
                 <w:noProof/>
                 <w:webHidden/>
               </w:rPr>
-              <w:instrText xml:space="preserve"> PAGEREF _Toc215522510 \h </w:instrText>
+              <w:instrText xml:space="preserve"> PAGEREF _Toc215559917 \h </w:instrText>
             </w:r>
             <w:r>
               <w:rPr>
@@ -1610,7 +1754,7 @@
               <w:noProof/>
             </w:rPr>
           </w:pPr>
-          <w:hyperlink w:anchor="_Toc215522511" w:history="1">
+          <w:hyperlink w:anchor="_Toc215559918" w:history="1">
             <w:r>
               <w:rPr>
                 <w:rStyle w:val="Hyperlink"/>
@@ -1638,7 +1782,7 @@
                 <w:noProof/>
                 <w:webHidden/>
               </w:rPr>
-              <w:instrText xml:space="preserve"> PAGEREF _Toc215522511 \h </w:instrText>
+              <w:instrText xml:space="preserve"> PAGEREF _Toc215559918 \h </w:instrText>
             </w:r>
             <w:r>
               <w:rPr>
@@ -1680,7 +1824,7 @@
               <w:noProof/>
             </w:rPr>
           </w:pPr>
-          <w:hyperlink w:anchor="_Toc215522512" w:history="1">
+          <w:hyperlink w:anchor="_Toc215559919" w:history="1">
             <w:r>
               <w:rPr>
                 <w:rStyle w:val="Hyperlink"/>
@@ -1707,7 +1851,7 @@
                 <w:noProof/>
                 <w:webHidden/>
               </w:rPr>
-              <w:instrText xml:space="preserve"> PAGEREF _Toc215522512 \h </w:instrText>
+              <w:instrText xml:space="preserve"> PAGEREF _Toc215559919 \h </w:instrText>
             </w:r>
             <w:r>
               <w:rPr>
@@ -1749,7 +1893,7 @@
               <w:noProof/>
             </w:rPr>
           </w:pPr>
-          <w:hyperlink w:anchor="_Toc215522513" w:history="1">
+          <w:hyperlink w:anchor="_Toc215559920" w:history="1">
             <w:r>
               <w:rPr>
                 <w:rStyle w:val="Hyperlink"/>
@@ -1776,7 +1920,7 @@
                 <w:noProof/>
                 <w:webHidden/>
               </w:rPr>
-              <w:instrText xml:space="preserve"> PAGEREF _Toc215522513 \h </w:instrText>
+              <w:instrText xml:space="preserve"> PAGEREF _Toc215559920 \h </w:instrText>
             </w:r>
             <w:r>
               <w:rPr>
@@ -1796,7 +1940,7 @@
                 <w:noProof/>
                 <w:webHidden/>
               </w:rPr>
-              <w:t>9</w:t>
+              <w:t>10</w:t>
             </w:r>
             <w:r>
               <w:rPr>
@@ -1818,7 +1962,7 @@
               <w:noProof/>
             </w:rPr>
           </w:pPr>
-          <w:hyperlink w:anchor="_Toc215522514" w:history="1">
+          <w:hyperlink w:anchor="_Toc215559921" w:history="1">
             <w:r>
               <w:rPr>
                 <w:rStyle w:val="Hyperlink"/>
@@ -1846,7 +1990,7 @@
                 <w:noProof/>
                 <w:webHidden/>
               </w:rPr>
-              <w:instrText xml:space="preserve"> PAGEREF _Toc215522514 \h </w:instrText>
+              <w:instrText xml:space="preserve"> PAGEREF _Toc215559921 \h </w:instrText>
             </w:r>
             <w:r>
               <w:rPr>
@@ -1888,7 +2032,7 @@
               <w:noProof/>
             </w:rPr>
           </w:pPr>
-          <w:hyperlink w:anchor="_Toc215522515" w:history="1">
+          <w:hyperlink w:anchor="_Toc215559922" w:history="1">
             <w:r>
               <w:rPr>
                 <w:rStyle w:val="Hyperlink"/>
@@ -1915,7 +2059,7 @@
                 <w:noProof/>
                 <w:webHidden/>
               </w:rPr>
-              <w:instrText xml:space="preserve"> PAGEREF _Toc215522515 \h </w:instrText>
+              <w:instrText xml:space="preserve"> PAGEREF _Toc215559922 \h </w:instrText>
             </w:r>
             <w:r>
               <w:rPr>
@@ -1957,7 +2101,7 @@
               <w:noProof/>
             </w:rPr>
           </w:pPr>
-          <w:hyperlink w:anchor="_Toc215522516" w:history="1">
+          <w:hyperlink w:anchor="_Toc215559923" w:history="1">
             <w:r>
               <w:rPr>
                 <w:rStyle w:val="Hyperlink"/>
@@ -1984,7 +2128,7 @@
                 <w:noProof/>
                 <w:webHidden/>
               </w:rPr>
-              <w:instrText xml:space="preserve"> PAGEREF _Toc215522516 \h </w:instrText>
+              <w:instrText xml:space="preserve"> PAGEREF _Toc215559923 \h </w:instrText>
             </w:r>
             <w:r>
               <w:rPr>
@@ -2004,7 +2148,7 @@
                 <w:noProof/>
                 <w:webHidden/>
               </w:rPr>
-              <w:t>10</w:t>
+              <w:t>11</w:t>
             </w:r>
             <w:r>
               <w:rPr>
@@ -2026,7 +2170,7 @@
               <w:noProof/>
             </w:rPr>
           </w:pPr>
-          <w:hyperlink w:anchor="_Toc215522517" w:history="1">
+          <w:hyperlink w:anchor="_Toc215559924" w:history="1">
             <w:r>
               <w:rPr>
                 <w:rStyle w:val="Hyperlink"/>
@@ -2076,7 +2220,7 @@
                 <w:noProof/>
                 <w:webHidden/>
               </w:rPr>
-              <w:instrText xml:space="preserve"> PAGEREF _Toc215522517 \h </w:instrText>
+              <w:instrText xml:space="preserve"> PAGEREF _Toc215559924 \h </w:instrText>
             </w:r>
             <w:r>
               <w:rPr>
@@ -2118,7 +2262,7 @@
               <w:noProof/>
             </w:rPr>
           </w:pPr>
-          <w:hyperlink w:anchor="_Toc215522518" w:history="1">
+          <w:hyperlink w:anchor="_Toc215559925" w:history="1">
             <w:r>
               <w:rPr>
                 <w:rStyle w:val="Hyperlink"/>
@@ -2146,7 +2290,7 @@
                 <w:noProof/>
                 <w:webHidden/>
               </w:rPr>
-              <w:instrText xml:space="preserve"> PAGEREF _Toc215522518 \h </w:instrText>
+              <w:instrText xml:space="preserve"> PAGEREF _Toc215559925 \h </w:instrText>
             </w:r>
             <w:r>
               <w:rPr>
@@ -2188,18 +2332,18 @@
               <w:noProof/>
             </w:rPr>
           </w:pPr>
-          <w:hyperlink w:anchor="_Toc215522519" w:history="1">
-            <w:bookmarkStart w:id="1" w:name="_Toc215522311"/>
+          <w:hyperlink w:anchor="_Toc215559926" w:history="1">
+            <w:bookmarkStart w:id="1" w:name="_Toc215522519"/>
             <w:r>
               <w:rPr>
                 <w:rStyle w:val="Hyperlink"/>
                 <w:noProof/>
               </w:rPr>
               <w:drawing>
-                <wp:inline distT="0" distB="0" distL="0" distR="0" wp14:anchorId="2DF4DDE2" wp14:editId="25F0F148">
+                <wp:inline distT="0" distB="0" distL="0" distR="0" wp14:anchorId="729B382D" wp14:editId="47C71859">
                   <wp:extent cx="5943600" cy="3304540"/>
                   <wp:effectExtent l="0" t="0" r="0" b="0"/>
-                  <wp:docPr id="19" name="Picture 19"/>
+                  <wp:docPr id="23" name="Picture 23"/>
                   <wp:cNvGraphicFramePr>
                     <a:graphicFrameLocks xmlns:a="http://schemas.openxmlformats.org/drawingml/2006/main" noChangeAspect="1"/>
                   </wp:cNvGraphicFramePr>
@@ -2251,7 +2395,7 @@
                 <w:noProof/>
                 <w:webHidden/>
               </w:rPr>
-              <w:instrText xml:space="preserve"> PAGEREF _Toc215522519 \h </w:instrText>
+              <w:instrText xml:space="preserve"> PAGEREF _Toc215559926 \h </w:instrText>
             </w:r>
             <w:r>
               <w:rPr>
@@ -2293,7 +2437,7 @@
               <w:noProof/>
             </w:rPr>
           </w:pPr>
-          <w:hyperlink w:anchor="_Toc215522520" w:history="1">
+          <w:hyperlink w:anchor="_Toc215559927" w:history="1">
             <w:r>
               <w:rPr>
                 <w:rStyle w:val="Hyperlink"/>
@@ -2321,7 +2465,7 @@
                 <w:noProof/>
                 <w:webHidden/>
               </w:rPr>
-              <w:instrText xml:space="preserve"> PAGEREF _Toc215522520 \h </w:instrText>
+              <w:instrText xml:space="preserve"> PAGEREF _Toc215559927 \h </w:instrText>
             </w:r>
             <w:r>
               <w:rPr>
@@ -2379,7 +2523,7 @@
           <w:lang w:val="ru-RU"/>
         </w:rPr>
       </w:pPr>
-      <w:bookmarkStart w:id="2" w:name="_Toc215522491"/>
+      <w:bookmarkStart w:id="2" w:name="_Toc215559896"/>
       <w:r>
         <w:rPr>
           <w:noProof/>
@@ -2476,13 +2620,25 @@
         <w:rPr>
           <w:lang w:val="ru-RU"/>
         </w:rPr>
-        <w:t xml:space="preserve"> </w:t>
-      </w:r>
-      <w:r>
-        <w:rPr>
-          <w:lang w:val="ru-RU"/>
-        </w:rPr>
-        <w:t xml:space="preserve"> </w:t>
+        <w:t xml:space="preserve">: одну для </w:t>
+      </w:r>
+      <w:r>
+        <w:t>Apache</w:t>
+      </w:r>
+      <w:r>
+        <w:rPr>
+          <w:lang w:val="ru-RU"/>
+        </w:rPr>
+        <w:t xml:space="preserve">, другую для </w:t>
+      </w:r>
+      <w:r>
+        <w:t>Nginx</w:t>
+      </w:r>
+      <w:r>
+        <w:rPr>
+          <w:lang w:val="ru-RU"/>
+        </w:rPr>
+        <w:t>.</w:t>
       </w:r>
     </w:p>
     <w:p>
@@ -2492,7 +2648,7 @@
           <w:lang w:val="ru-RU"/>
         </w:rPr>
       </w:pPr>
-      <w:bookmarkStart w:id="3" w:name="_Toc215522492"/>
+      <w:bookmarkStart w:id="3" w:name="_Toc215559897"/>
       <w:r>
         <w:rPr>
           <w:lang w:val="ru-RU"/>
@@ -2581,7 +2737,7 @@
           <w:lang w:val="ru-RU"/>
         </w:rPr>
       </w:pPr>
-      <w:bookmarkStart w:id="4" w:name="_Toc215522493"/>
+      <w:bookmarkStart w:id="4" w:name="_Toc215559898"/>
       <w:r>
         <w:rPr>
           <w:lang w:val="ru-RU"/>
@@ -2613,6 +2769,49 @@
         <w:t>и открытие портов</w:t>
       </w:r>
       <w:bookmarkEnd w:id="4"/>
+    </w:p>
+    <w:p>
+      <w:pPr>
+        <w:rPr>
+          <w:lang w:val="ru-RU"/>
+        </w:rPr>
+      </w:pPr>
+      <w:r>
+        <w:rPr>
+          <w:lang w:val="ru-RU"/>
+        </w:rPr>
+        <w:t xml:space="preserve">Порты открыл для всех </w:t>
+      </w:r>
+      <w:r>
+        <w:t>IP</w:t>
+      </w:r>
+      <w:r>
+        <w:rPr>
+          <w:lang w:val="ru-RU"/>
+        </w:rPr>
+        <w:t>-</w:t>
+      </w:r>
+      <w:r>
+        <w:rPr>
+          <w:lang w:val="ru-RU"/>
+        </w:rPr>
+        <w:t xml:space="preserve">адресов для удобства, в </w:t>
+      </w:r>
+      <w:r>
+        <w:t>production</w:t>
+      </w:r>
+      <w:r>
+        <w:rPr>
+          <w:lang w:val="ru-RU"/>
+        </w:rPr>
+        <w:t xml:space="preserve"> </w:t>
+      </w:r>
+      <w:r>
+        <w:rPr>
+          <w:lang w:val="ru-RU"/>
+        </w:rPr>
+        <w:t>вариант так делать, конечно же не буду.</w:t>
+      </w:r>
     </w:p>
     <w:p>
       <w:pPr>
@@ -2739,7 +2938,7 @@
       <w:pPr>
         <w:pStyle w:val="Heading2"/>
       </w:pPr>
-      <w:bookmarkStart w:id="5" w:name="_Toc215522494"/>
+      <w:bookmarkStart w:id="5" w:name="_Toc215559899"/>
       <w:r>
         <w:rPr>
           <w:lang w:val="ru-RU"/>
@@ -2774,7 +2973,69 @@
         <w:rPr>
           <w:lang w:val="ru-RU"/>
         </w:rPr>
-        <w:t>Для удобства настройка создал след файл:</w:t>
+        <w:t>Для удобства</w:t>
+      </w:r>
+      <w:r>
+        <w:rPr>
+          <w:lang w:val="ru-RU"/>
+        </w:rPr>
+        <w:t xml:space="preserve"> </w:t>
+      </w:r>
+      <w:r>
+        <w:rPr>
+          <w:lang w:val="ru-RU"/>
+        </w:rPr>
+        <w:t>настройк</w:t>
+      </w:r>
+      <w:r>
+        <w:rPr>
+          <w:lang w:val="ru-RU"/>
+        </w:rPr>
+        <w:t>и</w:t>
+      </w:r>
+      <w:r>
+        <w:rPr>
+          <w:lang w:val="ru-RU"/>
+        </w:rPr>
+        <w:t xml:space="preserve"> </w:t>
+      </w:r>
+      <w:r>
+        <w:rPr>
+          <w:lang w:val="ru-RU"/>
+        </w:rPr>
+        <w:t xml:space="preserve">на своей виртуальной машине </w:t>
+      </w:r>
+      <w:r>
+        <w:t>Linux</w:t>
+      </w:r>
+      <w:r>
+        <w:rPr>
+          <w:lang w:val="ru-RU"/>
+        </w:rPr>
+        <w:t xml:space="preserve"> </w:t>
+      </w:r>
+      <w:proofErr w:type="spellStart"/>
+      <w:r>
+        <w:t>ubuntu</w:t>
+      </w:r>
+      <w:proofErr w:type="spellEnd"/>
+      <w:r>
+        <w:rPr>
+          <w:lang w:val="ru-RU"/>
+        </w:rPr>
+        <w:t xml:space="preserve"> создал след</w:t>
+      </w:r>
+      <w:r>
+        <w:rPr>
+          <w:lang w:val="ru-RU"/>
+        </w:rPr>
+        <w:t>.</w:t>
+      </w:r>
+      <w:r>
+        <w:rPr>
+          <w:lang w:val="ru-RU"/>
+        </w:rPr>
+        <w:t xml:space="preserve"> файл:</w:t>
       </w:r>
     </w:p>
     <w:p>
@@ -2993,7 +3254,19 @@
         <w:rPr>
           <w:lang w:val="ru-RU"/>
         </w:rPr>
-        <w:t xml:space="preserve">Проверил, что работае доступ по </w:t>
+        <w:t>Проверил, что работае</w:t>
+      </w:r>
+      <w:r>
+        <w:rPr>
+          <w:lang w:val="ru-RU"/>
+        </w:rPr>
+        <w:t>т</w:t>
+      </w:r>
+      <w:r>
+        <w:rPr>
+          <w:lang w:val="ru-RU"/>
+        </w:rPr>
+        <w:t xml:space="preserve"> доступ по </w:t>
       </w:r>
       <w:r>
         <w:t>SSH</w:t>
@@ -3112,11 +3385,8 @@
     <w:p>
       <w:pPr>
         <w:pStyle w:val="Heading1"/>
-        <w:rPr>
-          <w:lang w:val="ru-RU"/>
-        </w:rPr>
-      </w:pPr>
-      <w:bookmarkStart w:id="6" w:name="_Toc215522495"/>
+      </w:pPr>
+      <w:bookmarkStart w:id="6" w:name="_Toc215559900"/>
       <w:r>
         <w:rPr>
           <w:lang w:val="ru-RU"/>
@@ -3147,6 +3417,68 @@
         <w:t>Linux</w:t>
       </w:r>
       <w:bookmarkEnd w:id="6"/>
+    </w:p>
+    <w:p>
+      <w:r>
+        <w:rPr>
+          <w:lang w:val="ru-RU"/>
+        </w:rPr>
+        <w:t xml:space="preserve">Установил </w:t>
+      </w:r>
+      <w:proofErr w:type="spellStart"/>
+      <w:r>
+        <w:t>Ansible</w:t>
+      </w:r>
+      <w:proofErr w:type="spellEnd"/>
+      <w:r>
+        <w:t>.</w:t>
+      </w:r>
+    </w:p>
+    <w:p>
+      <w:pPr>
+        <w:pStyle w:val="Code"/>
+      </w:pPr>
+      <w:r>
+        <w:t xml:space="preserve">    </w:t>
+      </w:r>
+      <w:proofErr w:type="spellStart"/>
+      <w:proofErr w:type="gramStart"/>
+      <w:r>
+        <w:t>sudo</w:t>
+      </w:r>
+      <w:proofErr w:type="spellEnd"/>
+      <w:proofErr w:type="gramEnd"/>
+      <w:r>
+        <w:t xml:space="preserve"> apt update</w:t>
+      </w:r>
+    </w:p>
+    <w:p>
+      <w:pPr>
+        <w:pStyle w:val="Code"/>
+      </w:pPr>
+      <w:r>
+        <w:t xml:space="preserve">    </w:t>
+      </w:r>
+      <w:proofErr w:type="spellStart"/>
+      <w:proofErr w:type="gramStart"/>
+      <w:r>
+        <w:t>sudo</w:t>
+      </w:r>
+      <w:proofErr w:type="spellEnd"/>
+      <w:proofErr w:type="gramEnd"/>
+      <w:r>
+        <w:t xml:space="preserve"> apt install -y </w:t>
+      </w:r>
+      <w:proofErr w:type="spellStart"/>
+      <w:r>
+        <w:t>ansible</w:t>
+      </w:r>
+      <w:proofErr w:type="spellEnd"/>
+    </w:p>
+    <w:p>
+      <w:pPr>
+        <w:pStyle w:val="Code"/>
+      </w:pPr>
     </w:p>
     <w:p>
       <w:pPr>
@@ -3197,12 +3529,47 @@
     </w:p>
     <w:p>
       <w:pPr>
+        <w:rPr>
+          <w:lang w:val="ru-RU"/>
+        </w:rPr>
+      </w:pPr>
+      <w:bookmarkStart w:id="7" w:name="_Toc215559901"/>
+      <w:r>
+        <w:rPr>
+          <w:lang w:val="ru-RU"/>
+        </w:rPr>
+        <w:t>После установки проверил версию:</w:t>
+      </w:r>
+    </w:p>
+    <w:p>
+      <w:pPr>
+        <w:pStyle w:val="Code"/>
+        <w:rPr>
+          <w:lang w:val="ru-RU"/>
+        </w:rPr>
+      </w:pPr>
+    </w:p>
+    <w:p>
+      <w:pPr>
+        <w:pStyle w:val="Code"/>
+        <w:rPr>
+          <w:lang w:val="ru-RU"/>
+        </w:rPr>
+      </w:pPr>
+      <w:r>
+        <w:rPr>
+          <w:lang w:val="ru-RU"/>
+        </w:rPr>
+        <w:t xml:space="preserve">    ansible --version</w:t>
+      </w:r>
+    </w:p>
+    <w:p>
+      <w:pPr>
         <w:pStyle w:val="Heading1"/>
         <w:rPr>
           <w:lang w:val="ru-RU"/>
         </w:rPr>
       </w:pPr>
-      <w:bookmarkStart w:id="7" w:name="_Toc215522496"/>
       <w:r>
         <w:rPr>
           <w:lang w:val="ru-RU"/>
@@ -3243,10 +3610,49 @@
     </w:p>
     <w:p>
       <w:pPr>
-        <w:pStyle w:val="Code"/>
-      </w:pPr>
-      <w:r>
-        <w:t xml:space="preserve">  GNU </w:t>
+        <w:rPr>
+          <w:lang w:val="ru-RU"/>
+        </w:rPr>
+      </w:pPr>
+      <w:r>
+        <w:rPr>
+          <w:lang w:val="ru-RU"/>
+        </w:rPr>
+        <w:t xml:space="preserve">Создал файл </w:t>
+      </w:r>
+      <w:r>
+        <w:t>inventory</w:t>
+      </w:r>
+      <w:r>
+        <w:rPr>
+          <w:lang w:val="ru-RU"/>
+        </w:rPr>
+        <w:t>.</w:t>
+      </w:r>
+      <w:proofErr w:type="spellStart"/>
+      <w:r>
+        <w:t>ini</w:t>
+      </w:r>
+      <w:proofErr w:type="spellEnd"/>
+      <w:r>
+        <w:rPr>
+          <w:lang w:val="ru-RU"/>
+        </w:rPr>
+        <w:t>, добавил туда информацию о своих двух серверах.</w:t>
+      </w:r>
+    </w:p>
+    <w:p>
+      <w:pPr>
+        <w:pStyle w:val="Code"/>
+      </w:pPr>
+      <w:r>
+        <w:rPr>
+          <w:lang w:val="ru-RU"/>
+        </w:rPr>
+        <w:t xml:space="preserve">  </w:t>
+      </w:r>
+      <w:r>
+        <w:t xml:space="preserve">GNU </w:t>
       </w:r>
       <w:proofErr w:type="spellStart"/>
       <w:r>
@@ -3474,6 +3880,83 @@
         </w:rPr>
         <w:t>Проверка, что работает</w:t>
       </w:r>
+    </w:p>
+    <w:p>
+      <w:pPr>
+        <w:pStyle w:val="Code"/>
+      </w:pPr>
+      <w:proofErr w:type="spellStart"/>
+      <w:proofErr w:type="gramStart"/>
+      <w:r>
+        <w:t>ansible</w:t>
+      </w:r>
+      <w:proofErr w:type="spellEnd"/>
+      <w:proofErr w:type="gramEnd"/>
+      <w:r>
+        <w:t xml:space="preserve"> -</w:t>
+      </w:r>
+      <w:proofErr w:type="spellStart"/>
+      <w:r>
+        <w:t>i</w:t>
+      </w:r>
+      <w:proofErr w:type="spellEnd"/>
+      <w:r>
+        <w:t xml:space="preserve"> inventory.ini all </w:t>
+      </w:r>
+      <w:r>
+        <w:t>–</w:t>
+      </w:r>
+      <w:proofErr w:type="spellStart"/>
+      <w:r>
+        <w:t>nginx</w:t>
+      </w:r>
+      <w:proofErr w:type="spellEnd"/>
+      <w:r>
+        <w:t xml:space="preserve"> </w:t>
+      </w:r>
+      <w:r>
+        <w:t>ping</w:t>
+      </w:r>
+    </w:p>
+    <w:p>
+      <w:pPr>
+        <w:pStyle w:val="Code"/>
+      </w:pPr>
+      <w:proofErr w:type="spellStart"/>
+      <w:proofErr w:type="gramStart"/>
+      <w:r>
+        <w:t>ansible</w:t>
+      </w:r>
+      <w:proofErr w:type="spellEnd"/>
+      <w:proofErr w:type="gramEnd"/>
+      <w:r>
+        <w:t xml:space="preserve"> -</w:t>
+      </w:r>
+      <w:proofErr w:type="spellStart"/>
+      <w:r>
+        <w:t>i</w:t>
+      </w:r>
+      <w:proofErr w:type="spellEnd"/>
+      <w:r>
+        <w:t xml:space="preserve"> inventory.ini all </w:t>
+      </w:r>
+      <w:r>
+        <w:t>–</w:t>
+      </w:r>
+      <w:r>
+        <w:t>apache</w:t>
+      </w:r>
+      <w:r>
+        <w:t xml:space="preserve"> </w:t>
+      </w:r>
+      <w:r>
+        <w:t>ping</w:t>
+      </w:r>
+    </w:p>
+    <w:p>
+      <w:pPr>
+        <w:pStyle w:val="Code"/>
+      </w:pPr>
     </w:p>
     <w:p>
       <w:pPr>
@@ -3576,14 +4059,27 @@
           <w:lang w:val="ru-RU"/>
         </w:rPr>
       </w:pPr>
-      <w:bookmarkStart w:id="8" w:name="_Toc215522497"/>
-      <w:r>
-        <w:rPr>
-          <w:lang w:val="ru-RU"/>
-        </w:rPr>
+      <w:bookmarkStart w:id="8" w:name="_Toc215559902"/>
+      <w:r>
+        <w:rPr>
+          <w:lang w:val="ru-RU"/>
+        </w:rPr>
+        <w:lastRenderedPageBreak/>
         <w:t>Подготовка структуры папок</w:t>
       </w:r>
       <w:bookmarkEnd w:id="8"/>
+    </w:p>
+    <w:p>
+      <w:pPr>
+        <w:pStyle w:val="Heading3"/>
+      </w:pPr>
+      <w:bookmarkStart w:id="9" w:name="_Toc215559903"/>
+      <w:proofErr w:type="spellStart"/>
+      <w:r>
+        <w:t>Ngnix</w:t>
+      </w:r>
+      <w:bookmarkEnd w:id="9"/>
+      <w:proofErr w:type="spellEnd"/>
     </w:p>
     <w:p>
       <w:pPr>
@@ -3634,97 +4130,24 @@
     </w:p>
     <w:p>
       <w:pPr>
-        <w:pStyle w:val="Heading1"/>
-        <w:rPr>
-          <w:lang w:val="ru-RU"/>
-        </w:rPr>
-      </w:pPr>
-      <w:bookmarkStart w:id="9" w:name="_Toc215522498"/>
-      <w:r>
-        <w:rPr>
-          <w:lang w:val="ru-RU"/>
-        </w:rPr>
-        <w:lastRenderedPageBreak/>
-        <w:t>Создание</w:t>
-      </w:r>
-      <w:r>
-        <w:rPr>
-          <w:lang w:val="ru-RU"/>
-        </w:rPr>
-        <w:t xml:space="preserve"> роли An</w:t>
-      </w:r>
-      <w:r>
-        <w:rPr>
-          <w:lang w:val="ru-RU"/>
-        </w:rPr>
-        <w:t xml:space="preserve">sible для установки и настройки </w:t>
-      </w:r>
-      <w:proofErr w:type="spellStart"/>
-      <w:r>
-        <w:t>Anginx</w:t>
-      </w:r>
-      <w:proofErr w:type="spellEnd"/>
-      <w:r>
-        <w:rPr>
-          <w:lang w:val="ru-RU"/>
-        </w:rPr>
-        <w:t xml:space="preserve"> </w:t>
-      </w:r>
-      <w:r>
-        <w:rPr>
-          <w:lang w:val="ru-RU"/>
-        </w:rPr>
-        <w:t xml:space="preserve">и </w:t>
-      </w:r>
+        <w:pStyle w:val="Heading3"/>
+      </w:pPr>
+      <w:bookmarkStart w:id="10" w:name="_Toc215559904"/>
       <w:r>
         <w:t>Apache</w:t>
       </w:r>
-      <w:bookmarkEnd w:id="9"/>
-    </w:p>
-    <w:p>
-      <w:pPr>
-        <w:pStyle w:val="Heading2"/>
-        <w:rPr>
-          <w:lang w:val="ru-RU"/>
-        </w:rPr>
-      </w:pPr>
-      <w:bookmarkStart w:id="10" w:name="_Toc215522499"/>
-      <w:r>
-        <w:rPr>
-          <w:lang w:val="ru-RU"/>
-        </w:rPr>
-        <w:t>Nginx</w:t>
-      </w:r>
       <w:bookmarkEnd w:id="10"/>
     </w:p>
     <w:p>
-      <w:pPr>
-        <w:rPr>
-          <w:lang w:val="ru-RU"/>
-        </w:rPr>
-      </w:pPr>
-      <w:r>
-        <w:rPr>
-          <w:lang w:val="ru-RU"/>
-        </w:rPr>
-        <w:t>Создаем необходимые файлы</w:t>
-      </w:r>
-    </w:p>
-    <w:p>
-      <w:pPr>
-        <w:rPr>
-          <w:lang w:val="ru-RU"/>
-        </w:rPr>
-      </w:pPr>
       <w:r>
         <w:rPr>
           <w:noProof/>
         </w:rPr>
         <w:drawing>
-          <wp:inline distT="0" distB="0" distL="0" distR="0" wp14:anchorId="65371CCC" wp14:editId="038D4B8E">
-            <wp:extent cx="5943600" cy="894715"/>
-            <wp:effectExtent l="0" t="0" r="0" b="635"/>
-            <wp:docPr id="13" name="Picture 13"/>
+          <wp:inline distT="0" distB="0" distL="0" distR="0" wp14:anchorId="768CDC10" wp14:editId="69828385">
+            <wp:extent cx="5943600" cy="433070"/>
+            <wp:effectExtent l="0" t="0" r="0" b="5080"/>
+            <wp:docPr id="20" name="Picture 20"/>
             <wp:cNvGraphicFramePr>
               <a:graphicFrameLocks xmlns:a="http://schemas.openxmlformats.org/drawingml/2006/main" noChangeAspect="1"/>
             </wp:cNvGraphicFramePr>
@@ -3744,7 +4167,7 @@
                   <pic:spPr>
                     <a:xfrm>
                       <a:off x="0" y="0"/>
-                      <a:ext cx="5943600" cy="894715"/>
+                      <a:ext cx="5943600" cy="433070"/>
                     </a:xfrm>
                     <a:prstGeom prst="rect">
                       <a:avLst/>
@@ -3759,2914 +4182,96 @@
     </w:p>
     <w:p>
       <w:pPr>
-        <w:pStyle w:val="Heading3"/>
-      </w:pPr>
-      <w:bookmarkStart w:id="11" w:name="_Toc215522500"/>
-      <w:proofErr w:type="gramStart"/>
-      <w:r>
-        <w:t>tasks/</w:t>
-      </w:r>
-      <w:proofErr w:type="spellStart"/>
-      <w:r>
-        <w:t>main.yml</w:t>
+        <w:pStyle w:val="Heading1"/>
+        <w:rPr>
+          <w:lang w:val="ru-RU"/>
+        </w:rPr>
+      </w:pPr>
+      <w:bookmarkStart w:id="11" w:name="_Toc215559905"/>
+      <w:r>
+        <w:rPr>
+          <w:lang w:val="ru-RU"/>
+        </w:rPr>
+        <w:t>Создание</w:t>
+      </w:r>
+      <w:r>
+        <w:rPr>
+          <w:lang w:val="ru-RU"/>
+        </w:rPr>
+        <w:t xml:space="preserve"> роли An</w:t>
+      </w:r>
+      <w:r>
+        <w:rPr>
+          <w:lang w:val="ru-RU"/>
+        </w:rPr>
+        <w:t xml:space="preserve">sible для установки и настройки </w:t>
+      </w:r>
+      <w:proofErr w:type="spellStart"/>
+      <w:r>
+        <w:t>Anginx</w:t>
+      </w:r>
+      <w:proofErr w:type="spellEnd"/>
+      <w:r>
+        <w:rPr>
+          <w:lang w:val="ru-RU"/>
+        </w:rPr>
+        <w:t xml:space="preserve"> </w:t>
+      </w:r>
+      <w:r>
+        <w:rPr>
+          <w:lang w:val="ru-RU"/>
+        </w:rPr>
+        <w:t xml:space="preserve">и </w:t>
+      </w:r>
+      <w:r>
+        <w:t>Apache</w:t>
       </w:r>
       <w:bookmarkEnd w:id="11"/>
-      <w:proofErr w:type="spellEnd"/>
-      <w:proofErr w:type="gramEnd"/>
-    </w:p>
-    <w:p>
-      <w:pPr>
-        <w:pStyle w:val="Code"/>
-      </w:pPr>
-      <w:r>
-        <w:t xml:space="preserve">  GNU </w:t>
-      </w:r>
-      <w:proofErr w:type="spellStart"/>
-      <w:r>
-        <w:t>nano</w:t>
-      </w:r>
-      <w:proofErr w:type="spellEnd"/>
-      <w:r>
-        <w:t xml:space="preserve"> 7.2                                               roles/</w:t>
-      </w:r>
-      <w:proofErr w:type="spellStart"/>
-      <w:r>
-        <w:t>nginx</w:t>
-      </w:r>
-      <w:proofErr w:type="spellEnd"/>
-      <w:r>
-        <w:t>/tasks/</w:t>
-      </w:r>
-      <w:proofErr w:type="spellStart"/>
-      <w:r>
-        <w:t>main.yml</w:t>
-      </w:r>
-      <w:proofErr w:type="spellEnd"/>
-      <w:r>
-        <w:t xml:space="preserve">                                                         </w:t>
-      </w:r>
-    </w:p>
-    <w:p>
-      <w:pPr>
-        <w:pStyle w:val="Code"/>
-      </w:pPr>
-      <w:r>
-        <w:t>---</w:t>
-      </w:r>
-    </w:p>
-    <w:p>
-      <w:pPr>
-        <w:pStyle w:val="Code"/>
-      </w:pPr>
-      <w:r>
-        <w:t xml:space="preserve">- </w:t>
-      </w:r>
-      <w:proofErr w:type="gramStart"/>
-      <w:r>
-        <w:t>name</w:t>
-      </w:r>
-      <w:proofErr w:type="gramEnd"/>
-      <w:r>
-        <w:t>: Install Nginx</w:t>
-      </w:r>
-    </w:p>
-    <w:p>
-      <w:pPr>
-        <w:pStyle w:val="Code"/>
-      </w:pPr>
-      <w:r>
-        <w:t xml:space="preserve">  </w:t>
-      </w:r>
-      <w:proofErr w:type="spellStart"/>
-      <w:r>
-        <w:t>ansible.builtin.package</w:t>
-      </w:r>
-      <w:proofErr w:type="spellEnd"/>
-      <w:r>
-        <w:t>:</w:t>
-      </w:r>
-    </w:p>
-    <w:p>
-      <w:pPr>
-        <w:pStyle w:val="Code"/>
-      </w:pPr>
-      <w:r>
-        <w:t xml:space="preserve">    </w:t>
-      </w:r>
-      <w:proofErr w:type="gramStart"/>
-      <w:r>
-        <w:t>name</w:t>
-      </w:r>
-      <w:proofErr w:type="gramEnd"/>
-      <w:r>
-        <w:t xml:space="preserve">: </w:t>
-      </w:r>
-      <w:proofErr w:type="spellStart"/>
-      <w:r>
-        <w:t>nginx</w:t>
-      </w:r>
-      <w:proofErr w:type="spellEnd"/>
-    </w:p>
-    <w:p>
-      <w:pPr>
-        <w:pStyle w:val="Code"/>
-      </w:pPr>
-      <w:r>
-        <w:t xml:space="preserve">    </w:t>
-      </w:r>
-      <w:proofErr w:type="gramStart"/>
-      <w:r>
-        <w:t>state</w:t>
-      </w:r>
-      <w:proofErr w:type="gramEnd"/>
-      <w:r>
-        <w:t>: present</w:t>
-      </w:r>
-    </w:p>
-    <w:p>
-      <w:pPr>
-        <w:pStyle w:val="Code"/>
-      </w:pPr>
-      <w:r>
-        <w:t xml:space="preserve">  </w:t>
-      </w:r>
-      <w:proofErr w:type="gramStart"/>
-      <w:r>
-        <w:t>notify</w:t>
-      </w:r>
-      <w:proofErr w:type="gramEnd"/>
-      <w:r>
-        <w:t xml:space="preserve">: Restart </w:t>
-      </w:r>
-      <w:proofErr w:type="spellStart"/>
-      <w:r>
-        <w:t>nginx</w:t>
-      </w:r>
-      <w:proofErr w:type="spellEnd"/>
-    </w:p>
-    <w:p>
-      <w:pPr>
-        <w:pStyle w:val="Code"/>
-      </w:pPr>
-    </w:p>
-    <w:p>
-      <w:pPr>
-        <w:pStyle w:val="Code"/>
-      </w:pPr>
-      <w:r>
-        <w:t xml:space="preserve">- </w:t>
-      </w:r>
-      <w:proofErr w:type="gramStart"/>
-      <w:r>
-        <w:t>name</w:t>
-      </w:r>
-      <w:proofErr w:type="gramEnd"/>
-      <w:r>
-        <w:t>: Ensure Nginx service is enabled and running</w:t>
-      </w:r>
-    </w:p>
-    <w:p>
-      <w:pPr>
-        <w:pStyle w:val="Code"/>
-      </w:pPr>
-      <w:r>
-        <w:t xml:space="preserve">  </w:t>
-      </w:r>
-      <w:proofErr w:type="spellStart"/>
-      <w:r>
-        <w:t>ansible.builtin.service</w:t>
-      </w:r>
-      <w:proofErr w:type="spellEnd"/>
-      <w:r>
-        <w:t>:</w:t>
-      </w:r>
-    </w:p>
-    <w:p>
-      <w:pPr>
-        <w:pStyle w:val="Code"/>
-      </w:pPr>
-      <w:r>
-        <w:t xml:space="preserve">    </w:t>
-      </w:r>
-      <w:proofErr w:type="gramStart"/>
-      <w:r>
-        <w:t>name</w:t>
-      </w:r>
-      <w:proofErr w:type="gramEnd"/>
-      <w:r>
-        <w:t xml:space="preserve">: </w:t>
-      </w:r>
-      <w:proofErr w:type="spellStart"/>
-      <w:r>
-        <w:t>nginx</w:t>
-      </w:r>
-      <w:proofErr w:type="spellEnd"/>
-    </w:p>
-    <w:p>
-      <w:pPr>
-        <w:pStyle w:val="Code"/>
-      </w:pPr>
-      <w:r>
-        <w:t xml:space="preserve">    </w:t>
-      </w:r>
-      <w:proofErr w:type="gramStart"/>
-      <w:r>
-        <w:t>state</w:t>
-      </w:r>
-      <w:proofErr w:type="gramEnd"/>
-      <w:r>
-        <w:t>: started</w:t>
-      </w:r>
-    </w:p>
-    <w:p>
-      <w:pPr>
-        <w:pStyle w:val="Code"/>
-      </w:pPr>
-      <w:r>
-        <w:t xml:space="preserve">    </w:t>
-      </w:r>
-      <w:proofErr w:type="gramStart"/>
-      <w:r>
-        <w:t>enabled</w:t>
-      </w:r>
-      <w:proofErr w:type="gramEnd"/>
-      <w:r>
-        <w:t>: true</w:t>
-      </w:r>
-    </w:p>
-    <w:p>
-      <w:pPr>
-        <w:pStyle w:val="Code"/>
-      </w:pPr>
-    </w:p>
-    <w:p>
-      <w:pPr>
-        <w:pStyle w:val="Code"/>
-      </w:pPr>
-      <w:r>
-        <w:t xml:space="preserve">- </w:t>
-      </w:r>
-      <w:proofErr w:type="gramStart"/>
-      <w:r>
-        <w:t>name</w:t>
-      </w:r>
-      <w:proofErr w:type="gramEnd"/>
-      <w:r>
-        <w:t>: Deploy custom index.html to Nginx default site</w:t>
-      </w:r>
-    </w:p>
-    <w:p>
-      <w:pPr>
-        <w:pStyle w:val="Code"/>
-      </w:pPr>
-      <w:r>
-        <w:t xml:space="preserve">  </w:t>
-      </w:r>
-      <w:proofErr w:type="spellStart"/>
-      <w:r>
-        <w:t>ansible.builtin.template</w:t>
-      </w:r>
-      <w:proofErr w:type="spellEnd"/>
-      <w:r>
-        <w:t>:</w:t>
-      </w:r>
-    </w:p>
-    <w:p>
-      <w:pPr>
-        <w:pStyle w:val="Code"/>
-      </w:pPr>
-      <w:r>
-        <w:t xml:space="preserve">    </w:t>
-      </w:r>
-      <w:proofErr w:type="spellStart"/>
-      <w:proofErr w:type="gramStart"/>
-      <w:r>
-        <w:t>src</w:t>
-      </w:r>
-      <w:proofErr w:type="spellEnd"/>
-      <w:proofErr w:type="gramEnd"/>
-      <w:r>
-        <w:t>: index.html.j2</w:t>
-      </w:r>
-    </w:p>
-    <w:p>
-      <w:pPr>
-        <w:pStyle w:val="Code"/>
-        <w:rPr>
-          <w:lang w:val="de-DE"/>
-        </w:rPr>
-      </w:pPr>
-      <w:r>
-        <w:t xml:space="preserve">    </w:t>
-      </w:r>
-      <w:proofErr w:type="spellStart"/>
-      <w:r>
-        <w:rPr>
-          <w:lang w:val="de-DE"/>
-        </w:rPr>
-        <w:t>dest</w:t>
-      </w:r>
-      <w:proofErr w:type="spellEnd"/>
-      <w:r>
-        <w:rPr>
-          <w:lang w:val="de-DE"/>
-        </w:rPr>
-        <w:t>: /</w:t>
-      </w:r>
-      <w:proofErr w:type="spellStart"/>
-      <w:r>
-        <w:rPr>
-          <w:lang w:val="de-DE"/>
-        </w:rPr>
-        <w:t>var</w:t>
-      </w:r>
-      <w:proofErr w:type="spellEnd"/>
-      <w:r>
-        <w:rPr>
-          <w:lang w:val="de-DE"/>
-        </w:rPr>
-        <w:t>/</w:t>
-      </w:r>
-      <w:proofErr w:type="spellStart"/>
-      <w:r>
-        <w:rPr>
-          <w:lang w:val="de-DE"/>
-        </w:rPr>
-        <w:t>www</w:t>
-      </w:r>
-      <w:proofErr w:type="spellEnd"/>
-      <w:r>
-        <w:rPr>
-          <w:lang w:val="de-DE"/>
-        </w:rPr>
-        <w:t>/</w:t>
-      </w:r>
-      <w:proofErr w:type="spellStart"/>
-      <w:r>
-        <w:rPr>
-          <w:lang w:val="de-DE"/>
-        </w:rPr>
-        <w:t>html</w:t>
-      </w:r>
-      <w:proofErr w:type="spellEnd"/>
-      <w:r>
-        <w:rPr>
-          <w:lang w:val="de-DE"/>
-        </w:rPr>
-        <w:t>/index.html</w:t>
-      </w:r>
-    </w:p>
-    <w:p>
-      <w:pPr>
-        <w:pStyle w:val="Code"/>
-      </w:pPr>
-      <w:r>
-        <w:rPr>
-          <w:lang w:val="de-DE"/>
-        </w:rPr>
-        <w:t xml:space="preserve">    </w:t>
-      </w:r>
-      <w:proofErr w:type="gramStart"/>
-      <w:r>
-        <w:t>owner</w:t>
-      </w:r>
-      <w:proofErr w:type="gramEnd"/>
-      <w:r>
-        <w:t>: www-data</w:t>
-      </w:r>
-    </w:p>
-    <w:p>
-      <w:pPr>
-        <w:pStyle w:val="Code"/>
-      </w:pPr>
-      <w:r>
-        <w:t xml:space="preserve">    </w:t>
-      </w:r>
-      <w:proofErr w:type="gramStart"/>
-      <w:r>
-        <w:t>group</w:t>
-      </w:r>
-      <w:proofErr w:type="gramEnd"/>
-      <w:r>
-        <w:t>: www-data</w:t>
-      </w:r>
-    </w:p>
-    <w:p>
-      <w:pPr>
-        <w:pStyle w:val="Code"/>
-      </w:pPr>
-      <w:r>
-        <w:t xml:space="preserve">    </w:t>
-      </w:r>
-      <w:proofErr w:type="gramStart"/>
-      <w:r>
-        <w:t>mode</w:t>
-      </w:r>
-      <w:proofErr w:type="gramEnd"/>
-      <w:r>
-        <w:t>: '0644'</w:t>
-      </w:r>
-    </w:p>
-    <w:p/>
-    <w:p>
-      <w:pPr>
-        <w:pStyle w:val="Heading3"/>
-      </w:pPr>
-      <w:bookmarkStart w:id="12" w:name="_Toc215522501"/>
-      <w:proofErr w:type="gramStart"/>
-      <w:r>
-        <w:t>handlers/</w:t>
-      </w:r>
-      <w:proofErr w:type="spellStart"/>
-      <w:r>
-        <w:t>main.yml</w:t>
+    </w:p>
+    <w:p>
+      <w:pPr>
+        <w:pStyle w:val="Heading2"/>
+        <w:rPr>
+          <w:lang w:val="ru-RU"/>
+        </w:rPr>
+      </w:pPr>
+      <w:bookmarkStart w:id="12" w:name="_Toc215559906"/>
+      <w:r>
+        <w:rPr>
+          <w:lang w:val="ru-RU"/>
+        </w:rPr>
+        <w:t>Nginx</w:t>
       </w:r>
       <w:bookmarkEnd w:id="12"/>
-      <w:proofErr w:type="spellEnd"/>
-      <w:proofErr w:type="gramEnd"/>
-    </w:p>
-    <w:p>
-      <w:pPr>
-        <w:pStyle w:val="Code"/>
-      </w:pPr>
-      <w:r>
-        <w:t xml:space="preserve">  GNU </w:t>
-      </w:r>
-      <w:proofErr w:type="spellStart"/>
-      <w:r>
-        <w:t>nano</w:t>
-      </w:r>
-      <w:proofErr w:type="spellEnd"/>
-      <w:r>
-        <w:t xml:space="preserve"> 7.2                                              roles/</w:t>
-      </w:r>
-      <w:proofErr w:type="spellStart"/>
-      <w:r>
-        <w:t>nginx</w:t>
-      </w:r>
-      <w:proofErr w:type="spellEnd"/>
-      <w:r>
-        <w:t>/handlers/</w:t>
-      </w:r>
-      <w:proofErr w:type="spellStart"/>
-      <w:r>
-        <w:t>main.yml</w:t>
-      </w:r>
-      <w:proofErr w:type="spellEnd"/>
-      <w:r>
-        <w:t xml:space="preserve">                                                       </w:t>
-      </w:r>
-    </w:p>
-    <w:p>
-      <w:pPr>
-        <w:pStyle w:val="Code"/>
-      </w:pPr>
-      <w:r>
-        <w:t>---</w:t>
-      </w:r>
-    </w:p>
-    <w:p>
-      <w:pPr>
-        <w:pStyle w:val="Code"/>
-      </w:pPr>
-      <w:r>
-        <w:t xml:space="preserve">- </w:t>
-      </w:r>
-      <w:proofErr w:type="gramStart"/>
-      <w:r>
-        <w:t>name</w:t>
-      </w:r>
-      <w:proofErr w:type="gramEnd"/>
-      <w:r>
-        <w:t xml:space="preserve">: Restart </w:t>
-      </w:r>
-      <w:proofErr w:type="spellStart"/>
-      <w:r>
-        <w:t>nginx</w:t>
-      </w:r>
-      <w:proofErr w:type="spellEnd"/>
-    </w:p>
-    <w:p>
-      <w:pPr>
-        <w:pStyle w:val="Code"/>
-      </w:pPr>
-      <w:r>
-        <w:t xml:space="preserve">  </w:t>
-      </w:r>
-      <w:proofErr w:type="spellStart"/>
-      <w:r>
-        <w:t>ansible.builtin.service</w:t>
-      </w:r>
-      <w:proofErr w:type="spellEnd"/>
-      <w:r>
-        <w:t>:</w:t>
-      </w:r>
-    </w:p>
-    <w:p>
-      <w:pPr>
-        <w:pStyle w:val="Code"/>
-        <w:rPr>
-          <w:lang w:val="ru-RU"/>
-        </w:rPr>
-      </w:pPr>
-      <w:r>
-        <w:t xml:space="preserve">    </w:t>
-      </w:r>
-      <w:r>
-        <w:rPr>
-          <w:lang w:val="ru-RU"/>
-        </w:rPr>
-        <w:t>name: nginx</w:t>
-      </w:r>
-    </w:p>
-    <w:p>
-      <w:pPr>
-        <w:pStyle w:val="Code"/>
-        <w:rPr>
-          <w:lang w:val="ru-RU"/>
-        </w:rPr>
-      </w:pPr>
-      <w:r>
-        <w:rPr>
-          <w:lang w:val="ru-RU"/>
-        </w:rPr>
-        <w:t xml:space="preserve">    state: restarted</w:t>
-      </w:r>
-    </w:p>
-    <w:p>
-      <w:pPr>
-        <w:rPr>
-          <w:lang w:val="ru-RU"/>
-        </w:rPr>
-      </w:pPr>
-    </w:p>
-    <w:p>
-      <w:pPr>
-        <w:pStyle w:val="Heading3"/>
-      </w:pPr>
-      <w:bookmarkStart w:id="13" w:name="_Toc215522502"/>
-      <w:proofErr w:type="gramStart"/>
-      <w:r>
-        <w:t>templates/index.html</w:t>
-      </w:r>
-      <w:bookmarkEnd w:id="13"/>
-      <w:proofErr w:type="gramEnd"/>
-    </w:p>
-    <w:p>
-      <w:pPr>
-        <w:pStyle w:val="Code"/>
-      </w:pPr>
-      <w:r>
-        <w:t xml:space="preserve">  GNU </w:t>
-      </w:r>
-      <w:proofErr w:type="spellStart"/>
-      <w:r>
-        <w:t>nano</w:t>
-      </w:r>
-      <w:proofErr w:type="spellEnd"/>
-      <w:r>
-        <w:t xml:space="preserve"> 7.2                                           roles/</w:t>
-      </w:r>
-      <w:proofErr w:type="spellStart"/>
-      <w:r>
-        <w:t>nginx</w:t>
-      </w:r>
-      <w:proofErr w:type="spellEnd"/>
-      <w:r>
-        <w:t xml:space="preserve">/templates/index.html.j2                                                    </w:t>
-      </w:r>
-    </w:p>
-    <w:p>
-      <w:pPr>
-        <w:pStyle w:val="Code"/>
-        <w:rPr>
-          <w:lang w:val="de-DE"/>
-        </w:rPr>
-      </w:pPr>
-      <w:proofErr w:type="gramStart"/>
-      <w:r>
-        <w:rPr>
-          <w:lang w:val="de-DE"/>
-        </w:rPr>
-        <w:t>&lt;!DOCTYPE</w:t>
-      </w:r>
-      <w:proofErr w:type="gramEnd"/>
-      <w:r>
-        <w:rPr>
-          <w:lang w:val="de-DE"/>
-        </w:rPr>
-        <w:t xml:space="preserve"> </w:t>
-      </w:r>
-      <w:proofErr w:type="spellStart"/>
-      <w:r>
-        <w:rPr>
-          <w:lang w:val="de-DE"/>
-        </w:rPr>
-        <w:t>html</w:t>
-      </w:r>
-      <w:proofErr w:type="spellEnd"/>
-      <w:r>
-        <w:rPr>
-          <w:lang w:val="de-DE"/>
-        </w:rPr>
-        <w:t>&gt;</w:t>
-      </w:r>
-    </w:p>
-    <w:p>
-      <w:pPr>
-        <w:pStyle w:val="Code"/>
-        <w:rPr>
-          <w:lang w:val="de-DE"/>
-        </w:rPr>
-      </w:pPr>
-      <w:r>
-        <w:rPr>
-          <w:lang w:val="de-DE"/>
-        </w:rPr>
-        <w:t>&lt;</w:t>
-      </w:r>
-      <w:proofErr w:type="spellStart"/>
-      <w:r>
-        <w:rPr>
-          <w:lang w:val="de-DE"/>
-        </w:rPr>
-        <w:t>html</w:t>
-      </w:r>
-      <w:proofErr w:type="spellEnd"/>
-      <w:r>
-        <w:rPr>
-          <w:lang w:val="de-DE"/>
-        </w:rPr>
-        <w:t xml:space="preserve"> lang="en"&gt;</w:t>
-      </w:r>
-    </w:p>
-    <w:p>
-      <w:pPr>
-        <w:pStyle w:val="Code"/>
-      </w:pPr>
-      <w:r>
-        <w:t>&lt;</w:t>
-      </w:r>
-      <w:proofErr w:type="gramStart"/>
-      <w:r>
-        <w:t>head</w:t>
-      </w:r>
-      <w:proofErr w:type="gramEnd"/>
-      <w:r>
-        <w:t>&gt;</w:t>
-      </w:r>
-    </w:p>
-    <w:p>
-      <w:pPr>
-        <w:pStyle w:val="Code"/>
-      </w:pPr>
-      <w:r>
-        <w:t xml:space="preserve">    &lt;</w:t>
-      </w:r>
-      <w:proofErr w:type="gramStart"/>
-      <w:r>
-        <w:t>meta</w:t>
-      </w:r>
-      <w:proofErr w:type="gramEnd"/>
-      <w:r>
-        <w:t xml:space="preserve"> charset="UTF-8"&gt;</w:t>
-      </w:r>
-    </w:p>
-    <w:p>
-      <w:pPr>
-        <w:pStyle w:val="Code"/>
-      </w:pPr>
-      <w:r>
-        <w:t xml:space="preserve">    &lt;</w:t>
-      </w:r>
-      <w:proofErr w:type="gramStart"/>
-      <w:r>
-        <w:t>title&gt;</w:t>
-      </w:r>
-      <w:proofErr w:type="gramEnd"/>
-      <w:r>
-        <w:t xml:space="preserve">Nginx via </w:t>
-      </w:r>
-      <w:proofErr w:type="spellStart"/>
-      <w:r>
-        <w:t>Ansible</w:t>
-      </w:r>
-      <w:proofErr w:type="spellEnd"/>
-      <w:r>
-        <w:t>&lt;/title&gt;</w:t>
-      </w:r>
-    </w:p>
-    <w:p>
-      <w:pPr>
-        <w:pStyle w:val="Code"/>
-      </w:pPr>
-      <w:r>
-        <w:t>&lt;/head&gt;</w:t>
-      </w:r>
-    </w:p>
-    <w:p>
-      <w:pPr>
-        <w:pStyle w:val="Code"/>
-      </w:pPr>
-      <w:r>
-        <w:t>&lt;</w:t>
-      </w:r>
-      <w:proofErr w:type="gramStart"/>
-      <w:r>
-        <w:t>body</w:t>
-      </w:r>
-      <w:proofErr w:type="gramEnd"/>
-      <w:r>
-        <w:t>&gt;</w:t>
-      </w:r>
-    </w:p>
-    <w:p>
-      <w:pPr>
-        <w:pStyle w:val="Code"/>
-      </w:pPr>
-      <w:r>
-        <w:t xml:space="preserve">    &lt;h1&gt;Nginx is working! &lt;/h1&gt;</w:t>
-      </w:r>
-    </w:p>
-    <w:p>
-      <w:pPr>
-        <w:pStyle w:val="Code"/>
-      </w:pPr>
-    </w:p>
-    <w:p>
-      <w:pPr>
-        <w:pStyle w:val="Code"/>
-      </w:pPr>
-      <w:r>
-        <w:t xml:space="preserve">    &lt;h2&gt;Deployment info&lt;/h2&gt;</w:t>
-      </w:r>
-    </w:p>
-    <w:p>
-      <w:pPr>
-        <w:pStyle w:val="Code"/>
-      </w:pPr>
-      <w:r>
-        <w:t xml:space="preserve">    &lt;</w:t>
-      </w:r>
-      <w:proofErr w:type="spellStart"/>
-      <w:proofErr w:type="gramStart"/>
-      <w:r>
-        <w:t>ul</w:t>
-      </w:r>
-      <w:proofErr w:type="spellEnd"/>
-      <w:proofErr w:type="gramEnd"/>
-      <w:r>
-        <w:t>&gt;</w:t>
-      </w:r>
-    </w:p>
-    <w:p>
-      <w:pPr>
-        <w:pStyle w:val="Code"/>
-      </w:pPr>
-      <w:r>
-        <w:t xml:space="preserve">        &lt;</w:t>
-      </w:r>
-      <w:proofErr w:type="gramStart"/>
-      <w:r>
-        <w:t>li</w:t>
-      </w:r>
-      <w:proofErr w:type="gramEnd"/>
-      <w:r>
-        <w:t>&gt;&lt;strong&gt;</w:t>
-      </w:r>
-      <w:proofErr w:type="spellStart"/>
-      <w:r>
-        <w:t>Ansible</w:t>
-      </w:r>
-      <w:proofErr w:type="spellEnd"/>
-      <w:r>
-        <w:t xml:space="preserve"> inventory name:&lt;/strong&gt; {{ </w:t>
-      </w:r>
-      <w:proofErr w:type="spellStart"/>
-      <w:r>
-        <w:t>inventory_hostname</w:t>
-      </w:r>
-      <w:proofErr w:type="spellEnd"/>
-      <w:r>
-        <w:t xml:space="preserve"> }}&lt;/li&gt;</w:t>
-      </w:r>
-    </w:p>
-    <w:p>
-      <w:pPr>
-        <w:pStyle w:val="Code"/>
-      </w:pPr>
-      <w:r>
-        <w:t xml:space="preserve">        &lt;</w:t>
-      </w:r>
-      <w:proofErr w:type="gramStart"/>
-      <w:r>
-        <w:t>li</w:t>
-      </w:r>
-      <w:proofErr w:type="gramEnd"/>
-      <w:r>
-        <w:t xml:space="preserve">&gt;&lt;strong&gt;System hostname:&lt;/strong&gt; {{ </w:t>
-      </w:r>
-      <w:proofErr w:type="spellStart"/>
-      <w:r>
-        <w:t>ansible_hostname</w:t>
-      </w:r>
-      <w:proofErr w:type="spellEnd"/>
-      <w:r>
-        <w:t xml:space="preserve"> }}&lt;/li&gt;</w:t>
-      </w:r>
-    </w:p>
-    <w:p>
-      <w:pPr>
-        <w:pStyle w:val="Code"/>
-      </w:pPr>
-      <w:r>
-        <w:t xml:space="preserve">        &lt;</w:t>
-      </w:r>
-      <w:proofErr w:type="gramStart"/>
-      <w:r>
-        <w:t>li</w:t>
-      </w:r>
-      <w:proofErr w:type="gramEnd"/>
-      <w:r>
-        <w:t xml:space="preserve">&gt;&lt;strong&gt;FQDN:&lt;/strong&gt; {{ </w:t>
-      </w:r>
-      <w:proofErr w:type="spellStart"/>
-      <w:r>
-        <w:t>ansible_fqdn</w:t>
-      </w:r>
-      <w:proofErr w:type="spellEnd"/>
-      <w:r>
-        <w:t xml:space="preserve"> }} &lt;/li&gt;</w:t>
-      </w:r>
-    </w:p>
-    <w:p>
-      <w:pPr>
-        <w:pStyle w:val="Code"/>
-      </w:pPr>
-      <w:r>
-        <w:lastRenderedPageBreak/>
-        <w:t xml:space="preserve">        &lt;</w:t>
-      </w:r>
-      <w:proofErr w:type="gramStart"/>
-      <w:r>
-        <w:t>li</w:t>
-      </w:r>
-      <w:proofErr w:type="gramEnd"/>
-      <w:r>
-        <w:t>&gt;&lt;strong&gt;Primary IP address:&lt;/strong&gt; {{ ansible_default_ipv4.address }}&lt;/li&gt;</w:t>
-      </w:r>
-    </w:p>
-    <w:p>
-      <w:pPr>
-        <w:pStyle w:val="Code"/>
-      </w:pPr>
-      <w:r>
-        <w:t xml:space="preserve">    &lt;/</w:t>
-      </w:r>
-      <w:proofErr w:type="spellStart"/>
-      <w:r>
-        <w:t>ul</w:t>
-      </w:r>
-      <w:proofErr w:type="spellEnd"/>
-      <w:r>
-        <w:t>&gt;</w:t>
-      </w:r>
-    </w:p>
-    <w:p>
-      <w:pPr>
-        <w:pStyle w:val="Code"/>
-      </w:pPr>
-    </w:p>
-    <w:p>
-      <w:pPr>
-        <w:pStyle w:val="Code"/>
-      </w:pPr>
-      <w:r>
-        <w:t>&lt;h2&gt;System info&lt;/h2&gt;</w:t>
-      </w:r>
-    </w:p>
-    <w:p>
-      <w:pPr>
-        <w:pStyle w:val="Code"/>
-      </w:pPr>
-      <w:r>
-        <w:t xml:space="preserve">    &lt;</w:t>
-      </w:r>
-      <w:proofErr w:type="spellStart"/>
-      <w:proofErr w:type="gramStart"/>
-      <w:r>
-        <w:t>ul</w:t>
-      </w:r>
-      <w:proofErr w:type="spellEnd"/>
-      <w:proofErr w:type="gramEnd"/>
-      <w:r>
-        <w:t>&gt;</w:t>
-      </w:r>
-    </w:p>
-    <w:p>
-      <w:pPr>
-        <w:pStyle w:val="Code"/>
-      </w:pPr>
-      <w:r>
-        <w:t xml:space="preserve">        &lt;</w:t>
-      </w:r>
-      <w:proofErr w:type="gramStart"/>
-      <w:r>
-        <w:t>li</w:t>
-      </w:r>
-      <w:proofErr w:type="gramEnd"/>
-      <w:r>
-        <w:t xml:space="preserve">&gt;&lt;strong&gt;OS:&lt;/strong&gt; {{ </w:t>
-      </w:r>
-      <w:proofErr w:type="spellStart"/>
-      <w:r>
-        <w:t>ansible_distribution</w:t>
-      </w:r>
-      <w:proofErr w:type="spellEnd"/>
-      <w:r>
-        <w:t xml:space="preserve"> }} {{ </w:t>
-      </w:r>
-      <w:proofErr w:type="spellStart"/>
-      <w:r>
-        <w:t>ansible_distribution_version</w:t>
-      </w:r>
-      <w:proofErr w:type="spellEnd"/>
-      <w:r>
-        <w:t xml:space="preserve"> }}&lt;/li&gt;</w:t>
-      </w:r>
-    </w:p>
-    <w:p>
-      <w:pPr>
-        <w:pStyle w:val="Code"/>
-      </w:pPr>
-      <w:r>
-        <w:t xml:space="preserve">        &lt;</w:t>
-      </w:r>
-      <w:proofErr w:type="gramStart"/>
-      <w:r>
-        <w:t>li</w:t>
-      </w:r>
-      <w:proofErr w:type="gramEnd"/>
-      <w:r>
-        <w:t xml:space="preserve">&gt;&lt;strong&gt;Total RAM:&lt;/strong&gt; {{ </w:t>
-      </w:r>
-      <w:proofErr w:type="spellStart"/>
-      <w:r>
-        <w:t>ansible_memtotal_mb</w:t>
-      </w:r>
-      <w:proofErr w:type="spellEnd"/>
-      <w:r>
-        <w:t xml:space="preserve"> }} MB&lt;/li&gt;</w:t>
-      </w:r>
-    </w:p>
-    <w:p>
-      <w:pPr>
-        <w:pStyle w:val="Code"/>
-      </w:pPr>
-      <w:r>
-        <w:t xml:space="preserve">        &lt;</w:t>
-      </w:r>
-      <w:proofErr w:type="gramStart"/>
-      <w:r>
-        <w:t>li</w:t>
-      </w:r>
-      <w:proofErr w:type="gramEnd"/>
-      <w:r>
-        <w:t xml:space="preserve">&gt;&lt;strong&gt;vCPUs:&lt;/strong&gt; {{ </w:t>
-      </w:r>
-      <w:proofErr w:type="spellStart"/>
-      <w:r>
-        <w:t>ansible_processor_vcpus</w:t>
-      </w:r>
-      <w:proofErr w:type="spellEnd"/>
-      <w:r>
-        <w:t xml:space="preserve"> }}&lt;/li&gt;</w:t>
-      </w:r>
-    </w:p>
-    <w:p>
-      <w:pPr>
-        <w:pStyle w:val="Code"/>
-      </w:pPr>
-      <w:r>
-        <w:t xml:space="preserve">        &lt;</w:t>
-      </w:r>
-      <w:proofErr w:type="gramStart"/>
-      <w:r>
-        <w:t>li</w:t>
-      </w:r>
-      <w:proofErr w:type="gramEnd"/>
-      <w:r>
-        <w:t xml:space="preserve">&gt;&lt;strong&gt;CPU model:&lt;/strong&gt; {{ </w:t>
-      </w:r>
-      <w:proofErr w:type="spellStart"/>
-      <w:r>
-        <w:t>ansible_processor</w:t>
-      </w:r>
-      <w:proofErr w:type="spellEnd"/>
-      <w:r>
-        <w:t>[0] }}&lt;/li&gt;</w:t>
-      </w:r>
-    </w:p>
-    <w:p>
-      <w:pPr>
-        <w:pStyle w:val="Code"/>
-      </w:pPr>
-      <w:r>
-        <w:t xml:space="preserve">        &lt;</w:t>
-      </w:r>
-      <w:proofErr w:type="gramStart"/>
-      <w:r>
-        <w:t>li</w:t>
-      </w:r>
-      <w:proofErr w:type="gramEnd"/>
-      <w:r>
-        <w:t xml:space="preserve">&gt;&lt;strong&gt;Vendor / platform:&lt;/strong&gt; {{ </w:t>
-      </w:r>
-      <w:proofErr w:type="spellStart"/>
-      <w:r>
-        <w:t>ansible_system_vendor</w:t>
-      </w:r>
-      <w:proofErr w:type="spellEnd"/>
-      <w:r>
-        <w:t xml:space="preserve"> }} {{ </w:t>
-      </w:r>
-      <w:proofErr w:type="spellStart"/>
-      <w:r>
-        <w:t>ansible_product_name</w:t>
-      </w:r>
-      <w:proofErr w:type="spellEnd"/>
-      <w:r>
-        <w:t xml:space="preserve"> }}&lt;/li&gt;</w:t>
-      </w:r>
-    </w:p>
-    <w:p>
-      <w:pPr>
-        <w:pStyle w:val="Code"/>
-      </w:pPr>
-      <w:r>
-        <w:t xml:space="preserve">    &lt;/</w:t>
-      </w:r>
-      <w:proofErr w:type="spellStart"/>
-      <w:r>
-        <w:t>ul</w:t>
-      </w:r>
-      <w:proofErr w:type="spellEnd"/>
-      <w:r>
-        <w:t>&gt;</w:t>
-      </w:r>
-    </w:p>
-    <w:p>
-      <w:pPr>
-        <w:pStyle w:val="Code"/>
-      </w:pPr>
-    </w:p>
-    <w:p>
-      <w:pPr>
-        <w:pStyle w:val="Code"/>
-      </w:pPr>
-      <w:r>
-        <w:t xml:space="preserve">    &lt;p&gt;</w:t>
-      </w:r>
-      <w:proofErr w:type="gramStart"/>
-      <w:r>
-        <w:t>This</w:t>
-      </w:r>
-      <w:proofErr w:type="gramEnd"/>
-      <w:r>
-        <w:t xml:space="preserve"> page was deployed by </w:t>
-      </w:r>
-      <w:proofErr w:type="spellStart"/>
-      <w:r>
-        <w:t>Ansible</w:t>
-      </w:r>
-      <w:proofErr w:type="spellEnd"/>
-      <w:r>
-        <w:t xml:space="preserve"> role &lt;strong&gt;</w:t>
-      </w:r>
-      <w:proofErr w:type="spellStart"/>
-      <w:r>
-        <w:t>nginx</w:t>
-      </w:r>
-      <w:proofErr w:type="spellEnd"/>
-      <w:r>
-        <w:t>&lt;/strong&gt;.&lt;/p&gt;</w:t>
-      </w:r>
-    </w:p>
-    <w:p>
-      <w:pPr>
-        <w:pStyle w:val="Code"/>
-      </w:pPr>
-      <w:r>
-        <w:t xml:space="preserve">    &lt;p&gt;Author - Vladimir Kuryndin &lt;/p&gt;</w:t>
-      </w:r>
-    </w:p>
-    <w:p>
-      <w:pPr>
-        <w:pStyle w:val="Code"/>
-      </w:pPr>
-      <w:r>
-        <w:t>&lt;/body&gt;</w:t>
-      </w:r>
-    </w:p>
-    <w:p>
-      <w:pPr>
-        <w:pStyle w:val="Code"/>
-        <w:rPr>
-          <w:lang w:val="ru-RU"/>
-        </w:rPr>
-      </w:pPr>
-      <w:r>
-        <w:rPr>
-          <w:lang w:val="ru-RU"/>
-        </w:rPr>
-        <w:t>&lt;/html&gt;</w:t>
-      </w:r>
-    </w:p>
-    <w:p>
-      <w:pPr>
-        <w:rPr>
-          <w:lang w:val="ru-RU"/>
-        </w:rPr>
-      </w:pPr>
-    </w:p>
-    <w:p>
-      <w:pPr>
-        <w:pStyle w:val="Heading2"/>
-      </w:pPr>
-      <w:bookmarkStart w:id="14" w:name="_Toc215522503"/>
-      <w:r>
-        <w:rPr>
-          <w:lang w:val="ru-RU"/>
-        </w:rPr>
-        <w:t>А</w:t>
-      </w:r>
-      <w:proofErr w:type="spellStart"/>
-      <w:r>
-        <w:t>pach</w:t>
-      </w:r>
-      <w:r>
-        <w:t>e</w:t>
-      </w:r>
-      <w:bookmarkEnd w:id="14"/>
-      <w:proofErr w:type="spellEnd"/>
-    </w:p>
-    <w:p>
-      <w:pPr>
-        <w:pStyle w:val="Heading3"/>
-      </w:pPr>
-      <w:bookmarkStart w:id="15" w:name="_Toc215522504"/>
-      <w:proofErr w:type="gramStart"/>
-      <w:r>
-        <w:t>tasks/</w:t>
-      </w:r>
-      <w:proofErr w:type="spellStart"/>
-      <w:r>
-        <w:t>main.yml</w:t>
-      </w:r>
-      <w:bookmarkEnd w:id="15"/>
-      <w:proofErr w:type="spellEnd"/>
-      <w:proofErr w:type="gramEnd"/>
-    </w:p>
-    <w:p>
-      <w:pPr>
-        <w:pStyle w:val="Code"/>
-      </w:pPr>
-      <w:r>
-        <w:t xml:space="preserve">  GNU </w:t>
-      </w:r>
-      <w:proofErr w:type="spellStart"/>
-      <w:r>
-        <w:t>nano</w:t>
-      </w:r>
-      <w:proofErr w:type="spellEnd"/>
-      <w:r>
-        <w:t xml:space="preserve"> 7.2                                               roles/apache/tasks/</w:t>
-      </w:r>
-      <w:proofErr w:type="spellStart"/>
-      <w:r>
-        <w:t>main.yml</w:t>
-      </w:r>
-      <w:proofErr w:type="spellEnd"/>
-      <w:r>
-        <w:t xml:space="preserve">                                                        </w:t>
-      </w:r>
-    </w:p>
-    <w:p>
-      <w:pPr>
-        <w:pStyle w:val="Code"/>
-      </w:pPr>
-      <w:r>
-        <w:t>---</w:t>
-      </w:r>
-    </w:p>
-    <w:p>
-      <w:pPr>
-        <w:pStyle w:val="Code"/>
-      </w:pPr>
-      <w:r>
-        <w:t xml:space="preserve">- </w:t>
-      </w:r>
-      <w:proofErr w:type="gramStart"/>
-      <w:r>
-        <w:t>name</w:t>
-      </w:r>
-      <w:proofErr w:type="gramEnd"/>
-      <w:r>
-        <w:t>: Install Apache (</w:t>
-      </w:r>
-      <w:proofErr w:type="spellStart"/>
-      <w:r>
-        <w:t>httpd</w:t>
-      </w:r>
-      <w:proofErr w:type="spellEnd"/>
-      <w:r>
-        <w:t>)</w:t>
-      </w:r>
-    </w:p>
-    <w:p>
-      <w:pPr>
-        <w:pStyle w:val="Code"/>
-      </w:pPr>
-      <w:r>
-        <w:t xml:space="preserve">  </w:t>
-      </w:r>
-      <w:proofErr w:type="spellStart"/>
-      <w:r>
-        <w:t>ansible.builtin.package</w:t>
-      </w:r>
-      <w:proofErr w:type="spellEnd"/>
-      <w:r>
-        <w:t>:</w:t>
-      </w:r>
-    </w:p>
-    <w:p>
-      <w:pPr>
-        <w:pStyle w:val="Code"/>
-      </w:pPr>
-      <w:r>
-        <w:t xml:space="preserve">    </w:t>
-      </w:r>
-      <w:proofErr w:type="gramStart"/>
-      <w:r>
-        <w:t>name</w:t>
-      </w:r>
-      <w:proofErr w:type="gramEnd"/>
-      <w:r>
-        <w:t xml:space="preserve">: </w:t>
-      </w:r>
-      <w:proofErr w:type="spellStart"/>
-      <w:r>
-        <w:t>httpd</w:t>
-      </w:r>
-      <w:proofErr w:type="spellEnd"/>
-    </w:p>
-    <w:p>
-      <w:pPr>
-        <w:pStyle w:val="Code"/>
-      </w:pPr>
-      <w:r>
-        <w:t xml:space="preserve">    </w:t>
-      </w:r>
-      <w:proofErr w:type="gramStart"/>
-      <w:r>
-        <w:t>state</w:t>
-      </w:r>
-      <w:proofErr w:type="gramEnd"/>
-      <w:r>
-        <w:t>: present</w:t>
-      </w:r>
-    </w:p>
-    <w:p>
-      <w:pPr>
-        <w:pStyle w:val="Code"/>
-      </w:pPr>
-      <w:r>
-        <w:t xml:space="preserve">  </w:t>
-      </w:r>
-      <w:proofErr w:type="gramStart"/>
-      <w:r>
-        <w:t>notify</w:t>
-      </w:r>
-      <w:proofErr w:type="gramEnd"/>
-      <w:r>
-        <w:t>: Restart apache</w:t>
-      </w:r>
-    </w:p>
-    <w:p>
-      <w:pPr>
-        <w:pStyle w:val="Code"/>
-      </w:pPr>
-    </w:p>
-    <w:p>
-      <w:pPr>
-        <w:pStyle w:val="Code"/>
-      </w:pPr>
-      <w:r>
-        <w:t xml:space="preserve">- </w:t>
-      </w:r>
-      <w:proofErr w:type="gramStart"/>
-      <w:r>
-        <w:t>name</w:t>
-      </w:r>
-      <w:proofErr w:type="gramEnd"/>
-      <w:r>
-        <w:t>: Ensure Apache (</w:t>
-      </w:r>
-      <w:proofErr w:type="spellStart"/>
-      <w:r>
-        <w:t>httpd</w:t>
-      </w:r>
-      <w:proofErr w:type="spellEnd"/>
-      <w:r>
-        <w:t>) service is enabled and running</w:t>
-      </w:r>
-    </w:p>
-    <w:p>
-      <w:pPr>
-        <w:pStyle w:val="Code"/>
-      </w:pPr>
-      <w:r>
-        <w:t xml:space="preserve">  </w:t>
-      </w:r>
-      <w:proofErr w:type="spellStart"/>
-      <w:r>
-        <w:t>ansible.builtin.service</w:t>
-      </w:r>
-      <w:proofErr w:type="spellEnd"/>
-      <w:r>
-        <w:t>:</w:t>
-      </w:r>
-    </w:p>
-    <w:p>
-      <w:pPr>
-        <w:pStyle w:val="Code"/>
-      </w:pPr>
-      <w:r>
-        <w:t xml:space="preserve">    </w:t>
-      </w:r>
-      <w:proofErr w:type="gramStart"/>
-      <w:r>
-        <w:t>name</w:t>
-      </w:r>
-      <w:proofErr w:type="gramEnd"/>
-      <w:r>
-        <w:t xml:space="preserve">: </w:t>
-      </w:r>
-      <w:proofErr w:type="spellStart"/>
-      <w:r>
-        <w:t>httpd</w:t>
-      </w:r>
-      <w:proofErr w:type="spellEnd"/>
-    </w:p>
-    <w:p>
-      <w:pPr>
-        <w:pStyle w:val="Code"/>
-      </w:pPr>
-      <w:r>
-        <w:t xml:space="preserve">    </w:t>
-      </w:r>
-      <w:proofErr w:type="gramStart"/>
-      <w:r>
-        <w:t>state</w:t>
-      </w:r>
-      <w:proofErr w:type="gramEnd"/>
-      <w:r>
-        <w:t>: started</w:t>
-      </w:r>
-    </w:p>
-    <w:p>
-      <w:pPr>
-        <w:pStyle w:val="Code"/>
-      </w:pPr>
-      <w:r>
-        <w:t xml:space="preserve">    </w:t>
-      </w:r>
-      <w:proofErr w:type="gramStart"/>
-      <w:r>
-        <w:t>enabled</w:t>
-      </w:r>
-      <w:proofErr w:type="gramEnd"/>
-      <w:r>
-        <w:t>: true</w:t>
-      </w:r>
-    </w:p>
-    <w:p>
-      <w:pPr>
-        <w:pStyle w:val="Code"/>
-      </w:pPr>
-    </w:p>
-    <w:p>
-      <w:pPr>
-        <w:pStyle w:val="Code"/>
-      </w:pPr>
-      <w:r>
-        <w:t xml:space="preserve">- </w:t>
-      </w:r>
-      <w:proofErr w:type="gramStart"/>
-      <w:r>
-        <w:t>name</w:t>
-      </w:r>
-      <w:proofErr w:type="gramEnd"/>
-      <w:r>
-        <w:t>: Deploy custom index.html to Apache default site</w:t>
-      </w:r>
-    </w:p>
-    <w:p>
-      <w:pPr>
-        <w:pStyle w:val="Code"/>
-      </w:pPr>
-      <w:r>
-        <w:t xml:space="preserve">  </w:t>
-      </w:r>
-      <w:proofErr w:type="spellStart"/>
-      <w:r>
-        <w:t>ansible.builtin.template</w:t>
-      </w:r>
-      <w:proofErr w:type="spellEnd"/>
-      <w:r>
-        <w:t>:</w:t>
-      </w:r>
-    </w:p>
-    <w:p>
-      <w:pPr>
-        <w:pStyle w:val="Code"/>
-      </w:pPr>
-      <w:r>
-        <w:t xml:space="preserve">    </w:t>
-      </w:r>
-      <w:proofErr w:type="spellStart"/>
-      <w:proofErr w:type="gramStart"/>
-      <w:r>
-        <w:t>src</w:t>
-      </w:r>
-      <w:proofErr w:type="spellEnd"/>
-      <w:proofErr w:type="gramEnd"/>
-      <w:r>
-        <w:t>: index.html.j2</w:t>
-      </w:r>
-    </w:p>
-    <w:p>
-      <w:pPr>
-        <w:pStyle w:val="Code"/>
-        <w:rPr>
-          <w:lang w:val="de-DE"/>
-        </w:rPr>
-      </w:pPr>
-      <w:r>
-        <w:t xml:space="preserve">    </w:t>
-      </w:r>
-      <w:proofErr w:type="spellStart"/>
-      <w:r>
-        <w:rPr>
-          <w:lang w:val="de-DE"/>
-        </w:rPr>
-        <w:t>dest</w:t>
-      </w:r>
-      <w:proofErr w:type="spellEnd"/>
-      <w:r>
-        <w:rPr>
-          <w:lang w:val="de-DE"/>
-        </w:rPr>
-        <w:t>: /</w:t>
-      </w:r>
-      <w:proofErr w:type="spellStart"/>
-      <w:r>
-        <w:rPr>
-          <w:lang w:val="de-DE"/>
-        </w:rPr>
-        <w:t>var</w:t>
-      </w:r>
-      <w:proofErr w:type="spellEnd"/>
-      <w:r>
-        <w:rPr>
-          <w:lang w:val="de-DE"/>
-        </w:rPr>
-        <w:t>/</w:t>
-      </w:r>
-      <w:proofErr w:type="spellStart"/>
-      <w:r>
-        <w:rPr>
-          <w:lang w:val="de-DE"/>
-        </w:rPr>
-        <w:t>www</w:t>
-      </w:r>
-      <w:proofErr w:type="spellEnd"/>
-      <w:r>
-        <w:rPr>
-          <w:lang w:val="de-DE"/>
-        </w:rPr>
-        <w:t>/</w:t>
-      </w:r>
-      <w:proofErr w:type="spellStart"/>
-      <w:r>
-        <w:rPr>
-          <w:lang w:val="de-DE"/>
-        </w:rPr>
-        <w:t>html</w:t>
-      </w:r>
-      <w:proofErr w:type="spellEnd"/>
-      <w:r>
-        <w:rPr>
-          <w:lang w:val="de-DE"/>
-        </w:rPr>
-        <w:t>/index.html</w:t>
-      </w:r>
-    </w:p>
-    <w:p>
-      <w:pPr>
-        <w:pStyle w:val="Code"/>
-      </w:pPr>
-      <w:r>
-        <w:rPr>
-          <w:lang w:val="de-DE"/>
-        </w:rPr>
-        <w:t xml:space="preserve">    </w:t>
-      </w:r>
-      <w:proofErr w:type="gramStart"/>
-      <w:r>
-        <w:t>owner</w:t>
-      </w:r>
-      <w:proofErr w:type="gramEnd"/>
-      <w:r>
-        <w:t>: apache</w:t>
-      </w:r>
-    </w:p>
-    <w:p>
-      <w:pPr>
-        <w:pStyle w:val="Code"/>
-      </w:pPr>
-      <w:r>
-        <w:t xml:space="preserve">    </w:t>
-      </w:r>
-      <w:proofErr w:type="gramStart"/>
-      <w:r>
-        <w:t>group</w:t>
-      </w:r>
-      <w:proofErr w:type="gramEnd"/>
-      <w:r>
-        <w:t>: apache</w:t>
-      </w:r>
-    </w:p>
-    <w:p>
-      <w:pPr>
-        <w:pStyle w:val="Code"/>
-      </w:pPr>
-      <w:r>
-        <w:t xml:space="preserve">    </w:t>
-      </w:r>
-      <w:proofErr w:type="gramStart"/>
-      <w:r>
-        <w:t>mode</w:t>
-      </w:r>
-      <w:proofErr w:type="gramEnd"/>
-      <w:r>
-        <w:t>: '0644'</w:t>
-      </w:r>
-    </w:p>
-    <w:p/>
-    <w:p>
-      <w:pPr>
-        <w:pStyle w:val="Heading3"/>
-      </w:pPr>
-      <w:bookmarkStart w:id="16" w:name="_Toc215522505"/>
-      <w:proofErr w:type="gramStart"/>
-      <w:r>
-        <w:t>handlers/</w:t>
-      </w:r>
-      <w:proofErr w:type="spellStart"/>
-      <w:r>
-        <w:t>main.yml</w:t>
-      </w:r>
-      <w:bookmarkEnd w:id="16"/>
-      <w:proofErr w:type="spellEnd"/>
-      <w:proofErr w:type="gramEnd"/>
-    </w:p>
-    <w:p>
-      <w:pPr>
-        <w:pStyle w:val="Code"/>
-      </w:pPr>
-      <w:r>
-        <w:t xml:space="preserve">  GNU </w:t>
-      </w:r>
-      <w:proofErr w:type="spellStart"/>
-      <w:r>
-        <w:t>nano</w:t>
-      </w:r>
-      <w:proofErr w:type="spellEnd"/>
-      <w:r>
-        <w:t xml:space="preserve"> 7.2                                             roles/apache/handlers/</w:t>
-      </w:r>
-      <w:proofErr w:type="spellStart"/>
-      <w:r>
-        <w:t>main.yml</w:t>
-      </w:r>
-      <w:proofErr w:type="spellEnd"/>
-      <w:r>
-        <w:t xml:space="preserve">                                                       </w:t>
-      </w:r>
-    </w:p>
-    <w:p>
-      <w:pPr>
-        <w:pStyle w:val="Code"/>
-      </w:pPr>
-      <w:r>
-        <w:t>---</w:t>
-      </w:r>
-    </w:p>
-    <w:p>
-      <w:pPr>
-        <w:pStyle w:val="Code"/>
-      </w:pPr>
-      <w:r>
-        <w:t xml:space="preserve">- </w:t>
-      </w:r>
-      <w:proofErr w:type="gramStart"/>
-      <w:r>
-        <w:t>name</w:t>
-      </w:r>
-      <w:proofErr w:type="gramEnd"/>
-      <w:r>
-        <w:t>: Restart apache</w:t>
-      </w:r>
-    </w:p>
-    <w:p>
-      <w:pPr>
-        <w:pStyle w:val="Code"/>
-      </w:pPr>
-      <w:r>
-        <w:t xml:space="preserve">  </w:t>
-      </w:r>
-      <w:proofErr w:type="spellStart"/>
-      <w:r>
-        <w:t>ansible.builtin.service</w:t>
-      </w:r>
-      <w:proofErr w:type="spellEnd"/>
-      <w:r>
-        <w:t>:</w:t>
-      </w:r>
-    </w:p>
-    <w:p>
-      <w:pPr>
-        <w:pStyle w:val="Code"/>
-      </w:pPr>
-      <w:r>
-        <w:t xml:space="preserve">    </w:t>
-      </w:r>
-      <w:proofErr w:type="gramStart"/>
-      <w:r>
-        <w:t>name</w:t>
-      </w:r>
-      <w:proofErr w:type="gramEnd"/>
-      <w:r>
-        <w:t xml:space="preserve">: </w:t>
-      </w:r>
-      <w:proofErr w:type="spellStart"/>
-      <w:r>
-        <w:t>httpd</w:t>
-      </w:r>
-      <w:proofErr w:type="spellEnd"/>
-    </w:p>
-    <w:p>
-      <w:pPr>
-        <w:pStyle w:val="Code"/>
-      </w:pPr>
-      <w:r>
-        <w:t xml:space="preserve">    </w:t>
-      </w:r>
-      <w:proofErr w:type="gramStart"/>
-      <w:r>
-        <w:t>state</w:t>
-      </w:r>
-      <w:proofErr w:type="gramEnd"/>
-      <w:r>
-        <w:t>: restarted</w:t>
-      </w:r>
-    </w:p>
-    <w:p/>
-    <w:p>
-      <w:pPr>
-        <w:pStyle w:val="Heading3"/>
-      </w:pPr>
-      <w:bookmarkStart w:id="17" w:name="_Toc215522506"/>
-      <w:proofErr w:type="gramStart"/>
-      <w:r>
-        <w:t>templates/index.html</w:t>
-      </w:r>
-      <w:bookmarkEnd w:id="17"/>
-      <w:proofErr w:type="gramEnd"/>
-    </w:p>
-    <w:p>
-      <w:pPr>
-        <w:pStyle w:val="Code"/>
-      </w:pPr>
-      <w:r>
-        <w:t xml:space="preserve">  GNU </w:t>
-      </w:r>
-      <w:proofErr w:type="spellStart"/>
-      <w:r>
-        <w:t>nano</w:t>
-      </w:r>
-      <w:proofErr w:type="spellEnd"/>
-      <w:r>
-        <w:t xml:space="preserve"> 7.2                                          roles/apache/templates/index.html.j2                                                    </w:t>
-      </w:r>
-    </w:p>
-    <w:p>
-      <w:pPr>
-        <w:pStyle w:val="Code"/>
-        <w:rPr>
-          <w:lang w:val="de-DE"/>
-        </w:rPr>
-      </w:pPr>
-      <w:proofErr w:type="gramStart"/>
-      <w:r>
-        <w:rPr>
-          <w:lang w:val="de-DE"/>
-        </w:rPr>
-        <w:t>&lt;!DOCTYPE</w:t>
-      </w:r>
-      <w:proofErr w:type="gramEnd"/>
-      <w:r>
-        <w:rPr>
-          <w:lang w:val="de-DE"/>
-        </w:rPr>
-        <w:t xml:space="preserve"> </w:t>
-      </w:r>
-      <w:proofErr w:type="spellStart"/>
-      <w:r>
-        <w:rPr>
-          <w:lang w:val="de-DE"/>
-        </w:rPr>
-        <w:t>html</w:t>
-      </w:r>
-      <w:proofErr w:type="spellEnd"/>
-      <w:r>
-        <w:rPr>
-          <w:lang w:val="de-DE"/>
-        </w:rPr>
-        <w:t>&gt;</w:t>
-      </w:r>
-    </w:p>
-    <w:p>
-      <w:pPr>
-        <w:pStyle w:val="Code"/>
-        <w:rPr>
-          <w:lang w:val="de-DE"/>
-        </w:rPr>
-      </w:pPr>
-      <w:r>
-        <w:rPr>
-          <w:lang w:val="de-DE"/>
-        </w:rPr>
-        <w:t>&lt;</w:t>
-      </w:r>
-      <w:proofErr w:type="spellStart"/>
-      <w:r>
-        <w:rPr>
-          <w:lang w:val="de-DE"/>
-        </w:rPr>
-        <w:t>html</w:t>
-      </w:r>
-      <w:proofErr w:type="spellEnd"/>
-      <w:r>
-        <w:rPr>
-          <w:lang w:val="de-DE"/>
-        </w:rPr>
-        <w:t xml:space="preserve"> lang="en"&gt;</w:t>
-      </w:r>
-    </w:p>
-    <w:p>
-      <w:pPr>
-        <w:pStyle w:val="Code"/>
-      </w:pPr>
-      <w:r>
-        <w:t>&lt;</w:t>
-      </w:r>
-      <w:proofErr w:type="gramStart"/>
-      <w:r>
-        <w:t>head</w:t>
-      </w:r>
-      <w:proofErr w:type="gramEnd"/>
-      <w:r>
-        <w:t>&gt;</w:t>
-      </w:r>
-    </w:p>
-    <w:p>
-      <w:pPr>
-        <w:pStyle w:val="Code"/>
-      </w:pPr>
-      <w:r>
-        <w:t xml:space="preserve">    &lt;</w:t>
-      </w:r>
-      <w:proofErr w:type="gramStart"/>
-      <w:r>
-        <w:t>meta</w:t>
-      </w:r>
-      <w:proofErr w:type="gramEnd"/>
-      <w:r>
-        <w:t xml:space="preserve"> charset="UTF-8"&gt;</w:t>
-      </w:r>
-    </w:p>
-    <w:p>
-      <w:pPr>
-        <w:pStyle w:val="Code"/>
-      </w:pPr>
-      <w:r>
-        <w:t xml:space="preserve">    &lt;</w:t>
-      </w:r>
-      <w:proofErr w:type="gramStart"/>
-      <w:r>
-        <w:t>title&gt;</w:t>
-      </w:r>
-      <w:proofErr w:type="gramEnd"/>
-      <w:r>
-        <w:t xml:space="preserve">Apache via </w:t>
-      </w:r>
-      <w:proofErr w:type="spellStart"/>
-      <w:r>
-        <w:t>Ansible</w:t>
-      </w:r>
-      <w:proofErr w:type="spellEnd"/>
-      <w:r>
-        <w:t>&lt;/title&gt;</w:t>
-      </w:r>
-    </w:p>
-    <w:p>
-      <w:pPr>
-        <w:pStyle w:val="Code"/>
-      </w:pPr>
-      <w:r>
-        <w:t>&lt;/head&gt;</w:t>
-      </w:r>
-    </w:p>
-    <w:p>
-      <w:pPr>
-        <w:pStyle w:val="Code"/>
-      </w:pPr>
-      <w:r>
-        <w:lastRenderedPageBreak/>
-        <w:t>&lt;</w:t>
-      </w:r>
-      <w:proofErr w:type="gramStart"/>
-      <w:r>
-        <w:t>body</w:t>
-      </w:r>
-      <w:proofErr w:type="gramEnd"/>
-      <w:r>
-        <w:t>&gt;</w:t>
-      </w:r>
-    </w:p>
-    <w:p>
-      <w:pPr>
-        <w:pStyle w:val="Code"/>
-      </w:pPr>
-      <w:r>
-        <w:t xml:space="preserve">    &lt;h1&gt;Apache (</w:t>
-      </w:r>
-      <w:proofErr w:type="spellStart"/>
-      <w:r>
-        <w:t>httpd</w:t>
-      </w:r>
-      <w:proofErr w:type="spellEnd"/>
-      <w:r>
-        <w:t>) is working! &lt;/h1&gt;</w:t>
-      </w:r>
-    </w:p>
-    <w:p>
-      <w:pPr>
-        <w:pStyle w:val="Code"/>
-      </w:pPr>
-    </w:p>
-    <w:p>
-      <w:pPr>
-        <w:pStyle w:val="Code"/>
-      </w:pPr>
-      <w:r>
-        <w:t xml:space="preserve">    &lt;h2&gt;Deployment info&lt;/h2&gt;</w:t>
-      </w:r>
-    </w:p>
-    <w:p>
-      <w:pPr>
-        <w:pStyle w:val="Code"/>
-      </w:pPr>
-      <w:r>
-        <w:t xml:space="preserve">    &lt;</w:t>
-      </w:r>
-      <w:proofErr w:type="spellStart"/>
-      <w:proofErr w:type="gramStart"/>
-      <w:r>
-        <w:t>ul</w:t>
-      </w:r>
-      <w:proofErr w:type="spellEnd"/>
-      <w:proofErr w:type="gramEnd"/>
-      <w:r>
-        <w:t>&gt;</w:t>
-      </w:r>
-    </w:p>
-    <w:p>
-      <w:pPr>
-        <w:pStyle w:val="Code"/>
-      </w:pPr>
-      <w:r>
-        <w:t xml:space="preserve">        &lt;</w:t>
-      </w:r>
-      <w:proofErr w:type="gramStart"/>
-      <w:r>
-        <w:t>li</w:t>
-      </w:r>
-      <w:proofErr w:type="gramEnd"/>
-      <w:r>
-        <w:t xml:space="preserve">&gt;&lt;strong&gt;Inventory name:&lt;/strong&gt; {{ </w:t>
-      </w:r>
-      <w:proofErr w:type="spellStart"/>
-      <w:r>
-        <w:t>inventory_hostname</w:t>
-      </w:r>
-      <w:proofErr w:type="spellEnd"/>
-      <w:r>
-        <w:t xml:space="preserve"> }}&lt;/li&gt;</w:t>
-      </w:r>
-    </w:p>
-    <w:p>
-      <w:pPr>
-        <w:pStyle w:val="Code"/>
-      </w:pPr>
-      <w:r>
-        <w:t xml:space="preserve">        &lt;</w:t>
-      </w:r>
-      <w:proofErr w:type="gramStart"/>
-      <w:r>
-        <w:t>li</w:t>
-      </w:r>
-      <w:proofErr w:type="gramEnd"/>
-      <w:r>
-        <w:t xml:space="preserve">&gt;&lt;strong&gt;System hostname:&lt;/strong&gt; {{ </w:t>
-      </w:r>
-      <w:proofErr w:type="spellStart"/>
-      <w:r>
-        <w:t>ansible_hostname</w:t>
-      </w:r>
-      <w:proofErr w:type="spellEnd"/>
-      <w:r>
-        <w:t xml:space="preserve"> }}&lt;/li&gt;</w:t>
-      </w:r>
-    </w:p>
-    <w:p>
-      <w:pPr>
-        <w:pStyle w:val="Code"/>
-      </w:pPr>
-      <w:r>
-        <w:t xml:space="preserve">        &lt;</w:t>
-      </w:r>
-      <w:proofErr w:type="gramStart"/>
-      <w:r>
-        <w:t>li</w:t>
-      </w:r>
-      <w:proofErr w:type="gramEnd"/>
-      <w:r>
-        <w:t xml:space="preserve">&gt;&lt;strong&gt;FQDN:&lt;/strong&gt; {{ </w:t>
-      </w:r>
-      <w:proofErr w:type="spellStart"/>
-      <w:r>
-        <w:t>ansible_fqdn</w:t>
-      </w:r>
-      <w:proofErr w:type="spellEnd"/>
-      <w:r>
-        <w:t xml:space="preserve"> }} &lt;/li&gt;</w:t>
-      </w:r>
-    </w:p>
-    <w:p>
-      <w:pPr>
-        <w:pStyle w:val="Code"/>
-      </w:pPr>
-      <w:r>
-        <w:t xml:space="preserve">        &lt;</w:t>
-      </w:r>
-      <w:proofErr w:type="gramStart"/>
-      <w:r>
-        <w:t>li</w:t>
-      </w:r>
-      <w:proofErr w:type="gramEnd"/>
-      <w:r>
-        <w:t>&gt;&lt;strong&gt;Primary IP address:&lt;/strong&gt; {{ ansible_default_ipv4.address }}&lt;/li&gt;</w:t>
-      </w:r>
-    </w:p>
-    <w:p>
-      <w:pPr>
-        <w:pStyle w:val="Code"/>
-      </w:pPr>
-      <w:r>
-        <w:t xml:space="preserve">    &lt;/</w:t>
-      </w:r>
-      <w:proofErr w:type="spellStart"/>
-      <w:r>
-        <w:t>ul</w:t>
-      </w:r>
-      <w:proofErr w:type="spellEnd"/>
-      <w:r>
-        <w:t>&gt;</w:t>
-      </w:r>
-    </w:p>
-    <w:p>
-      <w:pPr>
-        <w:pStyle w:val="Code"/>
-      </w:pPr>
-    </w:p>
-    <w:p>
-      <w:pPr>
-        <w:pStyle w:val="Code"/>
-      </w:pPr>
-      <w:r>
-        <w:t>&lt;h2&gt;System info&lt;/h2&gt;</w:t>
-      </w:r>
-    </w:p>
-    <w:p>
-      <w:pPr>
-        <w:pStyle w:val="Code"/>
-      </w:pPr>
-      <w:r>
-        <w:t xml:space="preserve">    &lt;</w:t>
-      </w:r>
-      <w:proofErr w:type="spellStart"/>
-      <w:proofErr w:type="gramStart"/>
-      <w:r>
-        <w:t>ul</w:t>
-      </w:r>
-      <w:proofErr w:type="spellEnd"/>
-      <w:proofErr w:type="gramEnd"/>
-      <w:r>
-        <w:t>&gt;</w:t>
-      </w:r>
-    </w:p>
-    <w:p>
-      <w:pPr>
-        <w:pStyle w:val="Code"/>
-      </w:pPr>
-      <w:r>
-        <w:t xml:space="preserve">        &lt;</w:t>
-      </w:r>
-      <w:proofErr w:type="gramStart"/>
-      <w:r>
-        <w:t>li</w:t>
-      </w:r>
-      <w:proofErr w:type="gramEnd"/>
-      <w:r>
-        <w:t xml:space="preserve">&gt;&lt;strong&gt;OS:&lt;/strong&gt; {{ </w:t>
-      </w:r>
-      <w:proofErr w:type="spellStart"/>
-      <w:r>
-        <w:t>ansible_distribution</w:t>
-      </w:r>
-      <w:proofErr w:type="spellEnd"/>
-      <w:r>
-        <w:t xml:space="preserve"> }} {{ </w:t>
-      </w:r>
-      <w:proofErr w:type="spellStart"/>
-      <w:r>
-        <w:t>ansible_distribution_version</w:t>
-      </w:r>
-      <w:proofErr w:type="spellEnd"/>
-      <w:r>
-        <w:t xml:space="preserve"> }}&lt;/li&gt;</w:t>
-      </w:r>
-    </w:p>
-    <w:p>
-      <w:pPr>
-        <w:pStyle w:val="Code"/>
-      </w:pPr>
-      <w:r>
-        <w:t xml:space="preserve">        &lt;</w:t>
-      </w:r>
-      <w:proofErr w:type="gramStart"/>
-      <w:r>
-        <w:t>li</w:t>
-      </w:r>
-      <w:proofErr w:type="gramEnd"/>
-      <w:r>
-        <w:t xml:space="preserve">&gt;&lt;strong&gt;Total RAM:&lt;/strong&gt; {{ </w:t>
-      </w:r>
-      <w:proofErr w:type="spellStart"/>
-      <w:r>
-        <w:t>ansible_memtotal_mb</w:t>
-      </w:r>
-      <w:proofErr w:type="spellEnd"/>
-      <w:r>
-        <w:t xml:space="preserve"> }} MB&lt;/li&gt;</w:t>
-      </w:r>
-    </w:p>
-    <w:p>
-      <w:pPr>
-        <w:pStyle w:val="Code"/>
-      </w:pPr>
-      <w:r>
-        <w:t xml:space="preserve">        &lt;</w:t>
-      </w:r>
-      <w:proofErr w:type="gramStart"/>
-      <w:r>
-        <w:t>li</w:t>
-      </w:r>
-      <w:proofErr w:type="gramEnd"/>
-      <w:r>
-        <w:t xml:space="preserve">&gt;&lt;strong&gt;vCPUs:&lt;/strong&gt; {{ </w:t>
-      </w:r>
-      <w:proofErr w:type="spellStart"/>
-      <w:r>
-        <w:t>ansible_processor_vcpus</w:t>
-      </w:r>
-      <w:proofErr w:type="spellEnd"/>
-      <w:r>
-        <w:t xml:space="preserve"> }}&lt;/li&gt;</w:t>
-      </w:r>
-    </w:p>
-    <w:p>
-      <w:pPr>
-        <w:pStyle w:val="Code"/>
-      </w:pPr>
-      <w:r>
-        <w:t xml:space="preserve">        &lt;</w:t>
-      </w:r>
-      <w:proofErr w:type="gramStart"/>
-      <w:r>
-        <w:t>li</w:t>
-      </w:r>
-      <w:proofErr w:type="gramEnd"/>
-      <w:r>
-        <w:t xml:space="preserve">&gt;&lt;strong&gt;CPU model:&lt;/strong&gt; {{ </w:t>
-      </w:r>
-      <w:proofErr w:type="spellStart"/>
-      <w:r>
-        <w:t>ansible_processor</w:t>
-      </w:r>
-      <w:proofErr w:type="spellEnd"/>
-      <w:r>
-        <w:t>[0] }}&lt;/li&gt;</w:t>
-      </w:r>
-    </w:p>
-    <w:p>
-      <w:pPr>
-        <w:pStyle w:val="Code"/>
-      </w:pPr>
-      <w:r>
-        <w:t xml:space="preserve">        &lt;</w:t>
-      </w:r>
-      <w:proofErr w:type="gramStart"/>
-      <w:r>
-        <w:t>li</w:t>
-      </w:r>
-      <w:proofErr w:type="gramEnd"/>
-      <w:r>
-        <w:t xml:space="preserve">&gt;&lt;strong&gt;Vendor / platform:&lt;/strong&gt; {{ </w:t>
-      </w:r>
-      <w:proofErr w:type="spellStart"/>
-      <w:r>
-        <w:t>ansible_system_vendor</w:t>
-      </w:r>
-      <w:proofErr w:type="spellEnd"/>
-      <w:r>
-        <w:t xml:space="preserve"> }} {{ </w:t>
-      </w:r>
-      <w:proofErr w:type="spellStart"/>
-      <w:r>
-        <w:t>ansible_product_name</w:t>
-      </w:r>
-      <w:proofErr w:type="spellEnd"/>
-      <w:r>
-        <w:t xml:space="preserve"> }}&lt;/li&gt;</w:t>
-      </w:r>
-    </w:p>
-    <w:p>
-      <w:pPr>
-        <w:pStyle w:val="Code"/>
-      </w:pPr>
-      <w:r>
-        <w:t xml:space="preserve">    &lt;/</w:t>
-      </w:r>
-      <w:proofErr w:type="spellStart"/>
-      <w:r>
-        <w:t>ul</w:t>
-      </w:r>
-      <w:proofErr w:type="spellEnd"/>
-      <w:r>
-        <w:t>&gt;</w:t>
-      </w:r>
-    </w:p>
-    <w:p>
-      <w:pPr>
-        <w:pStyle w:val="Code"/>
-      </w:pPr>
-    </w:p>
-    <w:p>
-      <w:pPr>
-        <w:pStyle w:val="Code"/>
-      </w:pPr>
-      <w:r>
-        <w:t xml:space="preserve">    &lt;p&gt;This page was deployed by </w:t>
-      </w:r>
-      <w:proofErr w:type="spellStart"/>
-      <w:r>
-        <w:t>Ansible</w:t>
-      </w:r>
-      <w:proofErr w:type="spellEnd"/>
-      <w:r>
-        <w:t xml:space="preserve"> role &lt;strong&gt;apache&lt;/strong&gt; on Amazon Linux</w:t>
-      </w:r>
-      <w:proofErr w:type="gramStart"/>
-      <w:r>
-        <w:t>.&lt;</w:t>
-      </w:r>
-      <w:proofErr w:type="gramEnd"/>
-      <w:r>
-        <w:t>/p&gt;</w:t>
-      </w:r>
-    </w:p>
-    <w:p>
-      <w:pPr>
-        <w:pStyle w:val="Code"/>
-      </w:pPr>
-      <w:r>
-        <w:t xml:space="preserve">    &lt;p&gt; Created by Vladimir Kuryndin</w:t>
-      </w:r>
-      <w:proofErr w:type="gramStart"/>
-      <w:r>
-        <w:t>.&lt;</w:t>
-      </w:r>
-      <w:proofErr w:type="gramEnd"/>
-      <w:r>
-        <w:t>/p&gt;</w:t>
-      </w:r>
-    </w:p>
-    <w:p>
-      <w:pPr>
-        <w:pStyle w:val="Code"/>
-      </w:pPr>
-      <w:r>
-        <w:t>&lt;/body&gt;</w:t>
-      </w:r>
-    </w:p>
-    <w:p>
-      <w:pPr>
-        <w:pStyle w:val="Code"/>
-      </w:pPr>
-      <w:r>
-        <w:t>&lt;/html&gt;</w:t>
-      </w:r>
-    </w:p>
-    <w:p/>
-    <w:p/>
-    <w:p>
-      <w:pPr>
-        <w:pStyle w:val="Heading1"/>
-        <w:rPr>
-          <w:lang w:val="ru-RU"/>
-        </w:rPr>
-      </w:pPr>
-      <w:bookmarkStart w:id="18" w:name="_Toc215522507"/>
-      <w:r>
-        <w:rPr>
-          <w:lang w:val="ru-RU"/>
-        </w:rPr>
-        <w:t>П</w:t>
-      </w:r>
-      <w:r>
-        <w:rPr>
-          <w:lang w:val="ru-RU"/>
-        </w:rPr>
-        <w:t>лейбук, который использует созданные роли для развертывания Nginx</w:t>
-      </w:r>
-      <w:r>
-        <w:rPr>
-          <w:lang w:val="ru-RU"/>
-        </w:rPr>
-        <w:t xml:space="preserve"> и Apache на удаленных серверах</w:t>
-      </w:r>
-      <w:bookmarkEnd w:id="18"/>
-    </w:p>
-    <w:p>
-      <w:pPr>
-        <w:rPr>
-          <w:lang w:val="ru-RU"/>
-        </w:rPr>
-      </w:pPr>
-    </w:p>
-    <w:p>
-      <w:pPr>
-        <w:pStyle w:val="Heading2"/>
-      </w:pPr>
-      <w:bookmarkStart w:id="19" w:name="_Toc215522508"/>
-      <w:r>
-        <w:t>Nginx</w:t>
-      </w:r>
-      <w:bookmarkEnd w:id="19"/>
-    </w:p>
-    <w:p>
-      <w:pPr>
-        <w:pStyle w:val="Code"/>
-      </w:pPr>
-      <w:r>
-        <w:t xml:space="preserve">  GNU </w:t>
-      </w:r>
-      <w:proofErr w:type="spellStart"/>
-      <w:r>
-        <w:t>nano</w:t>
-      </w:r>
-      <w:proofErr w:type="spellEnd"/>
-      <w:r>
-        <w:t xml:space="preserve"> 7.2                                                        </w:t>
-      </w:r>
-      <w:proofErr w:type="spellStart"/>
-      <w:r>
-        <w:t>nginx.yml</w:t>
-      </w:r>
-      <w:proofErr w:type="spellEnd"/>
-      <w:r>
-        <w:t xml:space="preserve">                                                                 </w:t>
-      </w:r>
-    </w:p>
-    <w:p>
-      <w:pPr>
-        <w:pStyle w:val="Code"/>
-      </w:pPr>
-      <w:r>
-        <w:t>---</w:t>
-      </w:r>
-    </w:p>
-    <w:p>
-      <w:pPr>
-        <w:pStyle w:val="Code"/>
-      </w:pPr>
-      <w:r>
-        <w:t xml:space="preserve">- </w:t>
-      </w:r>
-      <w:proofErr w:type="gramStart"/>
-      <w:r>
-        <w:t>name</w:t>
-      </w:r>
-      <w:proofErr w:type="gramEnd"/>
-      <w:r>
-        <w:t xml:space="preserve">: Configure Nginx on </w:t>
-      </w:r>
-      <w:proofErr w:type="spellStart"/>
-      <w:r>
-        <w:t>nginx</w:t>
-      </w:r>
-      <w:proofErr w:type="spellEnd"/>
-      <w:r>
-        <w:t xml:space="preserve"> group</w:t>
-      </w:r>
-    </w:p>
-    <w:p>
-      <w:pPr>
-        <w:pStyle w:val="Code"/>
-      </w:pPr>
-      <w:r>
-        <w:t xml:space="preserve">  </w:t>
-      </w:r>
-      <w:proofErr w:type="gramStart"/>
-      <w:r>
-        <w:t>hosts</w:t>
-      </w:r>
-      <w:proofErr w:type="gramEnd"/>
-      <w:r>
-        <w:t xml:space="preserve">: </w:t>
-      </w:r>
-      <w:proofErr w:type="spellStart"/>
-      <w:r>
-        <w:t>nginx</w:t>
-      </w:r>
-      <w:proofErr w:type="spellEnd"/>
-    </w:p>
-    <w:p>
-      <w:pPr>
-        <w:pStyle w:val="Code"/>
-      </w:pPr>
-      <w:r>
-        <w:t xml:space="preserve">  </w:t>
-      </w:r>
-      <w:proofErr w:type="gramStart"/>
-      <w:r>
-        <w:t>become</w:t>
-      </w:r>
-      <w:proofErr w:type="gramEnd"/>
-      <w:r>
-        <w:t>: true</w:t>
-      </w:r>
-    </w:p>
-    <w:p>
-      <w:pPr>
-        <w:pStyle w:val="Code"/>
-      </w:pPr>
-    </w:p>
-    <w:p>
-      <w:pPr>
-        <w:pStyle w:val="Code"/>
-      </w:pPr>
-      <w:r>
-        <w:t xml:space="preserve">  </w:t>
-      </w:r>
-      <w:proofErr w:type="gramStart"/>
-      <w:r>
-        <w:t>roles</w:t>
-      </w:r>
-      <w:proofErr w:type="gramEnd"/>
-      <w:r>
-        <w:t>:</w:t>
-      </w:r>
-    </w:p>
-    <w:p>
-      <w:pPr>
-        <w:pStyle w:val="Code"/>
-        <w:rPr>
-          <w:lang w:val="ru-RU"/>
-        </w:rPr>
-      </w:pPr>
-      <w:r>
-        <w:t xml:space="preserve">    </w:t>
-      </w:r>
-      <w:r>
-        <w:rPr>
-          <w:lang w:val="ru-RU"/>
-        </w:rPr>
-        <w:t>- nginx</w:t>
-      </w:r>
-    </w:p>
-    <w:p>
-      <w:pPr>
-        <w:rPr>
-          <w:lang w:val="ru-RU"/>
-        </w:rPr>
-      </w:pPr>
-    </w:p>
-    <w:p>
-      <w:pPr>
-        <w:pStyle w:val="Heading2"/>
-      </w:pPr>
-      <w:bookmarkStart w:id="20" w:name="_Toc215522509"/>
-      <w:r>
-        <w:t>Apache</w:t>
-      </w:r>
-      <w:bookmarkEnd w:id="20"/>
-    </w:p>
-    <w:p>
-      <w:pPr>
-        <w:pStyle w:val="Code"/>
-      </w:pPr>
-      <w:r>
-        <w:t xml:space="preserve">  GNU </w:t>
-      </w:r>
-      <w:proofErr w:type="spellStart"/>
-      <w:r>
-        <w:t>nano</w:t>
-      </w:r>
-      <w:proofErr w:type="spellEnd"/>
-      <w:r>
-        <w:t xml:space="preserve"> 7.2                                                       </w:t>
-      </w:r>
-      <w:proofErr w:type="spellStart"/>
-      <w:r>
-        <w:t>apache.yml</w:t>
-      </w:r>
-      <w:proofErr w:type="spellEnd"/>
-      <w:r>
-        <w:t xml:space="preserve">                                                                 </w:t>
-      </w:r>
-    </w:p>
-    <w:p>
-      <w:pPr>
-        <w:pStyle w:val="Code"/>
-      </w:pPr>
-      <w:r>
-        <w:t>---</w:t>
-      </w:r>
-    </w:p>
-    <w:p>
-      <w:pPr>
-        <w:pStyle w:val="Code"/>
-      </w:pPr>
-      <w:r>
-        <w:t xml:space="preserve">- </w:t>
-      </w:r>
-      <w:proofErr w:type="gramStart"/>
-      <w:r>
-        <w:t>name</w:t>
-      </w:r>
-      <w:proofErr w:type="gramEnd"/>
-      <w:r>
-        <w:t>: Configure Apache on apache group</w:t>
-      </w:r>
-    </w:p>
-    <w:p>
-      <w:pPr>
-        <w:pStyle w:val="Code"/>
-      </w:pPr>
-      <w:r>
-        <w:t xml:space="preserve">  </w:t>
-      </w:r>
-      <w:proofErr w:type="gramStart"/>
-      <w:r>
-        <w:t>hosts</w:t>
-      </w:r>
-      <w:proofErr w:type="gramEnd"/>
-      <w:r>
-        <w:t>: apache</w:t>
-      </w:r>
-    </w:p>
-    <w:p>
-      <w:pPr>
-        <w:pStyle w:val="Code"/>
-      </w:pPr>
-      <w:r>
-        <w:t xml:space="preserve">  </w:t>
-      </w:r>
-      <w:proofErr w:type="gramStart"/>
-      <w:r>
-        <w:t>become</w:t>
-      </w:r>
-      <w:proofErr w:type="gramEnd"/>
-      <w:r>
-        <w:t>: true</w:t>
-      </w:r>
-    </w:p>
-    <w:p>
-      <w:pPr>
-        <w:pStyle w:val="Code"/>
-      </w:pPr>
-      <w:r>
-        <w:t xml:space="preserve">  </w:t>
-      </w:r>
-      <w:proofErr w:type="spellStart"/>
-      <w:r>
-        <w:t>gather_facts</w:t>
-      </w:r>
-      <w:proofErr w:type="spellEnd"/>
-      <w:r>
-        <w:t>: true</w:t>
-      </w:r>
-    </w:p>
-    <w:p>
-      <w:pPr>
-        <w:pStyle w:val="Code"/>
-      </w:pPr>
-    </w:p>
-    <w:p>
-      <w:pPr>
-        <w:pStyle w:val="Code"/>
-      </w:pPr>
-      <w:r>
-        <w:t xml:space="preserve">  </w:t>
-      </w:r>
-      <w:proofErr w:type="gramStart"/>
-      <w:r>
-        <w:t>roles</w:t>
-      </w:r>
-      <w:proofErr w:type="gramEnd"/>
-      <w:r>
-        <w:t>:</w:t>
-      </w:r>
-    </w:p>
-    <w:p>
-      <w:pPr>
-        <w:pStyle w:val="Code"/>
-      </w:pPr>
-      <w:r>
-        <w:t xml:space="preserve">    - </w:t>
-      </w:r>
-      <w:proofErr w:type="gramStart"/>
-      <w:r>
-        <w:t>apache</w:t>
-      </w:r>
-      <w:proofErr w:type="gramEnd"/>
-    </w:p>
-    <w:p/>
-    <w:p/>
-    <w:p/>
-    <w:p>
-      <w:pPr>
-        <w:pStyle w:val="Heading2"/>
-        <w:rPr>
-          <w:lang w:val="ru-RU"/>
-        </w:rPr>
-      </w:pPr>
-      <w:bookmarkStart w:id="21" w:name="_Toc215522510"/>
-      <w:r>
-        <w:rPr>
-          <w:lang w:val="ru-RU"/>
-        </w:rPr>
-        <w:t>Общий</w:t>
-      </w:r>
-      <w:bookmarkEnd w:id="21"/>
-    </w:p>
-    <w:p>
-      <w:pPr>
-        <w:rPr>
-          <w:lang w:val="ru-RU"/>
-        </w:rPr>
-      </w:pPr>
-      <w:r>
-        <w:rPr>
-          <w:lang w:val="ru-RU"/>
-        </w:rPr>
-        <w:t>Также я создал общий единый плейбук: который запускаем оба сервера сразу</w:t>
-      </w:r>
-    </w:p>
-    <w:p>
-      <w:pPr>
-        <w:pStyle w:val="Code"/>
-      </w:pPr>
-      <w:r>
-        <w:t xml:space="preserve">  GNU </w:t>
-      </w:r>
-      <w:proofErr w:type="spellStart"/>
-      <w:r>
-        <w:t>nano</w:t>
-      </w:r>
-      <w:proofErr w:type="spellEnd"/>
-      <w:r>
-        <w:t xml:space="preserve"> 7.2                                                        </w:t>
-      </w:r>
-      <w:proofErr w:type="spellStart"/>
-      <w:r>
-        <w:t>site.yml</w:t>
-      </w:r>
-      <w:proofErr w:type="spellEnd"/>
-      <w:r>
-        <w:t xml:space="preserve">                                                                  </w:t>
-      </w:r>
-    </w:p>
-    <w:p>
-      <w:pPr>
-        <w:pStyle w:val="Code"/>
-      </w:pPr>
-      <w:r>
-        <w:t>---</w:t>
-      </w:r>
-    </w:p>
-    <w:p>
-      <w:pPr>
-        <w:pStyle w:val="Code"/>
-      </w:pPr>
-      <w:r>
-        <w:t xml:space="preserve">- </w:t>
-      </w:r>
-      <w:proofErr w:type="gramStart"/>
-      <w:r>
-        <w:t>name</w:t>
-      </w:r>
-      <w:proofErr w:type="gramEnd"/>
-      <w:r>
-        <w:t xml:space="preserve">: Configure Nginx on </w:t>
-      </w:r>
-      <w:proofErr w:type="spellStart"/>
-      <w:r>
-        <w:t>nginx</w:t>
-      </w:r>
-      <w:proofErr w:type="spellEnd"/>
-      <w:r>
-        <w:t xml:space="preserve"> group</w:t>
-      </w:r>
-    </w:p>
-    <w:p>
-      <w:pPr>
-        <w:pStyle w:val="Code"/>
-      </w:pPr>
-      <w:r>
-        <w:t xml:space="preserve">  </w:t>
-      </w:r>
-      <w:proofErr w:type="gramStart"/>
-      <w:r>
-        <w:t>hosts</w:t>
-      </w:r>
-      <w:proofErr w:type="gramEnd"/>
-      <w:r>
-        <w:t xml:space="preserve">: </w:t>
-      </w:r>
-      <w:proofErr w:type="spellStart"/>
-      <w:r>
-        <w:t>nginx</w:t>
-      </w:r>
-      <w:proofErr w:type="spellEnd"/>
-    </w:p>
-    <w:p>
-      <w:pPr>
-        <w:pStyle w:val="Code"/>
-      </w:pPr>
-      <w:r>
-        <w:t xml:space="preserve">  </w:t>
-      </w:r>
-      <w:proofErr w:type="gramStart"/>
-      <w:r>
-        <w:t>become</w:t>
-      </w:r>
-      <w:proofErr w:type="gramEnd"/>
-      <w:r>
-        <w:t>: true</w:t>
-      </w:r>
-    </w:p>
-    <w:p>
-      <w:pPr>
-        <w:pStyle w:val="Code"/>
-      </w:pPr>
-      <w:r>
-        <w:t xml:space="preserve">  </w:t>
-      </w:r>
-      <w:proofErr w:type="spellStart"/>
-      <w:r>
-        <w:t>gather_facts</w:t>
-      </w:r>
-      <w:proofErr w:type="spellEnd"/>
-      <w:r>
-        <w:t>: true</w:t>
-      </w:r>
-    </w:p>
-    <w:p>
-      <w:pPr>
-        <w:pStyle w:val="Code"/>
-      </w:pPr>
-    </w:p>
-    <w:p>
-      <w:pPr>
-        <w:pStyle w:val="Code"/>
-      </w:pPr>
-      <w:r>
-        <w:t xml:space="preserve">  </w:t>
-      </w:r>
-      <w:proofErr w:type="gramStart"/>
-      <w:r>
-        <w:t>roles</w:t>
-      </w:r>
-      <w:proofErr w:type="gramEnd"/>
-      <w:r>
-        <w:t>:</w:t>
-      </w:r>
-    </w:p>
-    <w:p>
-      <w:pPr>
-        <w:pStyle w:val="Code"/>
-      </w:pPr>
-      <w:r>
-        <w:t xml:space="preserve">    - </w:t>
-      </w:r>
-      <w:proofErr w:type="spellStart"/>
-      <w:proofErr w:type="gramStart"/>
-      <w:r>
-        <w:t>nginx</w:t>
-      </w:r>
-      <w:proofErr w:type="spellEnd"/>
-      <w:proofErr w:type="gramEnd"/>
-    </w:p>
-    <w:p>
-      <w:pPr>
-        <w:pStyle w:val="Code"/>
-      </w:pPr>
-    </w:p>
-    <w:p>
-      <w:pPr>
-        <w:pStyle w:val="Code"/>
-      </w:pPr>
-      <w:r>
-        <w:t xml:space="preserve">- </w:t>
-      </w:r>
-      <w:proofErr w:type="gramStart"/>
-      <w:r>
-        <w:t>name</w:t>
-      </w:r>
-      <w:proofErr w:type="gramEnd"/>
-      <w:r>
-        <w:t>: Configure Apache on apache group</w:t>
-      </w:r>
-    </w:p>
-    <w:p>
-      <w:pPr>
-        <w:pStyle w:val="Code"/>
-      </w:pPr>
-      <w:r>
-        <w:t xml:space="preserve">  </w:t>
-      </w:r>
-      <w:proofErr w:type="gramStart"/>
-      <w:r>
-        <w:t>hosts</w:t>
-      </w:r>
-      <w:proofErr w:type="gramEnd"/>
-      <w:r>
-        <w:t>: apache</w:t>
-      </w:r>
-    </w:p>
-    <w:p>
-      <w:pPr>
-        <w:pStyle w:val="Code"/>
-      </w:pPr>
-      <w:r>
-        <w:t xml:space="preserve">  </w:t>
-      </w:r>
-      <w:proofErr w:type="gramStart"/>
-      <w:r>
-        <w:t>become</w:t>
-      </w:r>
-      <w:proofErr w:type="gramEnd"/>
-      <w:r>
-        <w:t>: true</w:t>
-      </w:r>
-    </w:p>
-    <w:p>
-      <w:pPr>
-        <w:pStyle w:val="Code"/>
-      </w:pPr>
-      <w:r>
-        <w:t xml:space="preserve">  </w:t>
-      </w:r>
-      <w:proofErr w:type="spellStart"/>
-      <w:r>
-        <w:t>gather_facts</w:t>
-      </w:r>
-      <w:proofErr w:type="spellEnd"/>
-      <w:r>
-        <w:t>: true</w:t>
-      </w:r>
-    </w:p>
-    <w:p>
-      <w:pPr>
-        <w:pStyle w:val="Code"/>
-      </w:pPr>
-    </w:p>
-    <w:p>
-      <w:pPr>
-        <w:pStyle w:val="Code"/>
-        <w:rPr>
-          <w:lang w:val="ru-RU"/>
-        </w:rPr>
-      </w:pPr>
-      <w:r>
-        <w:t xml:space="preserve">  </w:t>
-      </w:r>
-      <w:r>
-        <w:rPr>
-          <w:lang w:val="ru-RU"/>
-        </w:rPr>
-        <w:t>roles:</w:t>
-      </w:r>
-    </w:p>
-    <w:p>
-      <w:pPr>
-        <w:pStyle w:val="Code"/>
-        <w:rPr>
-          <w:lang w:val="ru-RU"/>
-        </w:rPr>
-      </w:pPr>
-      <w:r>
-        <w:rPr>
-          <w:lang w:val="ru-RU"/>
-        </w:rPr>
-        <w:t xml:space="preserve">    - apache</w:t>
-      </w:r>
-    </w:p>
-    <w:p>
-      <w:pPr>
-        <w:rPr>
-          <w:lang w:val="ru-RU"/>
-        </w:rPr>
-      </w:pPr>
-    </w:p>
-    <w:p>
-      <w:pPr>
-        <w:pStyle w:val="Heading1"/>
-        <w:rPr>
-          <w:lang w:val="ru-RU"/>
-        </w:rPr>
-      </w:pPr>
-      <w:bookmarkStart w:id="22" w:name="_Toc215522511"/>
-      <w:r>
-        <w:rPr>
-          <w:lang w:val="ru-RU"/>
-        </w:rPr>
-        <w:t>Выполние плейбука</w:t>
-      </w:r>
-      <w:bookmarkEnd w:id="22"/>
-      <w:r>
-        <w:rPr>
-          <w:lang w:val="ru-RU"/>
-        </w:rPr>
-        <w:t xml:space="preserve"> </w:t>
-      </w:r>
-    </w:p>
-    <w:p>
-      <w:pPr>
-        <w:pStyle w:val="Heading2"/>
-      </w:pPr>
-      <w:bookmarkStart w:id="23" w:name="_Toc215522512"/>
-      <w:r>
-        <w:t>Nginx</w:t>
-      </w:r>
-      <w:bookmarkEnd w:id="23"/>
-    </w:p>
-    <w:p>
+    </w:p>
+    <w:p>
+      <w:pPr>
+        <w:rPr>
+          <w:lang w:val="ru-RU"/>
+        </w:rPr>
+      </w:pPr>
+      <w:r>
+        <w:rPr>
+          <w:lang w:val="ru-RU"/>
+        </w:rPr>
+        <w:t>Создаем необходимые файлы</w:t>
+      </w:r>
+    </w:p>
+    <w:p>
+      <w:pPr>
+        <w:rPr>
+          <w:lang w:val="ru-RU"/>
+        </w:rPr>
+      </w:pPr>
       <w:r>
         <w:rPr>
           <w:noProof/>
         </w:rPr>
         <w:drawing>
-          <wp:inline distT="0" distB="0" distL="0" distR="0" wp14:anchorId="22AF13FC" wp14:editId="415B947D">
-            <wp:extent cx="5943600" cy="1774825"/>
-            <wp:effectExtent l="0" t="0" r="0" b="0"/>
-            <wp:docPr id="15" name="Picture 15"/>
+          <wp:inline distT="0" distB="0" distL="0" distR="0" wp14:anchorId="65371CCC" wp14:editId="038D4B8E">
+            <wp:extent cx="5943600" cy="894715"/>
+            <wp:effectExtent l="0" t="0" r="0" b="635"/>
+            <wp:docPr id="13" name="Picture 13"/>
             <wp:cNvGraphicFramePr>
               <a:graphicFrameLocks xmlns:a="http://schemas.openxmlformats.org/drawingml/2006/main" noChangeAspect="1"/>
             </wp:cNvGraphicFramePr>
@@ -6686,7 +4291,7 @@
                   <pic:spPr>
                     <a:xfrm>
                       <a:off x="0" y="0"/>
-                      <a:ext cx="5943600" cy="1774825"/>
+                      <a:ext cx="5943600" cy="894715"/>
                     </a:xfrm>
                     <a:prstGeom prst="rect">
                       <a:avLst/>
@@ -6701,24 +4306,3004 @@
     </w:p>
     <w:p>
       <w:pPr>
+        <w:pStyle w:val="Heading3"/>
+      </w:pPr>
+      <w:bookmarkStart w:id="13" w:name="_Toc215559907"/>
+      <w:proofErr w:type="gramStart"/>
+      <w:r>
+        <w:t>tasks/</w:t>
+      </w:r>
+      <w:proofErr w:type="spellStart"/>
+      <w:r>
+        <w:t>main.yml</w:t>
+      </w:r>
+      <w:bookmarkEnd w:id="13"/>
+      <w:proofErr w:type="spellEnd"/>
+      <w:proofErr w:type="gramEnd"/>
+    </w:p>
+    <w:p>
+      <w:pPr>
+        <w:pStyle w:val="Code"/>
+      </w:pPr>
+      <w:r>
+        <w:t xml:space="preserve">  GNU </w:t>
+      </w:r>
+      <w:proofErr w:type="spellStart"/>
+      <w:r>
+        <w:t>nano</w:t>
+      </w:r>
+      <w:proofErr w:type="spellEnd"/>
+      <w:r>
+        <w:t xml:space="preserve"> 7.2                                               roles/</w:t>
+      </w:r>
+      <w:proofErr w:type="spellStart"/>
+      <w:r>
+        <w:t>nginx</w:t>
+      </w:r>
+      <w:proofErr w:type="spellEnd"/>
+      <w:r>
+        <w:t>/tasks/</w:t>
+      </w:r>
+      <w:proofErr w:type="spellStart"/>
+      <w:r>
+        <w:t>main.yml</w:t>
+      </w:r>
+      <w:proofErr w:type="spellEnd"/>
+      <w:r>
+        <w:t xml:space="preserve">                                                         </w:t>
+      </w:r>
+    </w:p>
+    <w:p>
+      <w:pPr>
+        <w:pStyle w:val="Code"/>
+      </w:pPr>
+      <w:r>
+        <w:t>---</w:t>
+      </w:r>
+    </w:p>
+    <w:p>
+      <w:pPr>
+        <w:pStyle w:val="Code"/>
+      </w:pPr>
+      <w:r>
+        <w:t xml:space="preserve">- </w:t>
+      </w:r>
+      <w:proofErr w:type="gramStart"/>
+      <w:r>
+        <w:t>name</w:t>
+      </w:r>
+      <w:proofErr w:type="gramEnd"/>
+      <w:r>
+        <w:t>: Install Nginx</w:t>
+      </w:r>
+    </w:p>
+    <w:p>
+      <w:pPr>
+        <w:pStyle w:val="Code"/>
+      </w:pPr>
+      <w:r>
+        <w:t xml:space="preserve">  </w:t>
+      </w:r>
+      <w:proofErr w:type="spellStart"/>
+      <w:r>
+        <w:t>ansible.builtin.package</w:t>
+      </w:r>
+      <w:proofErr w:type="spellEnd"/>
+      <w:r>
+        <w:t>:</w:t>
+      </w:r>
+    </w:p>
+    <w:p>
+      <w:pPr>
+        <w:pStyle w:val="Code"/>
+      </w:pPr>
+      <w:r>
+        <w:t xml:space="preserve">    </w:t>
+      </w:r>
+      <w:proofErr w:type="gramStart"/>
+      <w:r>
+        <w:t>name</w:t>
+      </w:r>
+      <w:proofErr w:type="gramEnd"/>
+      <w:r>
+        <w:t xml:space="preserve">: </w:t>
+      </w:r>
+      <w:proofErr w:type="spellStart"/>
+      <w:r>
+        <w:t>nginx</w:t>
+      </w:r>
+      <w:proofErr w:type="spellEnd"/>
+    </w:p>
+    <w:p>
+      <w:pPr>
+        <w:pStyle w:val="Code"/>
+      </w:pPr>
+      <w:r>
+        <w:t xml:space="preserve">    </w:t>
+      </w:r>
+      <w:proofErr w:type="gramStart"/>
+      <w:r>
+        <w:t>state</w:t>
+      </w:r>
+      <w:proofErr w:type="gramEnd"/>
+      <w:r>
+        <w:t>: present</w:t>
+      </w:r>
+    </w:p>
+    <w:p>
+      <w:pPr>
+        <w:pStyle w:val="Code"/>
+      </w:pPr>
+      <w:r>
+        <w:t xml:space="preserve">  </w:t>
+      </w:r>
+      <w:proofErr w:type="gramStart"/>
+      <w:r>
+        <w:t>notify</w:t>
+      </w:r>
+      <w:proofErr w:type="gramEnd"/>
+      <w:r>
+        <w:t xml:space="preserve">: Restart </w:t>
+      </w:r>
+      <w:proofErr w:type="spellStart"/>
+      <w:r>
+        <w:t>nginx</w:t>
+      </w:r>
+      <w:proofErr w:type="spellEnd"/>
+    </w:p>
+    <w:p>
+      <w:pPr>
+        <w:pStyle w:val="Code"/>
+      </w:pPr>
+    </w:p>
+    <w:p>
+      <w:pPr>
+        <w:pStyle w:val="Code"/>
+      </w:pPr>
+      <w:r>
+        <w:t xml:space="preserve">- </w:t>
+      </w:r>
+      <w:proofErr w:type="gramStart"/>
+      <w:r>
+        <w:t>name</w:t>
+      </w:r>
+      <w:proofErr w:type="gramEnd"/>
+      <w:r>
+        <w:t>: Ensure Nginx service is enabled and running</w:t>
+      </w:r>
+    </w:p>
+    <w:p>
+      <w:pPr>
+        <w:pStyle w:val="Code"/>
+      </w:pPr>
+      <w:r>
+        <w:t xml:space="preserve">  </w:t>
+      </w:r>
+      <w:proofErr w:type="spellStart"/>
+      <w:r>
+        <w:t>ansible.builtin.service</w:t>
+      </w:r>
+      <w:proofErr w:type="spellEnd"/>
+      <w:r>
+        <w:t>:</w:t>
+      </w:r>
+    </w:p>
+    <w:p>
+      <w:pPr>
+        <w:pStyle w:val="Code"/>
+      </w:pPr>
+      <w:r>
+        <w:t xml:space="preserve">    </w:t>
+      </w:r>
+      <w:proofErr w:type="gramStart"/>
+      <w:r>
+        <w:t>name</w:t>
+      </w:r>
+      <w:proofErr w:type="gramEnd"/>
+      <w:r>
+        <w:t xml:space="preserve">: </w:t>
+      </w:r>
+      <w:proofErr w:type="spellStart"/>
+      <w:r>
+        <w:t>nginx</w:t>
+      </w:r>
+      <w:proofErr w:type="spellEnd"/>
+    </w:p>
+    <w:p>
+      <w:pPr>
+        <w:pStyle w:val="Code"/>
+      </w:pPr>
+      <w:r>
+        <w:t xml:space="preserve">    </w:t>
+      </w:r>
+      <w:proofErr w:type="gramStart"/>
+      <w:r>
+        <w:t>state</w:t>
+      </w:r>
+      <w:proofErr w:type="gramEnd"/>
+      <w:r>
+        <w:t>: started</w:t>
+      </w:r>
+    </w:p>
+    <w:p>
+      <w:pPr>
+        <w:pStyle w:val="Code"/>
+      </w:pPr>
+      <w:r>
+        <w:t xml:space="preserve">    </w:t>
+      </w:r>
+      <w:proofErr w:type="gramStart"/>
+      <w:r>
+        <w:t>enabled</w:t>
+      </w:r>
+      <w:proofErr w:type="gramEnd"/>
+      <w:r>
+        <w:t>: true</w:t>
+      </w:r>
+    </w:p>
+    <w:p>
+      <w:pPr>
+        <w:pStyle w:val="Code"/>
+      </w:pPr>
+    </w:p>
+    <w:p>
+      <w:pPr>
+        <w:pStyle w:val="Code"/>
+      </w:pPr>
+      <w:r>
+        <w:t xml:space="preserve">- </w:t>
+      </w:r>
+      <w:proofErr w:type="gramStart"/>
+      <w:r>
+        <w:t>name</w:t>
+      </w:r>
+      <w:proofErr w:type="gramEnd"/>
+      <w:r>
+        <w:t>: Deploy custom index.html to Nginx default site</w:t>
+      </w:r>
+    </w:p>
+    <w:p>
+      <w:pPr>
+        <w:pStyle w:val="Code"/>
+      </w:pPr>
+      <w:r>
+        <w:t xml:space="preserve">  </w:t>
+      </w:r>
+      <w:proofErr w:type="spellStart"/>
+      <w:r>
+        <w:t>ansible.builtin.template</w:t>
+      </w:r>
+      <w:proofErr w:type="spellEnd"/>
+      <w:r>
+        <w:t>:</w:t>
+      </w:r>
+    </w:p>
+    <w:p>
+      <w:pPr>
+        <w:pStyle w:val="Code"/>
+      </w:pPr>
+      <w:r>
+        <w:t xml:space="preserve">    </w:t>
+      </w:r>
+      <w:proofErr w:type="spellStart"/>
+      <w:proofErr w:type="gramStart"/>
+      <w:r>
+        <w:t>src</w:t>
+      </w:r>
+      <w:proofErr w:type="spellEnd"/>
+      <w:proofErr w:type="gramEnd"/>
+      <w:r>
+        <w:t>: index.html.j2</w:t>
+      </w:r>
+    </w:p>
+    <w:p>
+      <w:pPr>
+        <w:pStyle w:val="Code"/>
+        <w:rPr>
+          <w:lang w:val="de-DE"/>
+        </w:rPr>
+      </w:pPr>
+      <w:r>
+        <w:t xml:space="preserve">    </w:t>
+      </w:r>
+      <w:proofErr w:type="spellStart"/>
+      <w:r>
+        <w:rPr>
+          <w:lang w:val="de-DE"/>
+        </w:rPr>
+        <w:t>dest</w:t>
+      </w:r>
+      <w:proofErr w:type="spellEnd"/>
+      <w:r>
+        <w:rPr>
+          <w:lang w:val="de-DE"/>
+        </w:rPr>
+        <w:t>: /</w:t>
+      </w:r>
+      <w:proofErr w:type="spellStart"/>
+      <w:r>
+        <w:rPr>
+          <w:lang w:val="de-DE"/>
+        </w:rPr>
+        <w:t>var</w:t>
+      </w:r>
+      <w:proofErr w:type="spellEnd"/>
+      <w:r>
+        <w:rPr>
+          <w:lang w:val="de-DE"/>
+        </w:rPr>
+        <w:t>/</w:t>
+      </w:r>
+      <w:proofErr w:type="spellStart"/>
+      <w:r>
+        <w:rPr>
+          <w:lang w:val="de-DE"/>
+        </w:rPr>
+        <w:t>www</w:t>
+      </w:r>
+      <w:proofErr w:type="spellEnd"/>
+      <w:r>
+        <w:rPr>
+          <w:lang w:val="de-DE"/>
+        </w:rPr>
+        <w:t>/</w:t>
+      </w:r>
+      <w:proofErr w:type="spellStart"/>
+      <w:r>
+        <w:rPr>
+          <w:lang w:val="de-DE"/>
+        </w:rPr>
+        <w:t>html</w:t>
+      </w:r>
+      <w:proofErr w:type="spellEnd"/>
+      <w:r>
+        <w:rPr>
+          <w:lang w:val="de-DE"/>
+        </w:rPr>
+        <w:t>/index.html</w:t>
+      </w:r>
+    </w:p>
+    <w:p>
+      <w:pPr>
+        <w:pStyle w:val="Code"/>
+      </w:pPr>
+      <w:r>
+        <w:rPr>
+          <w:lang w:val="de-DE"/>
+        </w:rPr>
+        <w:t xml:space="preserve">    </w:t>
+      </w:r>
+      <w:proofErr w:type="gramStart"/>
+      <w:r>
+        <w:t>owner</w:t>
+      </w:r>
+      <w:proofErr w:type="gramEnd"/>
+      <w:r>
+        <w:t>: www-data</w:t>
+      </w:r>
+    </w:p>
+    <w:p>
+      <w:pPr>
+        <w:pStyle w:val="Code"/>
+      </w:pPr>
+      <w:r>
+        <w:t xml:space="preserve">    </w:t>
+      </w:r>
+      <w:proofErr w:type="gramStart"/>
+      <w:r>
+        <w:t>group</w:t>
+      </w:r>
+      <w:proofErr w:type="gramEnd"/>
+      <w:r>
+        <w:t>: www-data</w:t>
+      </w:r>
+    </w:p>
+    <w:p>
+      <w:pPr>
+        <w:pStyle w:val="Code"/>
+      </w:pPr>
+      <w:r>
+        <w:t xml:space="preserve">    </w:t>
+      </w:r>
+      <w:proofErr w:type="gramStart"/>
+      <w:r>
+        <w:t>mode</w:t>
+      </w:r>
+      <w:proofErr w:type="gramEnd"/>
+      <w:r>
+        <w:t>: '0644'</w:t>
+      </w:r>
+    </w:p>
+    <w:p/>
+    <w:p>
+      <w:pPr>
+        <w:pStyle w:val="Heading3"/>
+      </w:pPr>
+      <w:bookmarkStart w:id="14" w:name="_Toc215559908"/>
+      <w:proofErr w:type="gramStart"/>
+      <w:r>
+        <w:t>handlers/</w:t>
+      </w:r>
+      <w:proofErr w:type="spellStart"/>
+      <w:r>
+        <w:t>main.yml</w:t>
+      </w:r>
+      <w:bookmarkEnd w:id="14"/>
+      <w:proofErr w:type="spellEnd"/>
+      <w:proofErr w:type="gramEnd"/>
+    </w:p>
+    <w:p>
+      <w:pPr>
+        <w:pStyle w:val="Code"/>
+      </w:pPr>
+      <w:r>
+        <w:t xml:space="preserve">  GNU </w:t>
+      </w:r>
+      <w:proofErr w:type="spellStart"/>
+      <w:r>
+        <w:t>nano</w:t>
+      </w:r>
+      <w:proofErr w:type="spellEnd"/>
+      <w:r>
+        <w:t xml:space="preserve"> 7.2                                              roles/</w:t>
+      </w:r>
+      <w:proofErr w:type="spellStart"/>
+      <w:r>
+        <w:t>nginx</w:t>
+      </w:r>
+      <w:proofErr w:type="spellEnd"/>
+      <w:r>
+        <w:t>/handlers/</w:t>
+      </w:r>
+      <w:proofErr w:type="spellStart"/>
+      <w:r>
+        <w:t>main.yml</w:t>
+      </w:r>
+      <w:proofErr w:type="spellEnd"/>
+      <w:r>
+        <w:t xml:space="preserve">                                                       </w:t>
+      </w:r>
+    </w:p>
+    <w:p>
+      <w:pPr>
+        <w:pStyle w:val="Code"/>
+      </w:pPr>
+      <w:r>
+        <w:t>---</w:t>
+      </w:r>
+    </w:p>
+    <w:p>
+      <w:pPr>
+        <w:pStyle w:val="Code"/>
+      </w:pPr>
+      <w:r>
+        <w:t xml:space="preserve">- </w:t>
+      </w:r>
+      <w:proofErr w:type="gramStart"/>
+      <w:r>
+        <w:t>name</w:t>
+      </w:r>
+      <w:proofErr w:type="gramEnd"/>
+      <w:r>
+        <w:t xml:space="preserve">: Restart </w:t>
+      </w:r>
+      <w:proofErr w:type="spellStart"/>
+      <w:r>
+        <w:t>nginx</w:t>
+      </w:r>
+      <w:proofErr w:type="spellEnd"/>
+    </w:p>
+    <w:p>
+      <w:pPr>
+        <w:pStyle w:val="Code"/>
+      </w:pPr>
+      <w:r>
+        <w:t xml:space="preserve">  </w:t>
+      </w:r>
+      <w:proofErr w:type="spellStart"/>
+      <w:r>
+        <w:t>ansible.builtin.service</w:t>
+      </w:r>
+      <w:proofErr w:type="spellEnd"/>
+      <w:r>
+        <w:t>:</w:t>
+      </w:r>
+    </w:p>
+    <w:p>
+      <w:pPr>
+        <w:pStyle w:val="Code"/>
+        <w:rPr>
+          <w:lang w:val="ru-RU"/>
+        </w:rPr>
+      </w:pPr>
+      <w:r>
+        <w:lastRenderedPageBreak/>
+        <w:t xml:space="preserve">    </w:t>
+      </w:r>
+      <w:r>
+        <w:rPr>
+          <w:lang w:val="ru-RU"/>
+        </w:rPr>
+        <w:t>name: nginx</w:t>
+      </w:r>
+    </w:p>
+    <w:p>
+      <w:pPr>
+        <w:pStyle w:val="Code"/>
+        <w:rPr>
+          <w:lang w:val="ru-RU"/>
+        </w:rPr>
+      </w:pPr>
+      <w:r>
+        <w:rPr>
+          <w:lang w:val="ru-RU"/>
+        </w:rPr>
+        <w:t xml:space="preserve">    state: restarted</w:t>
+      </w:r>
+    </w:p>
+    <w:p>
+      <w:pPr>
+        <w:rPr>
+          <w:lang w:val="ru-RU"/>
+        </w:rPr>
+      </w:pPr>
+    </w:p>
+    <w:p>
+      <w:pPr>
+        <w:pStyle w:val="Heading3"/>
+      </w:pPr>
+      <w:bookmarkStart w:id="15" w:name="_Toc215559909"/>
+      <w:proofErr w:type="gramStart"/>
+      <w:r>
+        <w:t>templates/index.html</w:t>
+      </w:r>
+      <w:bookmarkEnd w:id="15"/>
+      <w:proofErr w:type="gramEnd"/>
+    </w:p>
+    <w:p>
+      <w:pPr>
+        <w:pStyle w:val="Code"/>
+      </w:pPr>
+      <w:r>
+        <w:t xml:space="preserve">  GNU </w:t>
+      </w:r>
+      <w:proofErr w:type="spellStart"/>
+      <w:r>
+        <w:t>nano</w:t>
+      </w:r>
+      <w:proofErr w:type="spellEnd"/>
+      <w:r>
+        <w:t xml:space="preserve"> 7.2                                           roles/</w:t>
+      </w:r>
+      <w:proofErr w:type="spellStart"/>
+      <w:r>
+        <w:t>nginx</w:t>
+      </w:r>
+      <w:proofErr w:type="spellEnd"/>
+      <w:r>
+        <w:t xml:space="preserve">/templates/index.html.j2                                                    </w:t>
+      </w:r>
+    </w:p>
+    <w:p>
+      <w:pPr>
+        <w:pStyle w:val="Code"/>
+        <w:rPr>
+          <w:lang w:val="de-DE"/>
+        </w:rPr>
+      </w:pPr>
+      <w:proofErr w:type="gramStart"/>
+      <w:r>
+        <w:rPr>
+          <w:lang w:val="de-DE"/>
+        </w:rPr>
+        <w:t>&lt;!DOCTYPE</w:t>
+      </w:r>
+      <w:proofErr w:type="gramEnd"/>
+      <w:r>
+        <w:rPr>
+          <w:lang w:val="de-DE"/>
+        </w:rPr>
+        <w:t xml:space="preserve"> </w:t>
+      </w:r>
+      <w:proofErr w:type="spellStart"/>
+      <w:r>
+        <w:rPr>
+          <w:lang w:val="de-DE"/>
+        </w:rPr>
+        <w:t>html</w:t>
+      </w:r>
+      <w:proofErr w:type="spellEnd"/>
+      <w:r>
+        <w:rPr>
+          <w:lang w:val="de-DE"/>
+        </w:rPr>
+        <w:t>&gt;</w:t>
+      </w:r>
+    </w:p>
+    <w:p>
+      <w:pPr>
+        <w:pStyle w:val="Code"/>
+        <w:rPr>
+          <w:lang w:val="de-DE"/>
+        </w:rPr>
+      </w:pPr>
+      <w:r>
+        <w:rPr>
+          <w:lang w:val="de-DE"/>
+        </w:rPr>
+        <w:t>&lt;</w:t>
+      </w:r>
+      <w:proofErr w:type="spellStart"/>
+      <w:r>
+        <w:rPr>
+          <w:lang w:val="de-DE"/>
+        </w:rPr>
+        <w:t>html</w:t>
+      </w:r>
+      <w:proofErr w:type="spellEnd"/>
+      <w:r>
+        <w:rPr>
+          <w:lang w:val="de-DE"/>
+        </w:rPr>
+        <w:t xml:space="preserve"> lang="en"&gt;</w:t>
+      </w:r>
+    </w:p>
+    <w:p>
+      <w:pPr>
+        <w:pStyle w:val="Code"/>
+      </w:pPr>
+      <w:r>
+        <w:t>&lt;</w:t>
+      </w:r>
+      <w:proofErr w:type="gramStart"/>
+      <w:r>
+        <w:t>head</w:t>
+      </w:r>
+      <w:proofErr w:type="gramEnd"/>
+      <w:r>
+        <w:t>&gt;</w:t>
+      </w:r>
+    </w:p>
+    <w:p>
+      <w:pPr>
+        <w:pStyle w:val="Code"/>
+      </w:pPr>
+      <w:r>
+        <w:t xml:space="preserve">    &lt;</w:t>
+      </w:r>
+      <w:proofErr w:type="gramStart"/>
+      <w:r>
+        <w:t>meta</w:t>
+      </w:r>
+      <w:proofErr w:type="gramEnd"/>
+      <w:r>
+        <w:t xml:space="preserve"> charset="UTF-8"&gt;</w:t>
+      </w:r>
+    </w:p>
+    <w:p>
+      <w:pPr>
+        <w:pStyle w:val="Code"/>
+      </w:pPr>
+      <w:r>
+        <w:t xml:space="preserve">    &lt;</w:t>
+      </w:r>
+      <w:proofErr w:type="gramStart"/>
+      <w:r>
+        <w:t>title&gt;</w:t>
+      </w:r>
+      <w:proofErr w:type="gramEnd"/>
+      <w:r>
+        <w:t xml:space="preserve">Nginx via </w:t>
+      </w:r>
+      <w:proofErr w:type="spellStart"/>
+      <w:r>
+        <w:t>Ansible</w:t>
+      </w:r>
+      <w:proofErr w:type="spellEnd"/>
+      <w:r>
+        <w:t>&lt;/title&gt;</w:t>
+      </w:r>
+    </w:p>
+    <w:p>
+      <w:pPr>
+        <w:pStyle w:val="Code"/>
+      </w:pPr>
+      <w:r>
+        <w:t>&lt;/head&gt;</w:t>
+      </w:r>
+    </w:p>
+    <w:p>
+      <w:pPr>
+        <w:pStyle w:val="Code"/>
+      </w:pPr>
+      <w:r>
+        <w:t>&lt;</w:t>
+      </w:r>
+      <w:proofErr w:type="gramStart"/>
+      <w:r>
+        <w:t>body</w:t>
+      </w:r>
+      <w:proofErr w:type="gramEnd"/>
+      <w:r>
+        <w:t>&gt;</w:t>
+      </w:r>
+    </w:p>
+    <w:p>
+      <w:pPr>
+        <w:pStyle w:val="Code"/>
+      </w:pPr>
+      <w:r>
+        <w:t xml:space="preserve">    &lt;h1&gt;Nginx is working! &lt;/h1&gt;</w:t>
+      </w:r>
+    </w:p>
+    <w:p>
+      <w:pPr>
+        <w:pStyle w:val="Code"/>
+      </w:pPr>
+    </w:p>
+    <w:p>
+      <w:pPr>
+        <w:pStyle w:val="Code"/>
+      </w:pPr>
+      <w:r>
+        <w:t xml:space="preserve">    &lt;h2&gt;Deployment info&lt;/h2&gt;</w:t>
+      </w:r>
+    </w:p>
+    <w:p>
+      <w:pPr>
+        <w:pStyle w:val="Code"/>
+      </w:pPr>
+      <w:r>
+        <w:t xml:space="preserve">    &lt;</w:t>
+      </w:r>
+      <w:proofErr w:type="spellStart"/>
+      <w:proofErr w:type="gramStart"/>
+      <w:r>
+        <w:t>ul</w:t>
+      </w:r>
+      <w:proofErr w:type="spellEnd"/>
+      <w:proofErr w:type="gramEnd"/>
+      <w:r>
+        <w:t>&gt;</w:t>
+      </w:r>
+    </w:p>
+    <w:p>
+      <w:pPr>
+        <w:pStyle w:val="Code"/>
+      </w:pPr>
+      <w:r>
+        <w:t xml:space="preserve">        &lt;</w:t>
+      </w:r>
+      <w:proofErr w:type="gramStart"/>
+      <w:r>
+        <w:t>li</w:t>
+      </w:r>
+      <w:proofErr w:type="gramEnd"/>
+      <w:r>
+        <w:t>&gt;&lt;strong&gt;</w:t>
+      </w:r>
+      <w:proofErr w:type="spellStart"/>
+      <w:r>
+        <w:t>Ansible</w:t>
+      </w:r>
+      <w:proofErr w:type="spellEnd"/>
+      <w:r>
+        <w:t xml:space="preserve"> inventory name:&lt;/strong&gt; {{ </w:t>
+      </w:r>
+      <w:proofErr w:type="spellStart"/>
+      <w:r>
+        <w:t>inventory_hostname</w:t>
+      </w:r>
+      <w:proofErr w:type="spellEnd"/>
+      <w:r>
+        <w:t xml:space="preserve"> }}&lt;/li&gt;</w:t>
+      </w:r>
+    </w:p>
+    <w:p>
+      <w:pPr>
+        <w:pStyle w:val="Code"/>
+      </w:pPr>
+      <w:r>
+        <w:t xml:space="preserve">        &lt;</w:t>
+      </w:r>
+      <w:proofErr w:type="gramStart"/>
+      <w:r>
+        <w:t>li</w:t>
+      </w:r>
+      <w:proofErr w:type="gramEnd"/>
+      <w:r>
+        <w:t xml:space="preserve">&gt;&lt;strong&gt;System hostname:&lt;/strong&gt; {{ </w:t>
+      </w:r>
+      <w:proofErr w:type="spellStart"/>
+      <w:r>
+        <w:t>ansible_hostname</w:t>
+      </w:r>
+      <w:proofErr w:type="spellEnd"/>
+      <w:r>
+        <w:t xml:space="preserve"> }}&lt;/li&gt;</w:t>
+      </w:r>
+    </w:p>
+    <w:p>
+      <w:pPr>
+        <w:pStyle w:val="Code"/>
+      </w:pPr>
+      <w:r>
+        <w:t xml:space="preserve">        &lt;</w:t>
+      </w:r>
+      <w:proofErr w:type="gramStart"/>
+      <w:r>
+        <w:t>li</w:t>
+      </w:r>
+      <w:proofErr w:type="gramEnd"/>
+      <w:r>
+        <w:t xml:space="preserve">&gt;&lt;strong&gt;FQDN:&lt;/strong&gt; {{ </w:t>
+      </w:r>
+      <w:proofErr w:type="spellStart"/>
+      <w:r>
+        <w:t>ansible_fqdn</w:t>
+      </w:r>
+      <w:proofErr w:type="spellEnd"/>
+      <w:r>
+        <w:t xml:space="preserve"> }} &lt;/li&gt;</w:t>
+      </w:r>
+    </w:p>
+    <w:p>
+      <w:pPr>
+        <w:pStyle w:val="Code"/>
+      </w:pPr>
+      <w:r>
+        <w:t xml:space="preserve">        &lt;</w:t>
+      </w:r>
+      <w:proofErr w:type="gramStart"/>
+      <w:r>
+        <w:t>li</w:t>
+      </w:r>
+      <w:proofErr w:type="gramEnd"/>
+      <w:r>
+        <w:t>&gt;&lt;strong&gt;Primary IP address:&lt;/strong&gt; {{ ansible_default_ipv4.address }}&lt;/li&gt;</w:t>
+      </w:r>
+    </w:p>
+    <w:p>
+      <w:pPr>
+        <w:pStyle w:val="Code"/>
+      </w:pPr>
+      <w:r>
+        <w:t xml:space="preserve">    &lt;/</w:t>
+      </w:r>
+      <w:proofErr w:type="spellStart"/>
+      <w:r>
+        <w:t>ul</w:t>
+      </w:r>
+      <w:proofErr w:type="spellEnd"/>
+      <w:r>
+        <w:t>&gt;</w:t>
+      </w:r>
+    </w:p>
+    <w:p>
+      <w:pPr>
+        <w:pStyle w:val="Code"/>
+      </w:pPr>
+    </w:p>
+    <w:p>
+      <w:pPr>
+        <w:pStyle w:val="Code"/>
+      </w:pPr>
+      <w:r>
+        <w:t>&lt;h2&gt;System info&lt;/h2&gt;</w:t>
+      </w:r>
+    </w:p>
+    <w:p>
+      <w:pPr>
+        <w:pStyle w:val="Code"/>
+      </w:pPr>
+      <w:r>
+        <w:t xml:space="preserve">    &lt;</w:t>
+      </w:r>
+      <w:proofErr w:type="spellStart"/>
+      <w:proofErr w:type="gramStart"/>
+      <w:r>
+        <w:t>ul</w:t>
+      </w:r>
+      <w:proofErr w:type="spellEnd"/>
+      <w:proofErr w:type="gramEnd"/>
+      <w:r>
+        <w:t>&gt;</w:t>
+      </w:r>
+    </w:p>
+    <w:p>
+      <w:pPr>
+        <w:pStyle w:val="Code"/>
+      </w:pPr>
+      <w:r>
+        <w:t xml:space="preserve">        &lt;</w:t>
+      </w:r>
+      <w:proofErr w:type="gramStart"/>
+      <w:r>
+        <w:t>li</w:t>
+      </w:r>
+      <w:proofErr w:type="gramEnd"/>
+      <w:r>
+        <w:t xml:space="preserve">&gt;&lt;strong&gt;OS:&lt;/strong&gt; {{ </w:t>
+      </w:r>
+      <w:proofErr w:type="spellStart"/>
+      <w:r>
+        <w:t>ansible_distribution</w:t>
+      </w:r>
+      <w:proofErr w:type="spellEnd"/>
+      <w:r>
+        <w:t xml:space="preserve"> }} {{ </w:t>
+      </w:r>
+      <w:proofErr w:type="spellStart"/>
+      <w:r>
+        <w:t>ansible_distribution_version</w:t>
+      </w:r>
+      <w:proofErr w:type="spellEnd"/>
+      <w:r>
+        <w:t xml:space="preserve"> }}&lt;/li&gt;</w:t>
+      </w:r>
+    </w:p>
+    <w:p>
+      <w:pPr>
+        <w:pStyle w:val="Code"/>
+      </w:pPr>
+      <w:r>
+        <w:t xml:space="preserve">        &lt;</w:t>
+      </w:r>
+      <w:proofErr w:type="gramStart"/>
+      <w:r>
+        <w:t>li</w:t>
+      </w:r>
+      <w:proofErr w:type="gramEnd"/>
+      <w:r>
+        <w:t xml:space="preserve">&gt;&lt;strong&gt;Total RAM:&lt;/strong&gt; {{ </w:t>
+      </w:r>
+      <w:proofErr w:type="spellStart"/>
+      <w:r>
+        <w:t>ansible_memtotal_mb</w:t>
+      </w:r>
+      <w:proofErr w:type="spellEnd"/>
+      <w:r>
+        <w:t xml:space="preserve"> }} MB&lt;/li&gt;</w:t>
+      </w:r>
+    </w:p>
+    <w:p>
+      <w:pPr>
+        <w:pStyle w:val="Code"/>
+      </w:pPr>
+      <w:r>
+        <w:t xml:space="preserve">        &lt;</w:t>
+      </w:r>
+      <w:proofErr w:type="gramStart"/>
+      <w:r>
+        <w:t>li</w:t>
+      </w:r>
+      <w:proofErr w:type="gramEnd"/>
+      <w:r>
+        <w:t xml:space="preserve">&gt;&lt;strong&gt;vCPUs:&lt;/strong&gt; {{ </w:t>
+      </w:r>
+      <w:proofErr w:type="spellStart"/>
+      <w:r>
+        <w:t>ansible_processor_vcpus</w:t>
+      </w:r>
+      <w:proofErr w:type="spellEnd"/>
+      <w:r>
+        <w:t xml:space="preserve"> }}&lt;/li&gt;</w:t>
+      </w:r>
+    </w:p>
+    <w:p>
+      <w:pPr>
+        <w:pStyle w:val="Code"/>
+      </w:pPr>
+      <w:r>
+        <w:t xml:space="preserve">        &lt;</w:t>
+      </w:r>
+      <w:proofErr w:type="gramStart"/>
+      <w:r>
+        <w:t>li</w:t>
+      </w:r>
+      <w:proofErr w:type="gramEnd"/>
+      <w:r>
+        <w:t xml:space="preserve">&gt;&lt;strong&gt;CPU model:&lt;/strong&gt; {{ </w:t>
+      </w:r>
+      <w:proofErr w:type="spellStart"/>
+      <w:r>
+        <w:t>ansible_processor</w:t>
+      </w:r>
+      <w:proofErr w:type="spellEnd"/>
+      <w:r>
+        <w:t>[0] }}&lt;/li&gt;</w:t>
+      </w:r>
+    </w:p>
+    <w:p>
+      <w:pPr>
+        <w:pStyle w:val="Code"/>
+      </w:pPr>
+      <w:r>
+        <w:t xml:space="preserve">        &lt;</w:t>
+      </w:r>
+      <w:proofErr w:type="gramStart"/>
+      <w:r>
+        <w:t>li</w:t>
+      </w:r>
+      <w:proofErr w:type="gramEnd"/>
+      <w:r>
+        <w:t xml:space="preserve">&gt;&lt;strong&gt;Vendor / platform:&lt;/strong&gt; {{ </w:t>
+      </w:r>
+      <w:proofErr w:type="spellStart"/>
+      <w:r>
+        <w:t>ansible_system_vendor</w:t>
+      </w:r>
+      <w:proofErr w:type="spellEnd"/>
+      <w:r>
+        <w:t xml:space="preserve"> }} {{ </w:t>
+      </w:r>
+      <w:proofErr w:type="spellStart"/>
+      <w:r>
+        <w:t>ansible_product_name</w:t>
+      </w:r>
+      <w:proofErr w:type="spellEnd"/>
+      <w:r>
+        <w:t xml:space="preserve"> }}&lt;/li&gt;</w:t>
+      </w:r>
+    </w:p>
+    <w:p>
+      <w:pPr>
+        <w:pStyle w:val="Code"/>
+      </w:pPr>
+      <w:r>
+        <w:t xml:space="preserve">    &lt;/</w:t>
+      </w:r>
+      <w:proofErr w:type="spellStart"/>
+      <w:r>
+        <w:t>ul</w:t>
+      </w:r>
+      <w:proofErr w:type="spellEnd"/>
+      <w:r>
+        <w:t>&gt;</w:t>
+      </w:r>
+    </w:p>
+    <w:p>
+      <w:pPr>
+        <w:pStyle w:val="Code"/>
+      </w:pPr>
+    </w:p>
+    <w:p>
+      <w:pPr>
+        <w:pStyle w:val="Code"/>
+      </w:pPr>
+      <w:r>
+        <w:t xml:space="preserve">    &lt;p&gt;</w:t>
+      </w:r>
+      <w:proofErr w:type="gramStart"/>
+      <w:r>
+        <w:t>This</w:t>
+      </w:r>
+      <w:proofErr w:type="gramEnd"/>
+      <w:r>
+        <w:t xml:space="preserve"> page was deployed by </w:t>
+      </w:r>
+      <w:proofErr w:type="spellStart"/>
+      <w:r>
+        <w:t>Ansible</w:t>
+      </w:r>
+      <w:proofErr w:type="spellEnd"/>
+      <w:r>
+        <w:t xml:space="preserve"> role &lt;strong&gt;</w:t>
+      </w:r>
+      <w:proofErr w:type="spellStart"/>
+      <w:r>
+        <w:t>nginx</w:t>
+      </w:r>
+      <w:proofErr w:type="spellEnd"/>
+      <w:r>
+        <w:t>&lt;/strong&gt;.&lt;/p&gt;</w:t>
+      </w:r>
+    </w:p>
+    <w:p>
+      <w:pPr>
+        <w:pStyle w:val="Code"/>
+      </w:pPr>
+      <w:r>
+        <w:t xml:space="preserve">    &lt;p&gt;Author - Vladimir Kuryndin &lt;/p&gt;</w:t>
+      </w:r>
+    </w:p>
+    <w:p>
+      <w:pPr>
+        <w:pStyle w:val="Code"/>
+      </w:pPr>
+      <w:r>
+        <w:t>&lt;/body&gt;</w:t>
+      </w:r>
+    </w:p>
+    <w:p>
+      <w:pPr>
+        <w:pStyle w:val="Code"/>
+        <w:rPr>
+          <w:lang w:val="ru-RU"/>
+        </w:rPr>
+      </w:pPr>
+      <w:r>
+        <w:rPr>
+          <w:lang w:val="ru-RU"/>
+        </w:rPr>
+        <w:t>&lt;/html&gt;</w:t>
+      </w:r>
+    </w:p>
+    <w:p>
+      <w:pPr>
+        <w:rPr>
+          <w:lang w:val="ru-RU"/>
+        </w:rPr>
+      </w:pPr>
+    </w:p>
+    <w:p>
+      <w:pPr>
         <w:pStyle w:val="Heading2"/>
       </w:pPr>
-      <w:bookmarkStart w:id="24" w:name="_Toc215522513"/>
+      <w:bookmarkStart w:id="16" w:name="_Toc215559910"/>
+      <w:r>
+        <w:rPr>
+          <w:lang w:val="ru-RU"/>
+        </w:rPr>
+        <w:t>А</w:t>
+      </w:r>
+      <w:proofErr w:type="spellStart"/>
+      <w:r>
+        <w:t>pach</w:t>
+      </w:r>
+      <w:r>
+        <w:t>e</w:t>
+      </w:r>
+      <w:bookmarkEnd w:id="16"/>
+      <w:proofErr w:type="spellEnd"/>
+    </w:p>
+    <w:p>
+      <w:pPr>
+        <w:pStyle w:val="Heading3"/>
+      </w:pPr>
+      <w:bookmarkStart w:id="17" w:name="_Toc215559911"/>
+      <w:proofErr w:type="gramStart"/>
+      <w:r>
+        <w:t>tasks/</w:t>
+      </w:r>
+      <w:proofErr w:type="spellStart"/>
+      <w:r>
+        <w:t>main.yml</w:t>
+      </w:r>
+      <w:bookmarkEnd w:id="17"/>
+      <w:proofErr w:type="spellEnd"/>
+      <w:proofErr w:type="gramEnd"/>
+    </w:p>
+    <w:p>
+      <w:pPr>
+        <w:pStyle w:val="Code"/>
+      </w:pPr>
+      <w:r>
+        <w:t xml:space="preserve">  GNU </w:t>
+      </w:r>
+      <w:proofErr w:type="spellStart"/>
+      <w:r>
+        <w:t>nano</w:t>
+      </w:r>
+      <w:proofErr w:type="spellEnd"/>
+      <w:r>
+        <w:t xml:space="preserve"> 7.2                                               roles/apache/tasks/</w:t>
+      </w:r>
+      <w:proofErr w:type="spellStart"/>
+      <w:r>
+        <w:t>main.yml</w:t>
+      </w:r>
+      <w:proofErr w:type="spellEnd"/>
+      <w:r>
+        <w:t xml:space="preserve">                                                        </w:t>
+      </w:r>
+    </w:p>
+    <w:p>
+      <w:pPr>
+        <w:pStyle w:val="Code"/>
+      </w:pPr>
+      <w:r>
+        <w:t>---</w:t>
+      </w:r>
+    </w:p>
+    <w:p>
+      <w:pPr>
+        <w:pStyle w:val="Code"/>
+      </w:pPr>
+      <w:r>
+        <w:t xml:space="preserve">- </w:t>
+      </w:r>
+      <w:proofErr w:type="gramStart"/>
+      <w:r>
+        <w:t>name</w:t>
+      </w:r>
+      <w:proofErr w:type="gramEnd"/>
+      <w:r>
+        <w:t>: Install Apache (</w:t>
+      </w:r>
+      <w:proofErr w:type="spellStart"/>
+      <w:r>
+        <w:t>httpd</w:t>
+      </w:r>
+      <w:proofErr w:type="spellEnd"/>
+      <w:r>
+        <w:t>)</w:t>
+      </w:r>
+    </w:p>
+    <w:p>
+      <w:pPr>
+        <w:pStyle w:val="Code"/>
+      </w:pPr>
+      <w:r>
+        <w:t xml:space="preserve">  </w:t>
+      </w:r>
+      <w:proofErr w:type="spellStart"/>
+      <w:r>
+        <w:t>ansible.builtin.package</w:t>
+      </w:r>
+      <w:proofErr w:type="spellEnd"/>
+      <w:r>
+        <w:t>:</w:t>
+      </w:r>
+    </w:p>
+    <w:p>
+      <w:pPr>
+        <w:pStyle w:val="Code"/>
+      </w:pPr>
+      <w:r>
+        <w:t xml:space="preserve">    </w:t>
+      </w:r>
+      <w:proofErr w:type="gramStart"/>
+      <w:r>
+        <w:t>name</w:t>
+      </w:r>
+      <w:proofErr w:type="gramEnd"/>
+      <w:r>
+        <w:t xml:space="preserve">: </w:t>
+      </w:r>
+      <w:proofErr w:type="spellStart"/>
+      <w:r>
+        <w:t>httpd</w:t>
+      </w:r>
+      <w:proofErr w:type="spellEnd"/>
+    </w:p>
+    <w:p>
+      <w:pPr>
+        <w:pStyle w:val="Code"/>
+      </w:pPr>
+      <w:r>
+        <w:t xml:space="preserve">    </w:t>
+      </w:r>
+      <w:proofErr w:type="gramStart"/>
+      <w:r>
+        <w:t>state</w:t>
+      </w:r>
+      <w:proofErr w:type="gramEnd"/>
+      <w:r>
+        <w:t>: present</w:t>
+      </w:r>
+    </w:p>
+    <w:p>
+      <w:pPr>
+        <w:pStyle w:val="Code"/>
+      </w:pPr>
+      <w:r>
+        <w:t xml:space="preserve">  </w:t>
+      </w:r>
+      <w:proofErr w:type="gramStart"/>
+      <w:r>
+        <w:t>notify</w:t>
+      </w:r>
+      <w:proofErr w:type="gramEnd"/>
+      <w:r>
+        <w:t>: Restart apache</w:t>
+      </w:r>
+    </w:p>
+    <w:p>
+      <w:pPr>
+        <w:pStyle w:val="Code"/>
+      </w:pPr>
+    </w:p>
+    <w:p>
+      <w:pPr>
+        <w:pStyle w:val="Code"/>
+      </w:pPr>
+      <w:r>
+        <w:t xml:space="preserve">- </w:t>
+      </w:r>
+      <w:proofErr w:type="gramStart"/>
+      <w:r>
+        <w:t>name</w:t>
+      </w:r>
+      <w:proofErr w:type="gramEnd"/>
+      <w:r>
+        <w:t>: Ensure Apache (</w:t>
+      </w:r>
+      <w:proofErr w:type="spellStart"/>
+      <w:r>
+        <w:t>httpd</w:t>
+      </w:r>
+      <w:proofErr w:type="spellEnd"/>
+      <w:r>
+        <w:t>) service is enabled and running</w:t>
+      </w:r>
+    </w:p>
+    <w:p>
+      <w:pPr>
+        <w:pStyle w:val="Code"/>
+      </w:pPr>
+      <w:r>
+        <w:t xml:space="preserve">  </w:t>
+      </w:r>
+      <w:proofErr w:type="spellStart"/>
+      <w:r>
+        <w:t>ansible.builtin.service</w:t>
+      </w:r>
+      <w:proofErr w:type="spellEnd"/>
+      <w:r>
+        <w:t>:</w:t>
+      </w:r>
+    </w:p>
+    <w:p>
+      <w:pPr>
+        <w:pStyle w:val="Code"/>
+      </w:pPr>
+      <w:r>
+        <w:t xml:space="preserve">    </w:t>
+      </w:r>
+      <w:proofErr w:type="gramStart"/>
+      <w:r>
+        <w:t>name</w:t>
+      </w:r>
+      <w:proofErr w:type="gramEnd"/>
+      <w:r>
+        <w:t xml:space="preserve">: </w:t>
+      </w:r>
+      <w:proofErr w:type="spellStart"/>
+      <w:r>
+        <w:t>httpd</w:t>
+      </w:r>
+      <w:proofErr w:type="spellEnd"/>
+    </w:p>
+    <w:p>
+      <w:pPr>
+        <w:pStyle w:val="Code"/>
+      </w:pPr>
+      <w:r>
+        <w:t xml:space="preserve">    </w:t>
+      </w:r>
+      <w:proofErr w:type="gramStart"/>
+      <w:r>
+        <w:t>state</w:t>
+      </w:r>
+      <w:proofErr w:type="gramEnd"/>
+      <w:r>
+        <w:t>: started</w:t>
+      </w:r>
+    </w:p>
+    <w:p>
+      <w:pPr>
+        <w:pStyle w:val="Code"/>
+      </w:pPr>
+      <w:r>
+        <w:t xml:space="preserve">    </w:t>
+      </w:r>
+      <w:proofErr w:type="gramStart"/>
+      <w:r>
+        <w:t>enabled</w:t>
+      </w:r>
+      <w:proofErr w:type="gramEnd"/>
+      <w:r>
+        <w:t>: true</w:t>
+      </w:r>
+    </w:p>
+    <w:p>
+      <w:pPr>
+        <w:pStyle w:val="Code"/>
+      </w:pPr>
+    </w:p>
+    <w:p>
+      <w:pPr>
+        <w:pStyle w:val="Code"/>
+      </w:pPr>
+      <w:r>
+        <w:t xml:space="preserve">- </w:t>
+      </w:r>
+      <w:proofErr w:type="gramStart"/>
+      <w:r>
+        <w:t>name</w:t>
+      </w:r>
+      <w:proofErr w:type="gramEnd"/>
+      <w:r>
+        <w:t>: Deploy custom index.html to Apache default site</w:t>
+      </w:r>
+    </w:p>
+    <w:p>
+      <w:pPr>
+        <w:pStyle w:val="Code"/>
+      </w:pPr>
+      <w:r>
+        <w:t xml:space="preserve">  </w:t>
+      </w:r>
+      <w:proofErr w:type="spellStart"/>
+      <w:r>
+        <w:t>ansible.builtin.template</w:t>
+      </w:r>
+      <w:proofErr w:type="spellEnd"/>
+      <w:r>
+        <w:t>:</w:t>
+      </w:r>
+    </w:p>
+    <w:p>
+      <w:pPr>
+        <w:pStyle w:val="Code"/>
+      </w:pPr>
+      <w:r>
+        <w:t xml:space="preserve">    </w:t>
+      </w:r>
+      <w:proofErr w:type="spellStart"/>
+      <w:proofErr w:type="gramStart"/>
+      <w:r>
+        <w:t>src</w:t>
+      </w:r>
+      <w:proofErr w:type="spellEnd"/>
+      <w:proofErr w:type="gramEnd"/>
+      <w:r>
+        <w:t>: index.html.j2</w:t>
+      </w:r>
+    </w:p>
+    <w:p>
+      <w:pPr>
+        <w:pStyle w:val="Code"/>
+        <w:rPr>
+          <w:lang w:val="de-DE"/>
+        </w:rPr>
+      </w:pPr>
+      <w:r>
+        <w:t xml:space="preserve">    </w:t>
+      </w:r>
+      <w:proofErr w:type="spellStart"/>
+      <w:r>
+        <w:rPr>
+          <w:lang w:val="de-DE"/>
+        </w:rPr>
+        <w:t>dest</w:t>
+      </w:r>
+      <w:proofErr w:type="spellEnd"/>
+      <w:r>
+        <w:rPr>
+          <w:lang w:val="de-DE"/>
+        </w:rPr>
+        <w:t>: /</w:t>
+      </w:r>
+      <w:proofErr w:type="spellStart"/>
+      <w:r>
+        <w:rPr>
+          <w:lang w:val="de-DE"/>
+        </w:rPr>
+        <w:t>var</w:t>
+      </w:r>
+      <w:proofErr w:type="spellEnd"/>
+      <w:r>
+        <w:rPr>
+          <w:lang w:val="de-DE"/>
+        </w:rPr>
+        <w:t>/</w:t>
+      </w:r>
+      <w:proofErr w:type="spellStart"/>
+      <w:r>
+        <w:rPr>
+          <w:lang w:val="de-DE"/>
+        </w:rPr>
+        <w:t>www</w:t>
+      </w:r>
+      <w:proofErr w:type="spellEnd"/>
+      <w:r>
+        <w:rPr>
+          <w:lang w:val="de-DE"/>
+        </w:rPr>
+        <w:t>/</w:t>
+      </w:r>
+      <w:proofErr w:type="spellStart"/>
+      <w:r>
+        <w:rPr>
+          <w:lang w:val="de-DE"/>
+        </w:rPr>
+        <w:t>html</w:t>
+      </w:r>
+      <w:proofErr w:type="spellEnd"/>
+      <w:r>
+        <w:rPr>
+          <w:lang w:val="de-DE"/>
+        </w:rPr>
+        <w:t>/index.html</w:t>
+      </w:r>
+    </w:p>
+    <w:p>
+      <w:pPr>
+        <w:pStyle w:val="Code"/>
+      </w:pPr>
+      <w:r>
+        <w:rPr>
+          <w:lang w:val="de-DE"/>
+        </w:rPr>
+        <w:t xml:space="preserve">    </w:t>
+      </w:r>
+      <w:proofErr w:type="gramStart"/>
+      <w:r>
+        <w:t>owner</w:t>
+      </w:r>
+      <w:proofErr w:type="gramEnd"/>
+      <w:r>
+        <w:t>: apache</w:t>
+      </w:r>
+    </w:p>
+    <w:p>
+      <w:pPr>
+        <w:pStyle w:val="Code"/>
+      </w:pPr>
+      <w:r>
+        <w:t xml:space="preserve">    </w:t>
+      </w:r>
+      <w:proofErr w:type="gramStart"/>
+      <w:r>
+        <w:t>group</w:t>
+      </w:r>
+      <w:proofErr w:type="gramEnd"/>
+      <w:r>
+        <w:t>: apache</w:t>
+      </w:r>
+    </w:p>
+    <w:p>
+      <w:pPr>
+        <w:pStyle w:val="Code"/>
+      </w:pPr>
+      <w:r>
+        <w:t xml:space="preserve">    </w:t>
+      </w:r>
+      <w:proofErr w:type="gramStart"/>
+      <w:r>
+        <w:t>mode</w:t>
+      </w:r>
+      <w:proofErr w:type="gramEnd"/>
+      <w:r>
+        <w:t>: '0644'</w:t>
+      </w:r>
+    </w:p>
+    <w:p/>
+    <w:p>
+      <w:pPr>
+        <w:pStyle w:val="Heading3"/>
+      </w:pPr>
+      <w:bookmarkStart w:id="18" w:name="_Toc215559912"/>
+      <w:proofErr w:type="gramStart"/>
+      <w:r>
+        <w:t>handlers/</w:t>
+      </w:r>
+      <w:proofErr w:type="spellStart"/>
+      <w:r>
+        <w:t>main.yml</w:t>
+      </w:r>
+      <w:bookmarkEnd w:id="18"/>
+      <w:proofErr w:type="spellEnd"/>
+      <w:proofErr w:type="gramEnd"/>
+    </w:p>
+    <w:p>
+      <w:pPr>
+        <w:pStyle w:val="Code"/>
+      </w:pPr>
+      <w:r>
+        <w:t xml:space="preserve">  GNU </w:t>
+      </w:r>
+      <w:proofErr w:type="spellStart"/>
+      <w:r>
+        <w:t>nano</w:t>
+      </w:r>
+      <w:proofErr w:type="spellEnd"/>
+      <w:r>
+        <w:t xml:space="preserve"> 7.2                                             roles/apache/handlers/</w:t>
+      </w:r>
+      <w:proofErr w:type="spellStart"/>
+      <w:r>
+        <w:t>main.yml</w:t>
+      </w:r>
+      <w:proofErr w:type="spellEnd"/>
+      <w:r>
+        <w:t xml:space="preserve">                                                       </w:t>
+      </w:r>
+    </w:p>
+    <w:p>
+      <w:pPr>
+        <w:pStyle w:val="Code"/>
+      </w:pPr>
+      <w:r>
+        <w:t>---</w:t>
+      </w:r>
+    </w:p>
+    <w:p>
+      <w:pPr>
+        <w:pStyle w:val="Code"/>
+      </w:pPr>
+      <w:r>
+        <w:t xml:space="preserve">- </w:t>
+      </w:r>
+      <w:proofErr w:type="gramStart"/>
+      <w:r>
+        <w:t>name</w:t>
+      </w:r>
+      <w:proofErr w:type="gramEnd"/>
+      <w:r>
+        <w:t>: Restart apache</w:t>
+      </w:r>
+    </w:p>
+    <w:p>
+      <w:pPr>
+        <w:pStyle w:val="Code"/>
+      </w:pPr>
+      <w:r>
+        <w:t xml:space="preserve">  </w:t>
+      </w:r>
+      <w:proofErr w:type="spellStart"/>
+      <w:r>
+        <w:t>ansible.builtin.service</w:t>
+      </w:r>
+      <w:proofErr w:type="spellEnd"/>
+      <w:r>
+        <w:t>:</w:t>
+      </w:r>
+    </w:p>
+    <w:p>
+      <w:pPr>
+        <w:pStyle w:val="Code"/>
+      </w:pPr>
+      <w:r>
+        <w:t xml:space="preserve">    </w:t>
+      </w:r>
+      <w:proofErr w:type="gramStart"/>
+      <w:r>
+        <w:t>name</w:t>
+      </w:r>
+      <w:proofErr w:type="gramEnd"/>
+      <w:r>
+        <w:t xml:space="preserve">: </w:t>
+      </w:r>
+      <w:proofErr w:type="spellStart"/>
+      <w:r>
+        <w:t>httpd</w:t>
+      </w:r>
+      <w:proofErr w:type="spellEnd"/>
+    </w:p>
+    <w:p>
+      <w:pPr>
+        <w:pStyle w:val="Code"/>
+      </w:pPr>
+      <w:r>
+        <w:t xml:space="preserve">    </w:t>
+      </w:r>
+      <w:proofErr w:type="gramStart"/>
+      <w:r>
+        <w:t>state</w:t>
+      </w:r>
+      <w:proofErr w:type="gramEnd"/>
+      <w:r>
+        <w:t>: restarted</w:t>
+      </w:r>
+    </w:p>
+    <w:p/>
+    <w:p>
+      <w:pPr>
+        <w:pStyle w:val="Heading3"/>
+      </w:pPr>
+      <w:bookmarkStart w:id="19" w:name="_Toc215559913"/>
+      <w:proofErr w:type="gramStart"/>
+      <w:r>
+        <w:t>templates/index.html</w:t>
+      </w:r>
+      <w:bookmarkEnd w:id="19"/>
+      <w:proofErr w:type="gramEnd"/>
+    </w:p>
+    <w:p>
+      <w:pPr>
+        <w:pStyle w:val="Code"/>
+      </w:pPr>
+      <w:r>
+        <w:t xml:space="preserve">  GNU </w:t>
+      </w:r>
+      <w:proofErr w:type="spellStart"/>
+      <w:r>
+        <w:t>nano</w:t>
+      </w:r>
+      <w:proofErr w:type="spellEnd"/>
+      <w:r>
+        <w:t xml:space="preserve"> 7.2                                          roles/apache/templates/index.html.j2                                                    </w:t>
+      </w:r>
+    </w:p>
+    <w:p>
+      <w:pPr>
+        <w:pStyle w:val="Code"/>
+        <w:rPr>
+          <w:lang w:val="de-DE"/>
+        </w:rPr>
+      </w:pPr>
+      <w:proofErr w:type="gramStart"/>
+      <w:r>
+        <w:rPr>
+          <w:lang w:val="de-DE"/>
+        </w:rPr>
+        <w:t>&lt;!DOCTYPE</w:t>
+      </w:r>
+      <w:proofErr w:type="gramEnd"/>
+      <w:r>
+        <w:rPr>
+          <w:lang w:val="de-DE"/>
+        </w:rPr>
+        <w:t xml:space="preserve"> </w:t>
+      </w:r>
+      <w:proofErr w:type="spellStart"/>
+      <w:r>
+        <w:rPr>
+          <w:lang w:val="de-DE"/>
+        </w:rPr>
+        <w:t>html</w:t>
+      </w:r>
+      <w:proofErr w:type="spellEnd"/>
+      <w:r>
+        <w:rPr>
+          <w:lang w:val="de-DE"/>
+        </w:rPr>
+        <w:t>&gt;</w:t>
+      </w:r>
+    </w:p>
+    <w:p>
+      <w:pPr>
+        <w:pStyle w:val="Code"/>
+        <w:rPr>
+          <w:lang w:val="de-DE"/>
+        </w:rPr>
+      </w:pPr>
+      <w:r>
+        <w:rPr>
+          <w:lang w:val="de-DE"/>
+        </w:rPr>
+        <w:t>&lt;</w:t>
+      </w:r>
+      <w:proofErr w:type="spellStart"/>
+      <w:r>
+        <w:rPr>
+          <w:lang w:val="de-DE"/>
+        </w:rPr>
+        <w:t>html</w:t>
+      </w:r>
+      <w:proofErr w:type="spellEnd"/>
+      <w:r>
+        <w:rPr>
+          <w:lang w:val="de-DE"/>
+        </w:rPr>
+        <w:t xml:space="preserve"> lang="en"&gt;</w:t>
+      </w:r>
+    </w:p>
+    <w:p>
+      <w:pPr>
+        <w:pStyle w:val="Code"/>
+      </w:pPr>
+      <w:r>
+        <w:t>&lt;</w:t>
+      </w:r>
+      <w:proofErr w:type="gramStart"/>
+      <w:r>
+        <w:t>head</w:t>
+      </w:r>
+      <w:proofErr w:type="gramEnd"/>
+      <w:r>
+        <w:t>&gt;</w:t>
+      </w:r>
+    </w:p>
+    <w:p>
+      <w:pPr>
+        <w:pStyle w:val="Code"/>
+      </w:pPr>
+      <w:r>
+        <w:t xml:space="preserve">    &lt;</w:t>
+      </w:r>
+      <w:proofErr w:type="gramStart"/>
+      <w:r>
+        <w:t>meta</w:t>
+      </w:r>
+      <w:proofErr w:type="gramEnd"/>
+      <w:r>
+        <w:t xml:space="preserve"> charset="UTF-8"&gt;</w:t>
+      </w:r>
+    </w:p>
+    <w:p>
+      <w:pPr>
+        <w:pStyle w:val="Code"/>
+      </w:pPr>
+      <w:r>
+        <w:t xml:space="preserve">    &lt;</w:t>
+      </w:r>
+      <w:proofErr w:type="gramStart"/>
+      <w:r>
+        <w:t>title&gt;</w:t>
+      </w:r>
+      <w:proofErr w:type="gramEnd"/>
+      <w:r>
+        <w:t xml:space="preserve">Apache via </w:t>
+      </w:r>
+      <w:proofErr w:type="spellStart"/>
+      <w:r>
+        <w:t>Ansible</w:t>
+      </w:r>
+      <w:proofErr w:type="spellEnd"/>
+      <w:r>
+        <w:t>&lt;/title&gt;</w:t>
+      </w:r>
+    </w:p>
+    <w:p>
+      <w:pPr>
+        <w:pStyle w:val="Code"/>
+      </w:pPr>
+      <w:r>
+        <w:t>&lt;/head&gt;</w:t>
+      </w:r>
+    </w:p>
+    <w:p>
+      <w:pPr>
+        <w:pStyle w:val="Code"/>
+      </w:pPr>
+      <w:r>
+        <w:t>&lt;</w:t>
+      </w:r>
+      <w:proofErr w:type="gramStart"/>
+      <w:r>
+        <w:t>body</w:t>
+      </w:r>
+      <w:proofErr w:type="gramEnd"/>
+      <w:r>
+        <w:t>&gt;</w:t>
+      </w:r>
+    </w:p>
+    <w:p>
+      <w:pPr>
+        <w:pStyle w:val="Code"/>
+      </w:pPr>
+      <w:r>
+        <w:t xml:space="preserve">    &lt;h1&gt;Apache (</w:t>
+      </w:r>
+      <w:proofErr w:type="spellStart"/>
+      <w:r>
+        <w:t>httpd</w:t>
+      </w:r>
+      <w:proofErr w:type="spellEnd"/>
+      <w:r>
+        <w:t>) is working! &lt;/h1&gt;</w:t>
+      </w:r>
+    </w:p>
+    <w:p>
+      <w:pPr>
+        <w:pStyle w:val="Code"/>
+      </w:pPr>
+    </w:p>
+    <w:p>
+      <w:pPr>
+        <w:pStyle w:val="Code"/>
+      </w:pPr>
+      <w:r>
+        <w:t xml:space="preserve">    &lt;h2&gt;Deployment info&lt;/h2&gt;</w:t>
+      </w:r>
+    </w:p>
+    <w:p>
+      <w:pPr>
+        <w:pStyle w:val="Code"/>
+      </w:pPr>
+      <w:r>
+        <w:t xml:space="preserve">    &lt;</w:t>
+      </w:r>
+      <w:proofErr w:type="spellStart"/>
+      <w:proofErr w:type="gramStart"/>
+      <w:r>
+        <w:t>ul</w:t>
+      </w:r>
+      <w:proofErr w:type="spellEnd"/>
+      <w:proofErr w:type="gramEnd"/>
+      <w:r>
+        <w:t>&gt;</w:t>
+      </w:r>
+    </w:p>
+    <w:p>
+      <w:pPr>
+        <w:pStyle w:val="Code"/>
+      </w:pPr>
+      <w:r>
+        <w:t xml:space="preserve">        &lt;</w:t>
+      </w:r>
+      <w:proofErr w:type="gramStart"/>
+      <w:r>
+        <w:t>li</w:t>
+      </w:r>
+      <w:proofErr w:type="gramEnd"/>
+      <w:r>
+        <w:t xml:space="preserve">&gt;&lt;strong&gt;Inventory name:&lt;/strong&gt; {{ </w:t>
+      </w:r>
+      <w:proofErr w:type="spellStart"/>
+      <w:r>
+        <w:t>inventory_hostname</w:t>
+      </w:r>
+      <w:proofErr w:type="spellEnd"/>
+      <w:r>
+        <w:t xml:space="preserve"> }}&lt;/li&gt;</w:t>
+      </w:r>
+    </w:p>
+    <w:p>
+      <w:pPr>
+        <w:pStyle w:val="Code"/>
+      </w:pPr>
+      <w:r>
+        <w:t xml:space="preserve">        &lt;</w:t>
+      </w:r>
+      <w:proofErr w:type="gramStart"/>
+      <w:r>
+        <w:t>li</w:t>
+      </w:r>
+      <w:proofErr w:type="gramEnd"/>
+      <w:r>
+        <w:t xml:space="preserve">&gt;&lt;strong&gt;System hostname:&lt;/strong&gt; {{ </w:t>
+      </w:r>
+      <w:proofErr w:type="spellStart"/>
+      <w:r>
+        <w:t>ansible_hostname</w:t>
+      </w:r>
+      <w:proofErr w:type="spellEnd"/>
+      <w:r>
+        <w:t xml:space="preserve"> }}&lt;/li&gt;</w:t>
+      </w:r>
+    </w:p>
+    <w:p>
+      <w:pPr>
+        <w:pStyle w:val="Code"/>
+      </w:pPr>
+      <w:r>
+        <w:t xml:space="preserve">        &lt;</w:t>
+      </w:r>
+      <w:proofErr w:type="gramStart"/>
+      <w:r>
+        <w:t>li</w:t>
+      </w:r>
+      <w:proofErr w:type="gramEnd"/>
+      <w:r>
+        <w:t xml:space="preserve">&gt;&lt;strong&gt;FQDN:&lt;/strong&gt; {{ </w:t>
+      </w:r>
+      <w:proofErr w:type="spellStart"/>
+      <w:r>
+        <w:t>ansible_fqdn</w:t>
+      </w:r>
+      <w:proofErr w:type="spellEnd"/>
+      <w:r>
+        <w:t xml:space="preserve"> }} &lt;/li&gt;</w:t>
+      </w:r>
+    </w:p>
+    <w:p>
+      <w:pPr>
+        <w:pStyle w:val="Code"/>
+      </w:pPr>
+      <w:r>
+        <w:t xml:space="preserve">        &lt;</w:t>
+      </w:r>
+      <w:proofErr w:type="gramStart"/>
+      <w:r>
+        <w:t>li</w:t>
+      </w:r>
+      <w:proofErr w:type="gramEnd"/>
+      <w:r>
+        <w:t>&gt;&lt;strong&gt;Primary IP address:&lt;/strong&gt; {{ ansible_default_ipv4.address }}&lt;/li&gt;</w:t>
+      </w:r>
+    </w:p>
+    <w:p>
+      <w:pPr>
+        <w:pStyle w:val="Code"/>
+      </w:pPr>
+      <w:r>
+        <w:t xml:space="preserve">    &lt;/</w:t>
+      </w:r>
+      <w:proofErr w:type="spellStart"/>
+      <w:r>
+        <w:t>ul</w:t>
+      </w:r>
+      <w:proofErr w:type="spellEnd"/>
+      <w:r>
+        <w:t>&gt;</w:t>
+      </w:r>
+    </w:p>
+    <w:p>
+      <w:pPr>
+        <w:pStyle w:val="Code"/>
+      </w:pPr>
+    </w:p>
+    <w:p>
+      <w:pPr>
+        <w:pStyle w:val="Code"/>
+      </w:pPr>
+      <w:r>
+        <w:t>&lt;h2&gt;System info&lt;/h2&gt;</w:t>
+      </w:r>
+    </w:p>
+    <w:p>
+      <w:pPr>
+        <w:pStyle w:val="Code"/>
+      </w:pPr>
+      <w:r>
+        <w:t xml:space="preserve">    &lt;</w:t>
+      </w:r>
+      <w:proofErr w:type="spellStart"/>
+      <w:proofErr w:type="gramStart"/>
+      <w:r>
+        <w:t>ul</w:t>
+      </w:r>
+      <w:proofErr w:type="spellEnd"/>
+      <w:proofErr w:type="gramEnd"/>
+      <w:r>
+        <w:t>&gt;</w:t>
+      </w:r>
+    </w:p>
+    <w:p>
+      <w:pPr>
+        <w:pStyle w:val="Code"/>
+      </w:pPr>
+      <w:r>
+        <w:t xml:space="preserve">        &lt;</w:t>
+      </w:r>
+      <w:proofErr w:type="gramStart"/>
+      <w:r>
+        <w:t>li</w:t>
+      </w:r>
+      <w:proofErr w:type="gramEnd"/>
+      <w:r>
+        <w:t xml:space="preserve">&gt;&lt;strong&gt;OS:&lt;/strong&gt; {{ </w:t>
+      </w:r>
+      <w:proofErr w:type="spellStart"/>
+      <w:r>
+        <w:t>ansible_distribution</w:t>
+      </w:r>
+      <w:proofErr w:type="spellEnd"/>
+      <w:r>
+        <w:t xml:space="preserve"> }} {{ </w:t>
+      </w:r>
+      <w:proofErr w:type="spellStart"/>
+      <w:r>
+        <w:t>ansible_distribution_version</w:t>
+      </w:r>
+      <w:proofErr w:type="spellEnd"/>
+      <w:r>
+        <w:t xml:space="preserve"> }}&lt;/li&gt;</w:t>
+      </w:r>
+    </w:p>
+    <w:p>
+      <w:pPr>
+        <w:pStyle w:val="Code"/>
+      </w:pPr>
+      <w:r>
+        <w:t xml:space="preserve">        &lt;</w:t>
+      </w:r>
+      <w:proofErr w:type="gramStart"/>
+      <w:r>
+        <w:t>li</w:t>
+      </w:r>
+      <w:proofErr w:type="gramEnd"/>
+      <w:r>
+        <w:t xml:space="preserve">&gt;&lt;strong&gt;Total RAM:&lt;/strong&gt; {{ </w:t>
+      </w:r>
+      <w:proofErr w:type="spellStart"/>
+      <w:r>
+        <w:t>ansible_memtotal_mb</w:t>
+      </w:r>
+      <w:proofErr w:type="spellEnd"/>
+      <w:r>
+        <w:t xml:space="preserve"> }} MB&lt;/li&gt;</w:t>
+      </w:r>
+    </w:p>
+    <w:p>
+      <w:pPr>
+        <w:pStyle w:val="Code"/>
+      </w:pPr>
+      <w:r>
+        <w:t xml:space="preserve">        &lt;</w:t>
+      </w:r>
+      <w:proofErr w:type="gramStart"/>
+      <w:r>
+        <w:t>li</w:t>
+      </w:r>
+      <w:proofErr w:type="gramEnd"/>
+      <w:r>
+        <w:t xml:space="preserve">&gt;&lt;strong&gt;vCPUs:&lt;/strong&gt; {{ </w:t>
+      </w:r>
+      <w:proofErr w:type="spellStart"/>
+      <w:r>
+        <w:t>ansible_processor_vcpus</w:t>
+      </w:r>
+      <w:proofErr w:type="spellEnd"/>
+      <w:r>
+        <w:t xml:space="preserve"> }}&lt;/li&gt;</w:t>
+      </w:r>
+    </w:p>
+    <w:p>
+      <w:pPr>
+        <w:pStyle w:val="Code"/>
+      </w:pPr>
+      <w:r>
+        <w:t xml:space="preserve">        &lt;</w:t>
+      </w:r>
+      <w:proofErr w:type="gramStart"/>
+      <w:r>
+        <w:t>li</w:t>
+      </w:r>
+      <w:proofErr w:type="gramEnd"/>
+      <w:r>
+        <w:t xml:space="preserve">&gt;&lt;strong&gt;CPU model:&lt;/strong&gt; {{ </w:t>
+      </w:r>
+      <w:proofErr w:type="spellStart"/>
+      <w:r>
+        <w:t>ansible_processor</w:t>
+      </w:r>
+      <w:proofErr w:type="spellEnd"/>
+      <w:r>
+        <w:t>[0] }}&lt;/li&gt;</w:t>
+      </w:r>
+    </w:p>
+    <w:p>
+      <w:pPr>
+        <w:pStyle w:val="Code"/>
+      </w:pPr>
+      <w:r>
+        <w:t xml:space="preserve">        &lt;</w:t>
+      </w:r>
+      <w:proofErr w:type="gramStart"/>
+      <w:r>
+        <w:t>li</w:t>
+      </w:r>
+      <w:proofErr w:type="gramEnd"/>
+      <w:r>
+        <w:t xml:space="preserve">&gt;&lt;strong&gt;Vendor / platform:&lt;/strong&gt; {{ </w:t>
+      </w:r>
+      <w:proofErr w:type="spellStart"/>
+      <w:r>
+        <w:t>ansible_system_vendor</w:t>
+      </w:r>
+      <w:proofErr w:type="spellEnd"/>
+      <w:r>
+        <w:t xml:space="preserve"> }} {{ </w:t>
+      </w:r>
+      <w:proofErr w:type="spellStart"/>
+      <w:r>
+        <w:t>ansible_product_name</w:t>
+      </w:r>
+      <w:proofErr w:type="spellEnd"/>
+      <w:r>
+        <w:t xml:space="preserve"> }}&lt;/li&gt;</w:t>
+      </w:r>
+    </w:p>
+    <w:p>
+      <w:pPr>
+        <w:pStyle w:val="Code"/>
+      </w:pPr>
+      <w:r>
+        <w:t xml:space="preserve">    &lt;/</w:t>
+      </w:r>
+      <w:proofErr w:type="spellStart"/>
+      <w:r>
+        <w:t>ul</w:t>
+      </w:r>
+      <w:proofErr w:type="spellEnd"/>
+      <w:r>
+        <w:t>&gt;</w:t>
+      </w:r>
+    </w:p>
+    <w:p>
+      <w:pPr>
+        <w:pStyle w:val="Code"/>
+      </w:pPr>
+    </w:p>
+    <w:p>
+      <w:pPr>
+        <w:pStyle w:val="Code"/>
+      </w:pPr>
+      <w:r>
+        <w:t xml:space="preserve">    &lt;p&gt;This page was deployed by </w:t>
+      </w:r>
+      <w:proofErr w:type="spellStart"/>
+      <w:r>
+        <w:t>Ansible</w:t>
+      </w:r>
+      <w:proofErr w:type="spellEnd"/>
+      <w:r>
+        <w:t xml:space="preserve"> role &lt;strong&gt;apache&lt;/strong&gt; on Amazon Linux</w:t>
+      </w:r>
+      <w:proofErr w:type="gramStart"/>
+      <w:r>
+        <w:t>.&lt;</w:t>
+      </w:r>
+      <w:proofErr w:type="gramEnd"/>
+      <w:r>
+        <w:t>/p&gt;</w:t>
+      </w:r>
+    </w:p>
+    <w:p>
+      <w:pPr>
+        <w:pStyle w:val="Code"/>
+      </w:pPr>
+      <w:r>
+        <w:t xml:space="preserve">    &lt;p&gt; Created by Vladimir Kuryndin</w:t>
+      </w:r>
+      <w:proofErr w:type="gramStart"/>
+      <w:r>
+        <w:t>.&lt;</w:t>
+      </w:r>
+      <w:proofErr w:type="gramEnd"/>
+      <w:r>
+        <w:t>/p&gt;</w:t>
+      </w:r>
+    </w:p>
+    <w:p>
+      <w:pPr>
+        <w:pStyle w:val="Code"/>
+      </w:pPr>
+      <w:r>
+        <w:t>&lt;/body&gt;</w:t>
+      </w:r>
+    </w:p>
+    <w:p>
+      <w:pPr>
+        <w:pStyle w:val="Code"/>
+      </w:pPr>
+      <w:r>
+        <w:t>&lt;/html&gt;</w:t>
+      </w:r>
+    </w:p>
+    <w:p/>
+    <w:p/>
+    <w:p>
+      <w:pPr>
+        <w:pStyle w:val="Heading1"/>
+        <w:rPr>
+          <w:lang w:val="ru-RU"/>
+        </w:rPr>
+      </w:pPr>
+      <w:bookmarkStart w:id="20" w:name="_Toc215559914"/>
+      <w:r>
+        <w:rPr>
+          <w:lang w:val="ru-RU"/>
+        </w:rPr>
+        <w:t>П</w:t>
+      </w:r>
+      <w:r>
+        <w:rPr>
+          <w:lang w:val="ru-RU"/>
+        </w:rPr>
+        <w:t>лейбук, который использует созданные роли для развертывания Nginx</w:t>
+      </w:r>
+      <w:r>
+        <w:rPr>
+          <w:lang w:val="ru-RU"/>
+        </w:rPr>
+        <w:t xml:space="preserve"> и Apache на удаленных серверах</w:t>
+      </w:r>
+      <w:bookmarkEnd w:id="20"/>
+    </w:p>
+    <w:p>
+      <w:pPr>
+        <w:rPr>
+          <w:lang w:val="ru-RU"/>
+        </w:rPr>
+      </w:pPr>
+    </w:p>
+    <w:p>
+      <w:pPr>
+        <w:pStyle w:val="Heading2"/>
+      </w:pPr>
+      <w:bookmarkStart w:id="21" w:name="_Toc215559915"/>
+      <w:r>
+        <w:t>Nginx</w:t>
+      </w:r>
+      <w:bookmarkEnd w:id="21"/>
+    </w:p>
+    <w:p>
+      <w:pPr>
+        <w:pStyle w:val="Code"/>
+      </w:pPr>
+      <w:r>
+        <w:t xml:space="preserve">  GNU </w:t>
+      </w:r>
+      <w:proofErr w:type="spellStart"/>
+      <w:r>
+        <w:t>nano</w:t>
+      </w:r>
+      <w:proofErr w:type="spellEnd"/>
+      <w:r>
+        <w:t xml:space="preserve"> 7.2                                                        </w:t>
+      </w:r>
+      <w:proofErr w:type="spellStart"/>
+      <w:r>
+        <w:t>nginx.yml</w:t>
+      </w:r>
+      <w:proofErr w:type="spellEnd"/>
+      <w:r>
+        <w:t xml:space="preserve">                                                                 </w:t>
+      </w:r>
+    </w:p>
+    <w:p>
+      <w:pPr>
+        <w:pStyle w:val="Code"/>
+      </w:pPr>
+      <w:r>
+        <w:t>---</w:t>
+      </w:r>
+    </w:p>
+    <w:p>
+      <w:pPr>
+        <w:pStyle w:val="Code"/>
+      </w:pPr>
+      <w:r>
+        <w:t xml:space="preserve">- </w:t>
+      </w:r>
+      <w:proofErr w:type="gramStart"/>
+      <w:r>
+        <w:t>name</w:t>
+      </w:r>
+      <w:proofErr w:type="gramEnd"/>
+      <w:r>
+        <w:t xml:space="preserve">: Configure Nginx on </w:t>
+      </w:r>
+      <w:proofErr w:type="spellStart"/>
+      <w:r>
+        <w:t>nginx</w:t>
+      </w:r>
+      <w:proofErr w:type="spellEnd"/>
+      <w:r>
+        <w:t xml:space="preserve"> group</w:t>
+      </w:r>
+    </w:p>
+    <w:p>
+      <w:pPr>
+        <w:pStyle w:val="Code"/>
+      </w:pPr>
+      <w:r>
+        <w:t xml:space="preserve">  </w:t>
+      </w:r>
+      <w:proofErr w:type="gramStart"/>
+      <w:r>
+        <w:t>hosts</w:t>
+      </w:r>
+      <w:proofErr w:type="gramEnd"/>
+      <w:r>
+        <w:t xml:space="preserve">: </w:t>
+      </w:r>
+      <w:proofErr w:type="spellStart"/>
+      <w:r>
+        <w:t>nginx</w:t>
+      </w:r>
+      <w:proofErr w:type="spellEnd"/>
+    </w:p>
+    <w:p>
+      <w:pPr>
+        <w:pStyle w:val="Code"/>
+      </w:pPr>
+      <w:r>
+        <w:t xml:space="preserve">  </w:t>
+      </w:r>
+      <w:proofErr w:type="gramStart"/>
+      <w:r>
+        <w:t>become</w:t>
+      </w:r>
+      <w:proofErr w:type="gramEnd"/>
+      <w:r>
+        <w:t>: true</w:t>
+      </w:r>
+    </w:p>
+    <w:p>
+      <w:pPr>
+        <w:pStyle w:val="Code"/>
+      </w:pPr>
+      <w:r>
+        <w:t xml:space="preserve">  </w:t>
+      </w:r>
+      <w:proofErr w:type="spellStart"/>
+      <w:r>
+        <w:t>gather_facts</w:t>
+      </w:r>
+      <w:proofErr w:type="spellEnd"/>
+      <w:r>
+        <w:t>: true</w:t>
+      </w:r>
+    </w:p>
+    <w:p>
+      <w:pPr>
+        <w:pStyle w:val="Code"/>
+      </w:pPr>
+    </w:p>
+    <w:p>
+      <w:pPr>
+        <w:pStyle w:val="Code"/>
+      </w:pPr>
+      <w:r>
+        <w:t xml:space="preserve">  </w:t>
+      </w:r>
+      <w:proofErr w:type="gramStart"/>
+      <w:r>
+        <w:t>roles</w:t>
+      </w:r>
+      <w:proofErr w:type="gramEnd"/>
+      <w:r>
+        <w:t>:</w:t>
+      </w:r>
+    </w:p>
+    <w:p>
+      <w:pPr>
+        <w:pStyle w:val="Code"/>
+        <w:rPr>
+          <w:lang w:val="ru-RU"/>
+        </w:rPr>
+      </w:pPr>
+      <w:r>
+        <w:t xml:space="preserve">    </w:t>
+      </w:r>
+      <w:r>
+        <w:rPr>
+          <w:lang w:val="ru-RU"/>
+        </w:rPr>
+        <w:t>- nginx</w:t>
+      </w:r>
+    </w:p>
+    <w:p>
+      <w:pPr>
+        <w:rPr>
+          <w:lang w:val="ru-RU"/>
+        </w:rPr>
+      </w:pPr>
+    </w:p>
+    <w:p>
+      <w:pPr>
+        <w:pStyle w:val="Heading2"/>
+      </w:pPr>
+      <w:bookmarkStart w:id="22" w:name="_Toc215559916"/>
       <w:r>
         <w:t>Apache</w:t>
       </w:r>
+      <w:bookmarkEnd w:id="22"/>
+    </w:p>
+    <w:p>
+      <w:pPr>
+        <w:pStyle w:val="Code"/>
+      </w:pPr>
+      <w:r>
+        <w:t xml:space="preserve">  GNU </w:t>
+      </w:r>
+      <w:proofErr w:type="spellStart"/>
+      <w:r>
+        <w:t>nano</w:t>
+      </w:r>
+      <w:proofErr w:type="spellEnd"/>
+      <w:r>
+        <w:t xml:space="preserve"> 7.2                                                       </w:t>
+      </w:r>
+      <w:proofErr w:type="spellStart"/>
+      <w:r>
+        <w:t>apache.yml</w:t>
+      </w:r>
+      <w:proofErr w:type="spellEnd"/>
+      <w:r>
+        <w:t xml:space="preserve">                                                                 </w:t>
+      </w:r>
+    </w:p>
+    <w:p>
+      <w:pPr>
+        <w:pStyle w:val="Code"/>
+      </w:pPr>
+      <w:r>
+        <w:t>---</w:t>
+      </w:r>
+    </w:p>
+    <w:p>
+      <w:pPr>
+        <w:pStyle w:val="Code"/>
+      </w:pPr>
+      <w:r>
+        <w:t xml:space="preserve">- </w:t>
+      </w:r>
+      <w:proofErr w:type="gramStart"/>
+      <w:r>
+        <w:t>name</w:t>
+      </w:r>
+      <w:proofErr w:type="gramEnd"/>
+      <w:r>
+        <w:t>: Configure Apache on apache group</w:t>
+      </w:r>
+    </w:p>
+    <w:p>
+      <w:pPr>
+        <w:pStyle w:val="Code"/>
+      </w:pPr>
+      <w:r>
+        <w:t xml:space="preserve">  </w:t>
+      </w:r>
+      <w:proofErr w:type="gramStart"/>
+      <w:r>
+        <w:t>hosts</w:t>
+      </w:r>
+      <w:proofErr w:type="gramEnd"/>
+      <w:r>
+        <w:t>: apache</w:t>
+      </w:r>
+    </w:p>
+    <w:p>
+      <w:pPr>
+        <w:pStyle w:val="Code"/>
+      </w:pPr>
+      <w:r>
+        <w:t xml:space="preserve">  </w:t>
+      </w:r>
+      <w:proofErr w:type="gramStart"/>
+      <w:r>
+        <w:t>become</w:t>
+      </w:r>
+      <w:proofErr w:type="gramEnd"/>
+      <w:r>
+        <w:t>: true</w:t>
+      </w:r>
+    </w:p>
+    <w:p>
+      <w:pPr>
+        <w:pStyle w:val="Code"/>
+      </w:pPr>
+      <w:r>
+        <w:t xml:space="preserve">  </w:t>
+      </w:r>
+      <w:proofErr w:type="spellStart"/>
+      <w:r>
+        <w:t>gather_facts</w:t>
+      </w:r>
+      <w:proofErr w:type="spellEnd"/>
+      <w:r>
+        <w:t>: true</w:t>
+      </w:r>
+    </w:p>
+    <w:p>
+      <w:pPr>
+        <w:pStyle w:val="Code"/>
+      </w:pPr>
+    </w:p>
+    <w:p>
+      <w:pPr>
+        <w:pStyle w:val="Code"/>
+      </w:pPr>
+      <w:r>
+        <w:t xml:space="preserve">  </w:t>
+      </w:r>
+      <w:proofErr w:type="gramStart"/>
+      <w:r>
+        <w:t>roles</w:t>
+      </w:r>
+      <w:proofErr w:type="gramEnd"/>
+      <w:r>
+        <w:t>:</w:t>
+      </w:r>
+    </w:p>
+    <w:p>
+      <w:pPr>
+        <w:pStyle w:val="Code"/>
+      </w:pPr>
+      <w:r>
+        <w:t xml:space="preserve">    - </w:t>
+      </w:r>
+      <w:proofErr w:type="gramStart"/>
+      <w:r>
+        <w:t>apache</w:t>
+      </w:r>
+      <w:proofErr w:type="gramEnd"/>
+    </w:p>
+    <w:p/>
+    <w:p/>
+    <w:p/>
+    <w:p>
+      <w:pPr>
+        <w:pStyle w:val="Heading2"/>
+        <w:rPr>
+          <w:lang w:val="ru-RU"/>
+        </w:rPr>
+      </w:pPr>
+      <w:bookmarkStart w:id="23" w:name="_Toc215559917"/>
+      <w:r>
+        <w:rPr>
+          <w:lang w:val="ru-RU"/>
+        </w:rPr>
+        <w:t>Общий</w:t>
+      </w:r>
+      <w:bookmarkEnd w:id="23"/>
+    </w:p>
+    <w:p>
+      <w:pPr>
+        <w:rPr>
+          <w:lang w:val="ru-RU"/>
+        </w:rPr>
+      </w:pPr>
+      <w:r>
+        <w:rPr>
+          <w:lang w:val="ru-RU"/>
+        </w:rPr>
+        <w:t>Также я создал общий единый плейбук: который запускаем оба сервера сразу</w:t>
+      </w:r>
+      <w:r>
+        <w:rPr>
+          <w:lang w:val="ru-RU"/>
+        </w:rPr>
+        <w:t xml:space="preserve">. </w:t>
+      </w:r>
+      <w:r>
+        <w:rPr>
+          <w:lang w:val="ru-RU"/>
+        </w:rPr>
+        <w:t>Он запускает роль nginx для группы [nginx] и роль apache для группы [apache].</w:t>
+      </w:r>
+    </w:p>
+    <w:p>
+      <w:pPr>
+        <w:pStyle w:val="Code"/>
+        <w:rPr>
+          <w:lang w:val="ru-RU"/>
+        </w:rPr>
+      </w:pPr>
+      <w:r>
+        <w:rPr>
+          <w:lang w:val="ru-RU"/>
+        </w:rPr>
+        <w:t xml:space="preserve">  </w:t>
+      </w:r>
+      <w:r>
+        <w:t>GNU</w:t>
+      </w:r>
+      <w:r>
+        <w:rPr>
+          <w:lang w:val="ru-RU"/>
+        </w:rPr>
+        <w:t xml:space="preserve"> </w:t>
+      </w:r>
+      <w:proofErr w:type="spellStart"/>
+      <w:r>
+        <w:t>nano</w:t>
+      </w:r>
+      <w:proofErr w:type="spellEnd"/>
+      <w:r>
+        <w:rPr>
+          <w:lang w:val="ru-RU"/>
+        </w:rPr>
+        <w:t xml:space="preserve"> 7.2                                                        </w:t>
+      </w:r>
+      <w:r>
+        <w:t>site</w:t>
+      </w:r>
+      <w:r>
+        <w:rPr>
+          <w:lang w:val="ru-RU"/>
+        </w:rPr>
+        <w:t>.</w:t>
+      </w:r>
+      <w:proofErr w:type="spellStart"/>
+      <w:r>
+        <w:t>yml</w:t>
+      </w:r>
+      <w:proofErr w:type="spellEnd"/>
+      <w:r>
+        <w:rPr>
+          <w:lang w:val="ru-RU"/>
+        </w:rPr>
+        <w:t xml:space="preserve">                                                                  </w:t>
+      </w:r>
+    </w:p>
+    <w:p>
+      <w:pPr>
+        <w:pStyle w:val="Code"/>
+      </w:pPr>
+      <w:r>
+        <w:t>---</w:t>
+      </w:r>
+    </w:p>
+    <w:p>
+      <w:pPr>
+        <w:pStyle w:val="Code"/>
+      </w:pPr>
+      <w:r>
+        <w:t xml:space="preserve">- </w:t>
+      </w:r>
+      <w:proofErr w:type="gramStart"/>
+      <w:r>
+        <w:t>name</w:t>
+      </w:r>
+      <w:proofErr w:type="gramEnd"/>
+      <w:r>
+        <w:t xml:space="preserve">: Configure Nginx on </w:t>
+      </w:r>
+      <w:proofErr w:type="spellStart"/>
+      <w:r>
+        <w:t>nginx</w:t>
+      </w:r>
+      <w:proofErr w:type="spellEnd"/>
+      <w:r>
+        <w:t xml:space="preserve"> group</w:t>
+      </w:r>
+    </w:p>
+    <w:p>
+      <w:pPr>
+        <w:pStyle w:val="Code"/>
+      </w:pPr>
+      <w:r>
+        <w:t xml:space="preserve">  </w:t>
+      </w:r>
+      <w:proofErr w:type="gramStart"/>
+      <w:r>
+        <w:t>hosts</w:t>
+      </w:r>
+      <w:proofErr w:type="gramEnd"/>
+      <w:r>
+        <w:t xml:space="preserve">: </w:t>
+      </w:r>
+      <w:proofErr w:type="spellStart"/>
+      <w:r>
+        <w:t>nginx</w:t>
+      </w:r>
+      <w:proofErr w:type="spellEnd"/>
+    </w:p>
+    <w:p>
+      <w:pPr>
+        <w:pStyle w:val="Code"/>
+      </w:pPr>
+      <w:r>
+        <w:t xml:space="preserve">  </w:t>
+      </w:r>
+      <w:proofErr w:type="gramStart"/>
+      <w:r>
+        <w:t>become</w:t>
+      </w:r>
+      <w:proofErr w:type="gramEnd"/>
+      <w:r>
+        <w:t>: true</w:t>
+      </w:r>
+    </w:p>
+    <w:p>
+      <w:pPr>
+        <w:pStyle w:val="Code"/>
+      </w:pPr>
+      <w:r>
+        <w:t xml:space="preserve">  </w:t>
+      </w:r>
+      <w:proofErr w:type="spellStart"/>
+      <w:r>
+        <w:t>gather_facts</w:t>
+      </w:r>
+      <w:proofErr w:type="spellEnd"/>
+      <w:r>
+        <w:t>: true</w:t>
+      </w:r>
+    </w:p>
+    <w:p>
+      <w:pPr>
+        <w:pStyle w:val="Code"/>
+      </w:pPr>
+    </w:p>
+    <w:p>
+      <w:pPr>
+        <w:pStyle w:val="Code"/>
+      </w:pPr>
+      <w:r>
+        <w:t xml:space="preserve">  </w:t>
+      </w:r>
+      <w:proofErr w:type="gramStart"/>
+      <w:r>
+        <w:t>roles</w:t>
+      </w:r>
+      <w:proofErr w:type="gramEnd"/>
+      <w:r>
+        <w:t>:</w:t>
+      </w:r>
+    </w:p>
+    <w:p>
+      <w:pPr>
+        <w:pStyle w:val="Code"/>
+      </w:pPr>
+      <w:r>
+        <w:t xml:space="preserve">    - </w:t>
+      </w:r>
+      <w:proofErr w:type="spellStart"/>
+      <w:proofErr w:type="gramStart"/>
+      <w:r>
+        <w:t>nginx</w:t>
+      </w:r>
+      <w:proofErr w:type="spellEnd"/>
+      <w:proofErr w:type="gramEnd"/>
+    </w:p>
+    <w:p>
+      <w:pPr>
+        <w:pStyle w:val="Code"/>
+      </w:pPr>
+    </w:p>
+    <w:p>
+      <w:pPr>
+        <w:pStyle w:val="Code"/>
+      </w:pPr>
+      <w:r>
+        <w:t xml:space="preserve">- </w:t>
+      </w:r>
+      <w:proofErr w:type="gramStart"/>
+      <w:r>
+        <w:t>name</w:t>
+      </w:r>
+      <w:proofErr w:type="gramEnd"/>
+      <w:r>
+        <w:t>: Configure Apache on apache group</w:t>
+      </w:r>
+    </w:p>
+    <w:p>
+      <w:pPr>
+        <w:pStyle w:val="Code"/>
+      </w:pPr>
+      <w:r>
+        <w:t xml:space="preserve">  </w:t>
+      </w:r>
+      <w:proofErr w:type="gramStart"/>
+      <w:r>
+        <w:t>hosts</w:t>
+      </w:r>
+      <w:proofErr w:type="gramEnd"/>
+      <w:r>
+        <w:t>: apache</w:t>
+      </w:r>
+    </w:p>
+    <w:p>
+      <w:pPr>
+        <w:pStyle w:val="Code"/>
+      </w:pPr>
+      <w:r>
+        <w:t xml:space="preserve">  </w:t>
+      </w:r>
+      <w:proofErr w:type="gramStart"/>
+      <w:r>
+        <w:t>become</w:t>
+      </w:r>
+      <w:proofErr w:type="gramEnd"/>
+      <w:r>
+        <w:t>: true</w:t>
+      </w:r>
+    </w:p>
+    <w:p>
+      <w:pPr>
+        <w:pStyle w:val="Code"/>
+      </w:pPr>
+      <w:r>
+        <w:t xml:space="preserve">  </w:t>
+      </w:r>
+      <w:proofErr w:type="spellStart"/>
+      <w:r>
+        <w:t>gather_facts</w:t>
+      </w:r>
+      <w:proofErr w:type="spellEnd"/>
+      <w:r>
+        <w:t>: true</w:t>
+      </w:r>
+    </w:p>
+    <w:p>
+      <w:pPr>
+        <w:pStyle w:val="Code"/>
+      </w:pPr>
+    </w:p>
+    <w:p>
+      <w:pPr>
+        <w:pStyle w:val="Code"/>
+        <w:rPr>
+          <w:lang w:val="ru-RU"/>
+        </w:rPr>
+      </w:pPr>
+      <w:r>
+        <w:t xml:space="preserve">  </w:t>
+      </w:r>
+      <w:r>
+        <w:rPr>
+          <w:lang w:val="ru-RU"/>
+        </w:rPr>
+        <w:t>roles:</w:t>
+      </w:r>
+    </w:p>
+    <w:p>
+      <w:pPr>
+        <w:pStyle w:val="Code"/>
+        <w:rPr>
+          <w:lang w:val="ru-RU"/>
+        </w:rPr>
+      </w:pPr>
+      <w:r>
+        <w:rPr>
+          <w:lang w:val="ru-RU"/>
+        </w:rPr>
+        <w:t xml:space="preserve">    - apache</w:t>
+      </w:r>
+    </w:p>
+    <w:p>
+      <w:pPr>
+        <w:rPr>
+          <w:lang w:val="ru-RU"/>
+        </w:rPr>
+      </w:pPr>
+    </w:p>
+    <w:p>
+      <w:pPr>
+        <w:pStyle w:val="Heading1"/>
+        <w:rPr>
+          <w:lang w:val="ru-RU"/>
+        </w:rPr>
+      </w:pPr>
+      <w:bookmarkStart w:id="24" w:name="_Toc215559918"/>
+      <w:r>
+        <w:rPr>
+          <w:lang w:val="ru-RU"/>
+        </w:rPr>
+        <w:lastRenderedPageBreak/>
+        <w:t>Выполние плейбука</w:t>
+      </w:r>
       <w:bookmarkEnd w:id="24"/>
-    </w:p>
+      <w:r>
+        <w:rPr>
+          <w:lang w:val="ru-RU"/>
+        </w:rPr>
+        <w:t xml:space="preserve"> </w:t>
+      </w:r>
+    </w:p>
+    <w:p>
+      <w:pPr>
+        <w:pStyle w:val="Heading2"/>
+      </w:pPr>
+      <w:bookmarkStart w:id="25" w:name="_Toc215559919"/>
+      <w:r>
+        <w:t>Nginx</w:t>
+      </w:r>
+      <w:bookmarkEnd w:id="25"/>
+    </w:p>
+    <w:p>
+      <w:pPr>
+        <w:pStyle w:val="Code"/>
+      </w:pPr>
+      <w:proofErr w:type="spellStart"/>
+      <w:proofErr w:type="gramStart"/>
+      <w:r>
+        <w:t>ansible</w:t>
+      </w:r>
+      <w:proofErr w:type="spellEnd"/>
+      <w:r>
+        <w:t>-playbook</w:t>
+      </w:r>
+      <w:proofErr w:type="gramEnd"/>
+      <w:r>
+        <w:t xml:space="preserve"> -</w:t>
+      </w:r>
+      <w:proofErr w:type="spellStart"/>
+      <w:r>
+        <w:t>i</w:t>
+      </w:r>
+      <w:proofErr w:type="spellEnd"/>
+      <w:r>
+        <w:t xml:space="preserve"> inventory.ini </w:t>
+      </w:r>
+      <w:proofErr w:type="spellStart"/>
+      <w:r>
+        <w:t>nginx.yml</w:t>
+      </w:r>
+      <w:proofErr w:type="spellEnd"/>
+    </w:p>
+    <w:p/>
     <w:p>
       <w:r>
         <w:rPr>
           <w:noProof/>
         </w:rPr>
         <w:drawing>
-          <wp:inline distT="0" distB="0" distL="0" distR="0" wp14:anchorId="568E8306" wp14:editId="734FF027">
-            <wp:extent cx="5943600" cy="1984375"/>
+          <wp:inline distT="0" distB="0" distL="0" distR="0" wp14:anchorId="22AF13FC" wp14:editId="415B947D">
+            <wp:extent cx="5943600" cy="1774825"/>
             <wp:effectExtent l="0" t="0" r="0" b="0"/>
-            <wp:docPr id="14" name="Picture 14"/>
+            <wp:docPr id="15" name="Picture 15"/>
             <wp:cNvGraphicFramePr>
               <a:graphicFrameLocks xmlns:a="http://schemas.openxmlformats.org/drawingml/2006/main" noChangeAspect="1"/>
             </wp:cNvGraphicFramePr>
@@ -6738,7 +7323,7 @@
                   <pic:spPr>
                     <a:xfrm>
                       <a:off x="0" y="0"/>
-                      <a:ext cx="5943600" cy="1984375"/>
+                      <a:ext cx="5943600" cy="1774825"/>
                     </a:xfrm>
                     <a:prstGeom prst="rect">
                       <a:avLst/>
@@ -6753,53 +7338,56 @@
     </w:p>
     <w:p>
       <w:pPr>
-        <w:pStyle w:val="Heading1"/>
-        <w:rPr>
-          <w:lang w:val="ru-RU"/>
-        </w:rPr>
-      </w:pPr>
-      <w:bookmarkStart w:id="25" w:name="_Toc215522514"/>
-      <w:r>
-        <w:rPr>
-          <w:lang w:val="ru-RU"/>
-        </w:rPr>
-        <w:lastRenderedPageBreak/>
-        <w:t>Проверка работоспособности</w:t>
-      </w:r>
-      <w:r>
-        <w:rPr>
-          <w:lang w:val="ru-RU"/>
-        </w:rPr>
-        <w:t xml:space="preserve"> развернутых сервисов с помощь</w:t>
-      </w:r>
-      <w:r>
-        <w:rPr>
-          <w:lang w:val="ru-RU"/>
-        </w:rPr>
-        <w:t>ю браузера или командной строки</w:t>
-      </w:r>
-      <w:bookmarkEnd w:id="25"/>
-    </w:p>
-    <w:p>
-      <w:pPr>
         <w:pStyle w:val="Heading2"/>
       </w:pPr>
-      <w:bookmarkStart w:id="26" w:name="_Toc215522515"/>
-      <w:r>
-        <w:t>Nginx</w:t>
+      <w:bookmarkStart w:id="26" w:name="_Toc215559920"/>
+      <w:r>
+        <w:t>Apache</w:t>
       </w:r>
       <w:bookmarkEnd w:id="26"/>
     </w:p>
     <w:p>
+      <w:pPr>
+        <w:pStyle w:val="Code"/>
+      </w:pPr>
+      <w:proofErr w:type="spellStart"/>
+      <w:proofErr w:type="gramStart"/>
+      <w:r>
+        <w:t>ansible</w:t>
+      </w:r>
+      <w:proofErr w:type="spellEnd"/>
+      <w:r>
+        <w:t>-playbook</w:t>
+      </w:r>
+      <w:proofErr w:type="gramEnd"/>
+      <w:r>
+        <w:t xml:space="preserve"> -</w:t>
+      </w:r>
+      <w:proofErr w:type="spellStart"/>
+      <w:r>
+        <w:t>i</w:t>
+      </w:r>
+      <w:proofErr w:type="spellEnd"/>
+      <w:r>
+        <w:t xml:space="preserve"> inventory.ini </w:t>
+      </w:r>
+      <w:proofErr w:type="spellStart"/>
+      <w:r>
+        <w:t>apache.yml</w:t>
+      </w:r>
+      <w:proofErr w:type="spellEnd"/>
+    </w:p>
+    <w:p/>
+    <w:p>
       <w:r>
         <w:rPr>
           <w:noProof/>
         </w:rPr>
         <w:drawing>
-          <wp:inline distT="0" distB="0" distL="0" distR="0" wp14:anchorId="620B6C7B" wp14:editId="71B77A3D">
-            <wp:extent cx="2809137" cy="3495675"/>
+          <wp:inline distT="0" distB="0" distL="0" distR="0" wp14:anchorId="568E8306" wp14:editId="734FF027">
+            <wp:extent cx="5943600" cy="1984375"/>
             <wp:effectExtent l="0" t="0" r="0" b="0"/>
-            <wp:docPr id="17" name="Picture 17"/>
+            <wp:docPr id="14" name="Picture 14"/>
             <wp:cNvGraphicFramePr>
               <a:graphicFrameLocks xmlns:a="http://schemas.openxmlformats.org/drawingml/2006/main" noChangeAspect="1"/>
             </wp:cNvGraphicFramePr>
@@ -6819,7 +7407,7 @@
                   <pic:spPr>
                     <a:xfrm>
                       <a:off x="0" y="0"/>
-                      <a:ext cx="2819458" cy="3508518"/>
+                      <a:ext cx="5943600" cy="1984375"/>
                     </a:xfrm>
                     <a:prstGeom prst="rect">
                       <a:avLst/>
@@ -6834,27 +7422,57 @@
     </w:p>
     <w:p>
       <w:pPr>
-        <w:pStyle w:val="Heading2"/>
+        <w:pStyle w:val="Heading3"/>
+      </w:pPr>
+      <w:r>
+        <w:rPr>
+          <w:lang w:val="ru-RU"/>
+        </w:rPr>
+        <w:t>Общий</w:t>
+      </w:r>
+    </w:p>
+    <w:p>
+      <w:pPr>
+        <w:pStyle w:val="Code"/>
+      </w:pPr>
+      <w:proofErr w:type="spellStart"/>
+      <w:proofErr w:type="gramStart"/>
+      <w:r>
+        <w:t>ansible</w:t>
+      </w:r>
+      <w:proofErr w:type="spellEnd"/>
+      <w:r>
+        <w:t>-playbook</w:t>
+      </w:r>
+      <w:proofErr w:type="gramEnd"/>
+      <w:r>
+        <w:t xml:space="preserve"> -</w:t>
+      </w:r>
+      <w:proofErr w:type="spellStart"/>
+      <w:r>
+        <w:t>i</w:t>
+      </w:r>
+      <w:proofErr w:type="spellEnd"/>
+      <w:r>
+        <w:t xml:space="preserve"> inventory.ini </w:t>
+      </w:r>
+      <w:proofErr w:type="spellStart"/>
+      <w:r>
+        <w:t>site.yml</w:t>
+      </w:r>
+      <w:proofErr w:type="spellEnd"/>
+    </w:p>
+    <w:p/>
+    <w:p>
+      <w:r>
         <w:rPr>
           <w:noProof/>
         </w:rPr>
-      </w:pPr>
-      <w:bookmarkStart w:id="27" w:name="_Toc215522516"/>
-      <w:r>
-        <w:t>Apache</w:t>
-      </w:r>
-      <w:bookmarkEnd w:id="27"/>
-    </w:p>
-    <w:p>
-      <w:r>
-        <w:rPr>
-          <w:noProof/>
-        </w:rPr>
         <w:drawing>
-          <wp:inline distT="0" distB="0" distL="0" distR="0" wp14:anchorId="26D2087D" wp14:editId="4EEF826A">
-            <wp:extent cx="2933648" cy="3171825"/>
-            <wp:effectExtent l="0" t="0" r="635" b="0"/>
-            <wp:docPr id="16" name="Picture 16"/>
+          <wp:inline distT="0" distB="0" distL="0" distR="0" wp14:anchorId="5DE8DE5E" wp14:editId="28EA4807">
+            <wp:extent cx="5943600" cy="1925320"/>
+            <wp:effectExtent l="0" t="0" r="0" b="0"/>
+            <wp:docPr id="24" name="Picture 24"/>
             <wp:cNvGraphicFramePr>
               <a:graphicFrameLocks xmlns:a="http://schemas.openxmlformats.org/drawingml/2006/main" noChangeAspect="1"/>
             </wp:cNvGraphicFramePr>
@@ -6874,6 +7492,188 @@
                   <pic:spPr>
                     <a:xfrm>
                       <a:off x="0" y="0"/>
+                      <a:ext cx="5943600" cy="1925320"/>
+                    </a:xfrm>
+                    <a:prstGeom prst="rect">
+                      <a:avLst/>
+                    </a:prstGeom>
+                  </pic:spPr>
+                </pic:pic>
+              </a:graphicData>
+            </a:graphic>
+          </wp:inline>
+        </w:drawing>
+      </w:r>
+    </w:p>
+    <w:p>
+      <w:pPr>
+        <w:pStyle w:val="Heading1"/>
+        <w:rPr>
+          <w:lang w:val="ru-RU"/>
+        </w:rPr>
+      </w:pPr>
+      <w:bookmarkStart w:id="27" w:name="_Toc215559921"/>
+      <w:r>
+        <w:rPr>
+          <w:lang w:val="ru-RU"/>
+        </w:rPr>
+        <w:lastRenderedPageBreak/>
+        <w:t>Проверка работоспособности</w:t>
+      </w:r>
+      <w:r>
+        <w:rPr>
+          <w:lang w:val="ru-RU"/>
+        </w:rPr>
+        <w:t xml:space="preserve"> развернутых сервисов с помощь</w:t>
+      </w:r>
+      <w:r>
+        <w:rPr>
+          <w:lang w:val="ru-RU"/>
+        </w:rPr>
+        <w:t>ю браузера или командной строки</w:t>
+      </w:r>
+      <w:bookmarkEnd w:id="27"/>
+    </w:p>
+    <w:p>
+      <w:pPr>
+        <w:pStyle w:val="Heading2"/>
+      </w:pPr>
+      <w:bookmarkStart w:id="28" w:name="_Toc215559922"/>
+      <w:r>
+        <w:t>Nginx</w:t>
+      </w:r>
+      <w:bookmarkEnd w:id="28"/>
+    </w:p>
+    <w:p>
+      <w:r>
+        <w:rPr>
+          <w:noProof/>
+        </w:rPr>
+        <w:drawing>
+          <wp:inline distT="0" distB="0" distL="0" distR="0" wp14:anchorId="620B6C7B" wp14:editId="71B77A3D">
+            <wp:extent cx="2809137" cy="3495675"/>
+            <wp:effectExtent l="0" t="0" r="0" b="0"/>
+            <wp:docPr id="17" name="Picture 17"/>
+            <wp:cNvGraphicFramePr>
+              <a:graphicFrameLocks xmlns:a="http://schemas.openxmlformats.org/drawingml/2006/main" noChangeAspect="1"/>
+            </wp:cNvGraphicFramePr>
+            <a:graphic xmlns:a="http://schemas.openxmlformats.org/drawingml/2006/main">
+              <a:graphicData uri="http://schemas.openxmlformats.org/drawingml/2006/picture">
+                <pic:pic xmlns:pic="http://schemas.openxmlformats.org/drawingml/2006/picture">
+                  <pic:nvPicPr>
+                    <pic:cNvPr id="1" name=""/>
+                    <pic:cNvPicPr/>
+                  </pic:nvPicPr>
+                  <pic:blipFill>
+                    <a:blip r:embed="rId20"/>
+                    <a:stretch>
+                      <a:fillRect/>
+                    </a:stretch>
+                  </pic:blipFill>
+                  <pic:spPr>
+                    <a:xfrm>
+                      <a:off x="0" y="0"/>
+                      <a:ext cx="2819458" cy="3508518"/>
+                    </a:xfrm>
+                    <a:prstGeom prst="rect">
+                      <a:avLst/>
+                    </a:prstGeom>
+                  </pic:spPr>
+                </pic:pic>
+              </a:graphicData>
+            </a:graphic>
+          </wp:inline>
+        </w:drawing>
+      </w:r>
+      <w:r>
+        <w:t xml:space="preserve"> </w:t>
+      </w:r>
+      <w:r>
+        <w:t xml:space="preserve">  </w:t>
+      </w:r>
+      <w:r>
+        <w:rPr>
+          <w:noProof/>
+        </w:rPr>
+        <w:drawing>
+          <wp:inline distT="0" distB="0" distL="0" distR="0" wp14:anchorId="37C95463" wp14:editId="4B07E26C">
+            <wp:extent cx="2461399" cy="1552575"/>
+            <wp:effectExtent l="0" t="0" r="0" b="0"/>
+            <wp:docPr id="21" name="Picture 21"/>
+            <wp:cNvGraphicFramePr>
+              <a:graphicFrameLocks xmlns:a="http://schemas.openxmlformats.org/drawingml/2006/main" noChangeAspect="1"/>
+            </wp:cNvGraphicFramePr>
+            <a:graphic xmlns:a="http://schemas.openxmlformats.org/drawingml/2006/main">
+              <a:graphicData uri="http://schemas.openxmlformats.org/drawingml/2006/picture">
+                <pic:pic xmlns:pic="http://schemas.openxmlformats.org/drawingml/2006/picture">
+                  <pic:nvPicPr>
+                    <pic:cNvPr id="1" name=""/>
+                    <pic:cNvPicPr/>
+                  </pic:nvPicPr>
+                  <pic:blipFill>
+                    <a:blip r:embed="rId21"/>
+                    <a:stretch>
+                      <a:fillRect/>
+                    </a:stretch>
+                  </pic:blipFill>
+                  <pic:spPr>
+                    <a:xfrm>
+                      <a:off x="0" y="0"/>
+                      <a:ext cx="2503207" cy="1578946"/>
+                    </a:xfrm>
+                    <a:prstGeom prst="rect">
+                      <a:avLst/>
+                    </a:prstGeom>
+                  </pic:spPr>
+                </pic:pic>
+              </a:graphicData>
+            </a:graphic>
+          </wp:inline>
+        </w:drawing>
+      </w:r>
+    </w:p>
+    <w:p>
+      <w:pPr>
+        <w:pStyle w:val="Heading2"/>
+        <w:rPr>
+          <w:noProof/>
+        </w:rPr>
+      </w:pPr>
+      <w:bookmarkStart w:id="29" w:name="_Toc215559923"/>
+      <w:r>
+        <w:t>Apache</w:t>
+      </w:r>
+      <w:bookmarkEnd w:id="29"/>
+    </w:p>
+    <w:p>
+      <w:r>
+        <w:rPr>
+          <w:noProof/>
+        </w:rPr>
+        <w:drawing>
+          <wp:inline distT="0" distB="0" distL="0" distR="0" wp14:anchorId="26D2087D" wp14:editId="4EEF826A">
+            <wp:extent cx="2933648" cy="3171825"/>
+            <wp:effectExtent l="0" t="0" r="635" b="0"/>
+            <wp:docPr id="16" name="Picture 16"/>
+            <wp:cNvGraphicFramePr>
+              <a:graphicFrameLocks xmlns:a="http://schemas.openxmlformats.org/drawingml/2006/main" noChangeAspect="1"/>
+            </wp:cNvGraphicFramePr>
+            <a:graphic xmlns:a="http://schemas.openxmlformats.org/drawingml/2006/main">
+              <a:graphicData uri="http://schemas.openxmlformats.org/drawingml/2006/picture">
+                <pic:pic xmlns:pic="http://schemas.openxmlformats.org/drawingml/2006/picture">
+                  <pic:nvPicPr>
+                    <pic:cNvPr id="1" name=""/>
+                    <pic:cNvPicPr/>
+                  </pic:nvPicPr>
+                  <pic:blipFill>
+                    <a:blip r:embed="rId22"/>
+                    <a:stretch>
+                      <a:fillRect/>
+                    </a:stretch>
+                  </pic:blipFill>
+                  <pic:spPr>
+                    <a:xfrm>
+                      <a:off x="0" y="0"/>
                       <a:ext cx="2944891" cy="3183981"/>
                     </a:xfrm>
                     <a:prstGeom prst="rect">
@@ -6886,12 +7686,55 @@
           </wp:inline>
         </w:drawing>
       </w:r>
+      <w:r>
+        <w:t xml:space="preserve"> </w:t>
+      </w:r>
+      <w:r>
+        <w:rPr>
+          <w:noProof/>
+        </w:rPr>
+        <w:drawing>
+          <wp:inline distT="0" distB="0" distL="0" distR="0" wp14:anchorId="054F5670" wp14:editId="50F5F761">
+            <wp:extent cx="2847975" cy="1939727"/>
+            <wp:effectExtent l="0" t="0" r="0" b="3810"/>
+            <wp:docPr id="22" name="Picture 22"/>
+            <wp:cNvGraphicFramePr>
+              <a:graphicFrameLocks xmlns:a="http://schemas.openxmlformats.org/drawingml/2006/main" noChangeAspect="1"/>
+            </wp:cNvGraphicFramePr>
+            <a:graphic xmlns:a="http://schemas.openxmlformats.org/drawingml/2006/main">
+              <a:graphicData uri="http://schemas.openxmlformats.org/drawingml/2006/picture">
+                <pic:pic xmlns:pic="http://schemas.openxmlformats.org/drawingml/2006/picture">
+                  <pic:nvPicPr>
+                    <pic:cNvPr id="1" name=""/>
+                    <pic:cNvPicPr/>
+                  </pic:nvPicPr>
+                  <pic:blipFill>
+                    <a:blip r:embed="rId23"/>
+                    <a:stretch>
+                      <a:fillRect/>
+                    </a:stretch>
+                  </pic:blipFill>
+                  <pic:spPr>
+                    <a:xfrm>
+                      <a:off x="0" y="0"/>
+                      <a:ext cx="2883411" cy="1963862"/>
+                    </a:xfrm>
+                    <a:prstGeom prst="rect">
+                      <a:avLst/>
+                    </a:prstGeom>
+                  </pic:spPr>
+                </pic:pic>
+              </a:graphicData>
+            </a:graphic>
+          </wp:inline>
+        </w:drawing>
+      </w:r>
     </w:p>
     <w:p>
       <w:pPr>
         <w:pStyle w:val="Heading1"/>
       </w:pPr>
-      <w:bookmarkStart w:id="28" w:name="_Toc215522517"/>
+      <w:bookmarkStart w:id="30" w:name="_Toc215559924"/>
       <w:r>
         <w:rPr>
           <w:lang w:val="ru-RU"/>
@@ -6917,19 +7760,31 @@
       <w:r>
         <w:t>Apache</w:t>
       </w:r>
-      <w:bookmarkEnd w:id="28"/>
-    </w:p>
-    <w:p>
-      <w:pPr>
-        <w:rPr>
-          <w:lang w:val="ru-RU"/>
-        </w:rPr>
-      </w:pPr>
-      <w:r>
-        <w:rPr>
-          <w:lang w:val="ru-RU"/>
-        </w:rPr>
-        <w:t>Я создал общий плейбук для даления всех серверов сразую. По отдельности для удаления плейбуки также доступны.</w:t>
+      <w:bookmarkEnd w:id="30"/>
+    </w:p>
+    <w:p>
+      <w:pPr>
+        <w:rPr>
+          <w:lang w:val="ru-RU"/>
+        </w:rPr>
+      </w:pPr>
+      <w:r>
+        <w:rPr>
+          <w:lang w:val="ru-RU"/>
+        </w:rPr>
+        <w:t xml:space="preserve">Я создал общий плейбук для </w:t>
+      </w:r>
+      <w:r>
+        <w:rPr>
+          <w:lang w:val="ru-RU"/>
+        </w:rPr>
+        <w:t>у</w:t>
+      </w:r>
+      <w:r>
+        <w:rPr>
+          <w:lang w:val="ru-RU"/>
+        </w:rPr>
+        <w:t>даления всех серверов сразу. По отдельности для удаления плейбуки также доступны.</w:t>
       </w:r>
     </w:p>
     <w:p>
@@ -7676,7 +8531,7 @@
           <w:lang w:val="ru-RU"/>
         </w:rPr>
       </w:pPr>
-      <w:bookmarkStart w:id="29" w:name="_Toc215522518"/>
+      <w:bookmarkStart w:id="31" w:name="_Toc215559925"/>
       <w:r>
         <w:rPr>
           <w:lang w:val="ru-RU"/>
@@ -7684,13 +8539,13 @@
         <w:lastRenderedPageBreak/>
         <w:t>Общая структура всех итоговых файлов</w:t>
       </w:r>
-      <w:bookmarkEnd w:id="29"/>
+      <w:bookmarkEnd w:id="31"/>
     </w:p>
     <w:p>
       <w:pPr>
         <w:pStyle w:val="Heading1"/>
       </w:pPr>
-      <w:bookmarkStart w:id="30" w:name="_Toc215522519"/>
+      <w:bookmarkStart w:id="32" w:name="_Toc215559926"/>
       <w:r>
         <w:rPr>
           <w:noProof/>
@@ -7731,7 +8586,7 @@
           </wp:inline>
         </w:drawing>
       </w:r>
-      <w:bookmarkEnd w:id="30"/>
+      <w:bookmarkEnd w:id="32"/>
     </w:p>
     <w:p/>
     <w:p>
@@ -7741,14 +8596,14 @@
           <w:lang w:val="ru-RU"/>
         </w:rPr>
       </w:pPr>
-      <w:bookmarkStart w:id="31" w:name="_Toc215522520"/>
+      <w:bookmarkStart w:id="33" w:name="_Toc215559927"/>
       <w:r>
         <w:rPr>
           <w:lang w:val="ru-RU"/>
         </w:rPr>
         <w:t>Дополнительная информация</w:t>
       </w:r>
-      <w:bookmarkEnd w:id="31"/>
+      <w:bookmarkEnd w:id="33"/>
     </w:p>
     <w:p>
       <w:pPr>
@@ -7768,7 +8623,7 @@
         </w:rPr>
         <w:t xml:space="preserve"> </w:t>
       </w:r>
-      <w:hyperlink r:id="rId20" w:history="1">
+      <w:hyperlink r:id="rId24" w:history="1">
         <w:r>
           <w:rPr>
             <w:rStyle w:val="Hyperlink"/>
@@ -7905,7 +8760,7 @@
         <w:rPr>
           <w:lang w:val="ru-RU"/>
         </w:rPr>
-        <w:t xml:space="preserve"> послед сдачи задания.</w:t>
+        <w:t xml:space="preserve"> после сдачи задания.</w:t>
       </w:r>
     </w:p>
     <w:sectPr>
